--- a/downloads/student/bridge-week-11.docx
+++ b/downloads/student/bridge-week-11.docx
@@ -901,6 +901,16 @@
     <w:p>
       <w:r>
         <w:t>This worked row policy is explicit; file parsing, malformed values and data provenance require additional checks.</w:t>
+      </w:r>
+    </w:p>
+    <w:p>
+      <w:r>
+        <w:t>Read the labelled picture: Circle the included rows, calculate the sum and mean, and state coverage. Repeat after adding the fourth row with count four.</w:t>
+      </w:r>
+    </w:p>
+    <w:p>
+      <w:r>
+        <w:t>Change one thing: Add {"count":4} as a fourth row. Predict the result before checking the explanation. What remains the same?</w:t>
       </w:r>
     </w:p>
     <w:p>
@@ -2056,6 +2066,187 @@
         <w:t>Attempt the independent case before hints. Record whether you worked alone, used a hint or followed a model. After feedback, fix the first unsupported step and explain why it changed. A later check uses a changed case, not a copied answer.</w:t>
       </w:r>
     </w:p>
+    <w:p>
+      <w:pPr>
+        <w:pStyle w:val="Heading1"/>
+      </w:pPr>
+      <w:r>
+        <w:t>15. Your lesson route</w:t>
+      </w:r>
+    </w:p>
+    <w:p>
+      <w:r>
+        <w:t>Start with this question: Read rows with a missing-field policy. A toy table is represented as a list of dictionaries; count only rows with a recorded count.</w:t>
+      </w:r>
+    </w:p>
+    <w:tbl>
+      <w:tblPr>
+        <w:tblStyle w:val="LightShading-Accent1"/>
+        <w:tblW w:type="auto" w:w="0"/>
+        <w:tblLook w:firstColumn="1" w:firstRow="1" w:lastColumn="0" w:lastRow="0" w:noHBand="0" w:noVBand="1" w:val="04A0"/>
+      </w:tblPr>
+      <w:tblGrid>
+        <w:gridCol w:w="5112"/>
+        <w:gridCol w:w="5112"/>
+      </w:tblGrid>
+      <w:tr>
+        <w:trPr>
+          <w:tblHeader/>
+        </w:trPr>
+        <w:tc>
+          <w:tcPr>
+            <w:tcW w:type="dxa" w:w="5112"/>
+          </w:tcPr>
+          <w:p>
+            <w:r>
+              <w:t>By the end, I can</w:t>
+            </w:r>
+          </w:p>
+        </w:tc>
+        <w:tc>
+          <w:tcPr>
+            <w:tcW w:type="dxa" w:w="5112"/>
+          </w:tcPr>
+          <w:p>
+            <w:r>
+              <w:t>How I will show it</w:t>
+            </w:r>
+          </w:p>
+        </w:tc>
+      </w:tr>
+      <w:tr>
+        <w:tc>
+          <w:tcPr>
+            <w:tcW w:type="dxa" w:w="5112"/>
+          </w:tcPr>
+          <w:p>
+            <w:r>
+              <w:t>Process a list of records consistently</w:t>
+            </w:r>
+          </w:p>
+        </w:tc>
+        <w:tc>
+          <w:tcPr>
+            <w:tcW w:type="dxa" w:w="5112"/>
+          </w:tcPr>
+          <w:p>
+            <w:r>
+              <w:t>Explain the deciding step, show a trace or test, and state one limit.</w:t>
+            </w:r>
+          </w:p>
+        </w:tc>
+      </w:tr>
+      <w:tr>
+        <w:tc>
+          <w:tcPr>
+            <w:tcW w:type="dxa" w:w="5112"/>
+          </w:tcPr>
+          <w:p>
+            <w:r>
+              <w:t>Compute a total from named fields</w:t>
+            </w:r>
+          </w:p>
+        </w:tc>
+        <w:tc>
+          <w:tcPr>
+            <w:tcW w:type="dxa" w:w="5112"/>
+          </w:tcPr>
+          <w:p>
+            <w:r>
+              <w:t>Explain the deciding step, show a trace or test, and state one limit.</w:t>
+            </w:r>
+          </w:p>
+        </w:tc>
+      </w:tr>
+      <w:tr>
+        <w:tc>
+          <w:tcPr>
+            <w:tcW w:type="dxa" w:w="5112"/>
+          </w:tcPr>
+          <w:p>
+            <w:r>
+              <w:t>Preserve record meaning while tracing a loop</w:t>
+            </w:r>
+          </w:p>
+        </w:tc>
+        <w:tc>
+          <w:tcPr>
+            <w:tcW w:type="dxa" w:w="5112"/>
+          </w:tcPr>
+          <w:p>
+            <w:r>
+              <w:t>Explain the deciding step, show a trace or test, and state one limit.</w:t>
+            </w:r>
+          </w:p>
+        </w:tc>
+      </w:tr>
+    </w:tbl>
+    <w:p>
+      <w:r>
+        <w:t>Remember → watch and explain → try with help → investigate → try independently → keep project evidence. Your teacher may spread this lesson across several classes.</w:t>
+      </w:r>
+    </w:p>
+    <w:p>
+      <w:r>
+        <w:t>Keep your first prediction. Compare it with what the evidence shows and explain any change.</w:t>
+      </w:r>
+    </w:p>
+    <w:p>
+      <w:pPr>
+        <w:pStyle w:val="Heading1"/>
+      </w:pPr>
+      <w:r>
+        <w:t>16. Finish and return</w:t>
+      </w:r>
+    </w:p>
+    <w:p>
+      <w:r>
+        <w:t>Close your notes. Explain this goal in your own words: Process a list of records consistently</w:t>
+      </w:r>
+    </w:p>
+    <w:p>
+      <w:pPr>
+        <w:pStyle w:val="Heading3"/>
+      </w:pPr>
+      <w:r>
+        <w:t>My deciding step, evidence and one remaining question</w:t>
+      </w:r>
+    </w:p>
+    <w:p>
+      <w:r>
+        <w:t>________________________________________________________________</w:t>
+      </w:r>
+    </w:p>
+    <w:p>
+      <w:r>
+        <w:t>________________________________________________________________</w:t>
+      </w:r>
+    </w:p>
+    <w:p>
+      <w:r>
+        <w:t>________________________________________________________________</w:t>
+      </w:r>
+    </w:p>
+    <w:p>
+      <w:r>
+        <w:t>________________________________________________________________</w:t>
+      </w:r>
+    </w:p>
+    <w:p>
+      <w:r>
+        <w:t>________________________________________________________________</w:t>
+      </w:r>
+    </w:p>
+    <w:p>
+      <w:r>
+        <w:t>If you are unsure, return to the worked picture and explain one arrow. If you are ready, change an input or assumption and justify your prediction.</w:t>
+      </w:r>
+    </w:p>
+    <w:p>
+      <w:r>
+        <w:t>Save your workbook evidence. At the next review, try a different case before opening your old answer.</w:t>
+      </w:r>
+    </w:p>
     <w:sectPr>
       <w:pgSz w:w="12240" w:h="15840"/>
       <w:pgMar w:top="936" w:right="1008" w:bottom="936" w:left="1008" w:header="720" w:footer="720" w:gutter="0"/>

--- a/downloads/student/bridge-week-11.docx
+++ b/downloads/student/bridge-week-11.docx
@@ -2247,6 +2247,215 @@
         <w:t>Save your workbook evidence. At the next review, try a different case before opening your old answer.</w:t>
       </w:r>
     </w:p>
+    <w:p>
+      <w:pPr>
+        <w:pStyle w:val="Heading1"/>
+      </w:pPr>
+      <w:r>
+        <w:t>17. Supported practice, repair and portfolio</w:t>
+      </w:r>
+    </w:p>
+    <w:p>
+      <w:r>
+        <w:t>Use this supported practice once, in the browser or on paper. Keep the reserved independent assessment for a separate first attempt before teacher feedback.</w:t>
+      </w:r>
+    </w:p>
+    <w:p>
+      <w:r>
+        <w:t>Read rows with a missing-field policy. A toy table is represented as a list of dictionaries; count only rows with a recorded count.</w:t>
+      </w:r>
+    </w:p>
+    <w:p>
+      <w:pPr>
+        <w:pStyle w:val="Heading3"/>
+      </w:pPr>
+      <w:r>
+        <w:t>Practice 1: explain the deciding evidence</w:t>
+      </w:r>
+    </w:p>
+    <w:p>
+      <w:r>
+        <w:t>Which labelled step matches this detail? Mean is 1; measured coverage is 2 of 3 rows.</w:t>
+      </w:r>
+    </w:p>
+    <w:p>
+      <w:r>
+        <w:t>1. Inspect three rows</w:t>
+      </w:r>
+    </w:p>
+    <w:p>
+      <w:r>
+        <w:t>2. Report coverage and mean</w:t>
+      </w:r>
+    </w:p>
+    <w:p>
+      <w:r>
+        <w:t>3. Accumulate values</w:t>
+      </w:r>
+    </w:p>
+    <w:p>
+      <w:pPr>
+        <w:pStyle w:val="Heading3"/>
+      </w:pPr>
+      <w:r>
+        <w:t>My selected conclusion, deciding fact and explanation</w:t>
+      </w:r>
+    </w:p>
+    <w:p>
+      <w:r>
+        <w:t>________________________________________________________________</w:t>
+      </w:r>
+    </w:p>
+    <w:p>
+      <w:r>
+        <w:t>________________________________________________________________</w:t>
+      </w:r>
+    </w:p>
+    <w:p>
+      <w:r>
+        <w:t>________________________________________________________________</w:t>
+      </w:r>
+    </w:p>
+    <w:p>
+      <w:r>
+        <w:t>________________________________________________________________</w:t>
+      </w:r>
+    </w:p>
+    <w:p>
+      <w:r>
+        <w:t>________________________________________________________________</w:t>
+      </w:r>
+    </w:p>
+    <w:p>
+      <w:r>
+        <w:t>Hint if needed: Read the steps in the pictorial case. Match the supplied detail to the stage that performs or records it.</w:t>
+      </w:r>
+    </w:p>
+    <w:p>
+      <w:r>
+        <w:t>After your attempt, compare with the supported explanation: Report coverage and mean Mean is 1; measured coverage is 2 of 3 rows. Structured data need a row policy before aggregation. Treating missing as zero changes the statistic and can conceal incomplete coverage; real zero remains an observation.</w:t>
+      </w:r>
+    </w:p>
+    <w:p>
+      <w:pPr>
+        <w:pStyle w:val="Heading3"/>
+      </w:pPr>
+      <w:r>
+        <w:t>Practice 2: explain the deciding evidence</w:t>
+      </w:r>
+    </w:p>
+    <w:p>
+      <w:r>
+        <w:t>Changed-case practice: Add {"count":4} as a fourth row. Which conclusion is supported by the supplied facts?</w:t>
+      </w:r>
+    </w:p>
+    <w:p>
+      <w:r>
+        <w:t>1. We can decide the result without examining the changed input or the procedure.</w:t>
+      </w:r>
+    </w:p>
+    <w:p>
+      <w:r>
+        <w:t>2. This one example guarantees correct results for every future input.</w:t>
+      </w:r>
+    </w:p>
+    <w:p>
+      <w:r>
+        <w:t>3. Sum becomes 6, denominator 3, mean 2; coverage is 3 of 4.</w:t>
+      </w:r>
+    </w:p>
+    <w:p>
+      <w:pPr>
+        <w:pStyle w:val="Heading3"/>
+      </w:pPr>
+      <w:r>
+        <w:t>My selected conclusion, deciding fact and explanation</w:t>
+      </w:r>
+    </w:p>
+    <w:p>
+      <w:r>
+        <w:t>________________________________________________________________</w:t>
+      </w:r>
+    </w:p>
+    <w:p>
+      <w:r>
+        <w:t>________________________________________________________________</w:t>
+      </w:r>
+    </w:p>
+    <w:p>
+      <w:r>
+        <w:t>________________________________________________________________</w:t>
+      </w:r>
+    </w:p>
+    <w:p>
+      <w:r>
+        <w:t>________________________________________________________________</w:t>
+      </w:r>
+    </w:p>
+    <w:p>
+      <w:r>
+        <w:t>________________________________________________________________</w:t>
+      </w:r>
+    </w:p>
+    <w:p>
+      <w:r>
+        <w:t>Hint if needed: Use the changed condition and the deciding step in the pictorial trace. The answer must say what follows from those facts.</w:t>
+      </w:r>
+    </w:p>
+    <w:p>
+      <w:r>
+        <w:t>After your attempt, compare with the supported explanation: Sum becomes 6, denominator 3, mean 2; coverage is 3 of 4. Only the added recorded value contributes; the existing absent field remains skipped.</w:t>
+      </w:r>
+    </w:p>
+    <w:p>
+      <w:pPr>
+        <w:pStyle w:val="Heading3"/>
+      </w:pPr>
+      <w:r>
+        <w:t>Repair a missing building block</w:t>
+      </w:r>
+    </w:p>
+    <w:p>
+      <w:r>
+        <w:t>Review Dictionaries and records (python-bridge/10). Goal: Read and update named dictionary fields. Short practice: Predict all three original outputs. Explain the difference between count=0 and missing price, then predict the lookup after price=0 is added.. Return to this week and explain what you changed.</w:t>
+      </w:r>
+    </w:p>
+    <w:p>
+      <w:r>
+        <w:t>Review Functions and arguments (python-bridge/8). Goal: Distinguish a function definition from a function call. Short practice: Match every argument to a parameter for the two calls. Why do outputs differ, and what prints when both calls are removed?. Return to this week and explain what you changed.</w:t>
+      </w:r>
+    </w:p>
+    <w:p>
+      <w:r>
+        <w:t>Review Branching and boundary tests (python-bridge/5). Goal: Trace the selected branch in an if elif else chain. Short practice: Trace -2, 4 and 5 through the branches. Explain why the negative check comes first and what label -2 gets if it is removed.. Return to this week and explain what you changed.</w:t>
+      </w:r>
+    </w:p>
+    <w:p>
+      <w:pPr>
+        <w:pStyle w:val="Heading3"/>
+      </w:pPr>
+      <w:r>
+        <w:t>Predict, run and debug</w:t>
+      </w:r>
+    </w:p>
+    <w:p>
+      <w:r>
+        <w:t>The browser lab lets you edit the supported Python examples already included in this lesson. Predict first, run, inspect the actual output or error, change one input, then run again. Keep code, predictions, actual results and a reasoned revision together. On paper, label your result as a trace rather than an execution.</w:t>
+      </w:r>
+    </w:p>
+    <w:p>
+      <w:pPr>
+        <w:pStyle w:val="Heading3"/>
+      </w:pPr>
+      <w:r>
+        <w:t>Keep your completed work</w:t>
+      </w:r>
+    </w:p>
+    <w:p>
+      <w:r>
+        <w:t>Use Download completed work in the hosted lesson to export your answers, reflections, practice feedback and code-run evidence. Open the HTML copy to read or print it. Drafts stay in this browser when storage is available; clear drafts on a shared device.</w:t>
+      </w:r>
+    </w:p>
     <w:sectPr>
       <w:pgSz w:w="12240" w:h="15840"/>
       <w:pgMar w:top="936" w:right="1008" w:bottom="936" w:left="1008" w:header="720" w:footer="720" w:gutter="0"/>

--- a/downloads/student/bridge-week-11.docx
+++ b/downloads/student/bridge-week-11.docx
@@ -42,6 +42,11 @@
       </w:r>
     </w:p>
     <w:p>
+      <w:r>
+        <w:t>Start with the target: Process a list of records consistently. Try the recall before opening notes.</w:t>
+      </w:r>
+    </w:p>
+    <w:p>
       <w:pPr>
         <w:pStyle w:val="Heading3"/>
       </w:pPr>
@@ -50,17 +55,59 @@
       </w:r>
     </w:p>
     <w:p>
-      <w:r>
-        <w:t>I can process a list of records consistently.</w:t>
-      </w:r>
-    </w:p>
-    <w:p>
-      <w:r>
-        <w:t>I can compute a total from named fields.</w:t>
-      </w:r>
-    </w:p>
-    <w:p>
-      <w:r>
+      <w:pPr>
+        <w:spacing w:line="336" w:lineRule="auto" w:after="180"/>
+      </w:pPr>
+      <w:r>
+        <w:rPr>
+          <w:b w:val="0"/>
+        </w:rPr>
+        <w:t xml:space="preserve">I can </w:t>
+      </w:r>
+      <w:r>
+        <w:rPr>
+          <w:b/>
+        </w:rPr>
+        <w:t>process</w:t>
+      </w:r>
+      <w:r>
+        <w:rPr>
+          <w:b w:val="0"/>
+        </w:rPr>
+        <w:t xml:space="preserve"> a list of records consistently.</w:t>
+      </w:r>
+    </w:p>
+    <w:p>
+      <w:pPr>
+        <w:spacing w:line="336" w:lineRule="auto" w:after="180"/>
+      </w:pPr>
+      <w:r>
+        <w:rPr>
+          <w:b w:val="0"/>
+        </w:rPr>
+        <w:t xml:space="preserve">I can compute a total from named </w:t>
+      </w:r>
+      <w:r>
+        <w:rPr>
+          <w:b/>
+        </w:rPr>
+        <w:t>field</w:t>
+      </w:r>
+      <w:r>
+        <w:rPr>
+          <w:b w:val="0"/>
+        </w:rPr>
+        <w:t>s.</w:t>
+      </w:r>
+    </w:p>
+    <w:p>
+      <w:pPr>
+        <w:spacing w:line="336" w:lineRule="auto" w:after="180"/>
+      </w:pPr>
+      <w:r>
+        <w:rPr>
+          <w:b w:val="0"/>
+        </w:rPr>
         <w:t>I can preserve record meaning while tracing a loop.</w:t>
       </w:r>
     </w:p>
@@ -73,47 +120,131 @@
       </w:r>
     </w:p>
     <w:p>
-      <w:r>
+      <w:pPr>
+        <w:spacing w:line="336" w:lineRule="auto" w:after="180"/>
+      </w:pPr>
+      <w:r>
+        <w:rPr>
+          <w:b w:val="0"/>
+        </w:rPr>
         <w:t>Close your notes first. A rough first answer helps us choose the right starting point; it is not a score for your ability.</w:t>
       </w:r>
     </w:p>
     <w:p>
-      <w:r>
+      <w:pPr>
+        <w:spacing w:line="336" w:lineRule="auto" w:after="180"/>
+      </w:pPr>
+      <w:r>
+        <w:rPr>
+          <w:b w:val="0"/>
+        </w:rPr>
         <w:t>Without opening the old lesson, explain one key idea from Dictionaries and records. Give an example and a mistake that the idea helps you avoid.</w:t>
       </w:r>
     </w:p>
     <w:p>
-      <w:r>
+      <w:pPr>
+        <w:spacing w:line="336" w:lineRule="auto" w:after="180"/>
+      </w:pPr>
+      <w:r>
+        <w:rPr>
+          <w:b w:val="0"/>
+        </w:rPr>
         <w:t>Without opening the old lesson, explain one key idea from Functions and arguments. Give an example and a mistake that the idea helps you avoid.</w:t>
       </w:r>
     </w:p>
     <w:p>
-      <w:r>
+      <w:pPr>
+        <w:spacing w:line="336" w:lineRule="auto" w:after="180"/>
+      </w:pPr>
+      <w:r>
+        <w:rPr>
+          <w:b w:val="0"/>
+        </w:rPr>
         <w:t>Without opening the old lesson, explain one key idea from Branching and boundary tests. Give an example and a mistake that the idea helps you avoid.</w:t>
       </w:r>
     </w:p>
     <w:p>
-      <w:r>
-        <w:t>After trying, check the relevant lesson or ask your teacher. Change the part of your explanation that the evidence shows was wrong.</w:t>
-      </w:r>
-    </w:p>
-    <w:p>
-      <w:r>
+      <w:pPr>
+        <w:spacing w:line="336" w:lineRule="auto" w:after="180"/>
+      </w:pPr>
+      <w:r>
+        <w:rPr>
+          <w:b w:val="0"/>
+        </w:rPr>
+        <w:t xml:space="preserve">After trying, check the relevant lesson or ask your teacher. Change the part of your explanation that the </w:t>
+      </w:r>
+      <w:r>
+        <w:rPr>
+          <w:b/>
+        </w:rPr>
+        <w:t>evidence</w:t>
+      </w:r>
+      <w:r>
+        <w:rPr>
+          <w:b w:val="0"/>
+        </w:rPr>
+        <w:t xml:space="preserve"> shows was wrong.</w:t>
+      </w:r>
+    </w:p>
+    <w:p>
+      <w:pPr>
+        <w:spacing w:line="336" w:lineRule="auto" w:after="180"/>
+      </w:pPr>
+      <w:r>
+        <w:rPr>
+          <w:b w:val="0"/>
+        </w:rPr>
         <w:t>This week you will practise:</w:t>
       </w:r>
     </w:p>
     <w:p>
-      <w:r>
-        <w:t>Process a list of records consistently</w:t>
-      </w:r>
-    </w:p>
-    <w:p>
-      <w:r>
-        <w:t>Compute a total from named fields</w:t>
-      </w:r>
-    </w:p>
-    <w:p>
-      <w:r>
+      <w:pPr>
+        <w:spacing w:line="336" w:lineRule="auto" w:after="180"/>
+      </w:pPr>
+      <w:r>
+        <w:rPr>
+          <w:b/>
+        </w:rPr>
+        <w:t>Process</w:t>
+      </w:r>
+      <w:r>
+        <w:rPr>
+          <w:b w:val="0"/>
+        </w:rPr>
+        <w:t xml:space="preserve"> a list of records consistently</w:t>
+      </w:r>
+    </w:p>
+    <w:p>
+      <w:pPr>
+        <w:spacing w:line="336" w:lineRule="auto" w:after="180"/>
+      </w:pPr>
+      <w:r>
+        <w:rPr>
+          <w:b w:val="0"/>
+        </w:rPr>
+        <w:t xml:space="preserve">Compute a total from named </w:t>
+      </w:r>
+      <w:r>
+        <w:rPr>
+          <w:b/>
+        </w:rPr>
+        <w:t>field</w:t>
+      </w:r>
+      <w:r>
+        <w:rPr>
+          <w:b w:val="0"/>
+        </w:rPr>
+        <w:t>s</w:t>
+      </w:r>
+    </w:p>
+    <w:p>
+      <w:pPr>
+        <w:spacing w:line="336" w:lineRule="auto" w:after="180"/>
+      </w:pPr>
+      <w:r>
+        <w:rPr>
+          <w:b w:val="0"/>
+        </w:rPr>
         <w:t>Preserve record meaning while tracing a loop</w:t>
       </w:r>
     </w:p>
@@ -126,7 +257,14 @@
       </w:r>
     </w:p>
     <w:p>
-      <w:r>
+      <w:pPr>
+        <w:spacing w:line="336" w:lineRule="auto" w:after="180"/>
+        <w:shd w:fill="F5F1FB"/>
+      </w:pPr>
+      <w:r>
+        <w:rPr>
+          <w:b w:val="0"/>
+        </w:rPr>
         <w:t>Which key stores the occupied count in {"capacity": 8, "used": 3}?</w:t>
       </w:r>
     </w:p>
@@ -162,7 +300,13 @@
       </w:r>
     </w:p>
     <w:p>
-      <w:r>
+      <w:pPr>
+        <w:spacing w:line="336" w:lineRule="auto" w:after="180"/>
+      </w:pPr>
+      <w:r>
+        <w:rPr>
+          <w:b w:val="0"/>
+        </w:rPr>
         <w:t>Trace reading structured data and explain the changed program before running it.</w:t>
       </w:r>
     </w:p>
@@ -176,7 +320,30 @@
     </w:p>
     <w:p>
       <w:r>
-        <w:t>Two fictional cupboards are stored as a list of dictionaries. Each record uses the same keys and units. We want the total spare spaces. Treat the records as a dataset, and trace one record at a time before trusting a total.</w:t>
+        <w:t>Investigate the supplied Reading structured data case. Separate observations, given facts and assumptions before choosing an explanation.</w:t>
+      </w:r>
+    </w:p>
+    <w:p>
+      <w:pPr>
+        <w:spacing w:line="336" w:lineRule="auto" w:after="180"/>
+      </w:pPr>
+      <w:r>
+        <w:rPr>
+          <w:b w:val="0"/>
+        </w:rPr>
+        <w:t xml:space="preserve">Two fictional cupboards are stored as a list of dictionaries. Each record uses the same keys and units. We want the total spare spaces. Treat the records as a </w:t>
+      </w:r>
+      <w:r>
+        <w:rPr>
+          <w:b/>
+        </w:rPr>
+        <w:t>dataset</w:t>
+      </w:r>
+      <w:r>
+        <w:rPr>
+          <w:b w:val="0"/>
+        </w:rPr>
+        <w:t>, and trace one record at a time before trusting a total.</w:t>
       </w:r>
     </w:p>
     <w:p>
@@ -208,6 +375,11 @@
       </w:pPr>
       <w:r>
         <w:t>03. See how it works</w:t>
+      </w:r>
+    </w:p>
+    <w:p>
+      <w:r>
+        <w:t>Follow the mechanism for Reading structured data. Connect each labelled input, deciding step and result.</w:t>
       </w:r>
     </w:p>
     <w:p>
@@ -356,8 +528,25 @@
       </w:r>
     </w:p>
     <w:p>
-      <w:r>
-        <w:t>The loop variable row refers to each record in turn. We calculate spare from that record, then add it. total starts before the loop. An empty list produces 0 because there are no updates; it does not tell us whether no cupboards exist or records were not collected.</w:t>
+      <w:pPr>
+        <w:spacing w:line="336" w:lineRule="auto" w:after="180"/>
+      </w:pPr>
+      <w:r>
+        <w:rPr>
+          <w:b w:val="0"/>
+        </w:rPr>
+        <w:t>The loop variable row refers to each record in turn. We calculate spare from that record, then add it. total starts before the loop.</w:t>
+      </w:r>
+    </w:p>
+    <w:p>
+      <w:pPr>
+        <w:spacing w:line="336" w:lineRule="auto" w:after="180"/>
+      </w:pPr>
+      <w:r>
+        <w:rPr>
+          <w:b w:val="0"/>
+        </w:rPr>
+        <w:t>An empty list produces 0 because there are no updates; it does not tell us whether no cupboards exist or records were not collected.</w:t>
       </w:r>
     </w:p>
     <w:p>
@@ -369,8 +558,26 @@
       </w:r>
     </w:p>
     <w:p>
-      <w:r>
-        <w:t>Point to the input, the deciding step and the result in this week’s visual. Explain the same step in ordinary words. A picture helps when you can say what each part represents.</w:t>
+      <w:pPr>
+        <w:spacing w:line="336" w:lineRule="auto" w:after="180"/>
+      </w:pPr>
+      <w:r>
+        <w:rPr>
+          <w:b w:val="0"/>
+        </w:rPr>
+        <w:t xml:space="preserve">Point to the </w:t>
+      </w:r>
+      <w:r>
+        <w:rPr>
+          <w:b/>
+        </w:rPr>
+        <w:t>input</w:t>
+      </w:r>
+      <w:r>
+        <w:rPr>
+          <w:b w:val="0"/>
+        </w:rPr>
+        <w:t>, the deciding step and the result in this week’s visual. Explain the same step in ordinary words. A picture helps when you can say what each part represents.</w:t>
       </w:r>
     </w:p>
     <w:p>
@@ -382,6 +589,11 @@
       </w:r>
     </w:p>
     <w:p>
+      <w:r>
+        <w:t>Compare the supplied cases for Reading structured data. Identify the detail that changes the conclusion.</w:t>
+      </w:r>
+    </w:p>
+    <w:p>
       <w:pPr>
         <w:pStyle w:val="Heading3"/>
       </w:pPr>
@@ -390,7 +602,13 @@
       </w:r>
     </w:p>
     <w:p>
-      <w:r>
+      <w:pPr>
+        <w:spacing w:line="336" w:lineRule="auto" w:after="180"/>
+      </w:pPr>
+      <w:r>
+        <w:rPr>
+          <w:b w:val="0"/>
+        </w:rPr>
         <w:t>For spare contributions 2, 4 and 1, trace total starting at 0.</w:t>
       </w:r>
     </w:p>
@@ -436,18 +654,81 @@
       </w:r>
     </w:p>
     <w:p>
-      <w:r>
+      <w:pPr>
+        <w:pStyle w:val="Heading3"/>
+      </w:pPr>
+      <w:r>
+        <w:t>Change one thing</w:t>
+      </w:r>
+    </w:p>
+    <w:p>
+      <w:pPr>
+        <w:spacing w:line="336" w:lineRule="auto" w:after="180"/>
+        <w:shd w:fill="F5F1FB"/>
+      </w:pPr>
+      <w:r>
+        <w:rPr>
+          <w:b w:val="0"/>
+        </w:rPr>
         <w:t>Change: Add {"count":4} as a fourth row.</w:t>
       </w:r>
     </w:p>
     <w:p>
-      <w:r>
-        <w:t>Prediction: Sum becomes 6, denominator 3, mean 2; coverage is 3 of 4.</w:t>
-      </w:r>
-    </w:p>
-    <w:p>
-      <w:r>
-        <w:t>Reason: Only the added recorded value contributes; the existing absent field remains skipped.</w:t>
+      <w:pPr>
+        <w:pStyle w:val="Heading3"/>
+      </w:pPr>
+      <w:r>
+        <w:t>Predicted result</w:t>
+      </w:r>
+    </w:p>
+    <w:p>
+      <w:pPr>
+        <w:spacing w:line="336" w:lineRule="auto" w:after="180"/>
+        <w:shd w:fill="F1F6FC"/>
+      </w:pPr>
+      <w:r>
+        <w:rPr>
+          <w:b/>
+        </w:rPr>
+        <w:t>Prediction</w:t>
+      </w:r>
+      <w:r>
+        <w:rPr>
+          <w:b w:val="0"/>
+        </w:rPr>
+        <w:t>: Sum becomes 6, denominator 3, mean 2; coverage is 3 of 4.</w:t>
+      </w:r>
+    </w:p>
+    <w:p>
+      <w:pPr>
+        <w:pStyle w:val="Heading3"/>
+      </w:pPr>
+      <w:r>
+        <w:t>Why the result follows</w:t>
+      </w:r>
+    </w:p>
+    <w:p>
+      <w:pPr>
+        <w:spacing w:line="336" w:lineRule="auto" w:after="180"/>
+        <w:shd w:fill="F1F6FC"/>
+      </w:pPr>
+      <w:r>
+        <w:rPr>
+          <w:b w:val="0"/>
+        </w:rPr>
+        <w:t xml:space="preserve">Reason: Only the added recorded value contributes; the existing absent </w:t>
+      </w:r>
+      <w:r>
+        <w:rPr>
+          <w:b/>
+        </w:rPr>
+        <w:t>field</w:t>
+      </w:r>
+      <w:r>
+        <w:rPr>
+          <w:b w:val="0"/>
+        </w:rPr>
+        <w:t xml:space="preserve"> remains skipped.</w:t>
       </w:r>
     </w:p>
     <w:p>
@@ -456,6 +737,11 @@
       </w:pPr>
       <w:r>
         <w:t>05. Words that unlock the idea</w:t>
+      </w:r>
+    </w:p>
+    <w:p>
+      <w:r>
+        <w:t>Use the vocabulary of Reading structured data to explain a concrete decision, rather than only memorising definitions.</w:t>
       </w:r>
     </w:p>
     <w:tbl>
@@ -614,6 +900,11 @@
       </w:r>
     </w:p>
     <w:p>
+      <w:r>
+        <w:t>Follow the worked trace for Reading structured data, predict a step, then compare with its explanation.</w:t>
+      </w:r>
+    </w:p>
+    <w:p>
       <w:pPr>
         <w:pStyle w:val="Heading3"/>
       </w:pPr>
@@ -660,7 +951,13 @@
       </w:r>
     </w:p>
     <w:p>
-      <w:r>
+      <w:pPr>
+        <w:spacing w:line="336" w:lineRule="auto" w:after="180"/>
+      </w:pPr>
+      <w:r>
+        <w:rPr>
+          <w:b w:val="0"/>
+        </w:rPr>
         <w:t>Cover the result before checking it. Say what is given, choose the procedure, and follow one step at a time. Then uncover the result and explain your first mismatch. Ask why a step is allowed, not only what number it produces.</w:t>
       </w:r>
     </w:p>
@@ -673,8 +970,26 @@
       </w:r>
     </w:p>
     <w:p>
-      <w:r>
-        <w:t>Read rows with a missing-field policy. A toy table is represented as a list of dictionaries; count only rows with a recorded count.</w:t>
+      <w:pPr>
+        <w:spacing w:line="336" w:lineRule="auto" w:after="180"/>
+      </w:pPr>
+      <w:r>
+        <w:rPr>
+          <w:b w:val="0"/>
+        </w:rPr>
+        <w:t>Read rows with a missing-</w:t>
+      </w:r>
+      <w:r>
+        <w:rPr>
+          <w:b/>
+        </w:rPr>
+        <w:t>field</w:t>
+      </w:r>
+      <w:r>
+        <w:rPr>
+          <w:b w:val="0"/>
+        </w:rPr>
+        <w:t xml:space="preserve"> policy. A toy table is represented as a list of dictionaries; count only rows with a recorded count.</w:t>
       </w:r>
     </w:p>
     <w:p>
@@ -686,8 +1001,35 @@
       </w:r>
     </w:p>
     <w:p>
-      <w:r>
-        <w:t>Python 3 records: [{"count":2},{"count":0},{}]. Policy: include existing numeric counts, including zero; skip an absent field.</w:t>
+      <w:pPr>
+        <w:pStyle w:val="Heading3"/>
+      </w:pPr>
+      <w:r>
+        <w:t>Supplied facts</w:t>
+      </w:r>
+    </w:p>
+    <w:p>
+      <w:pPr>
+        <w:spacing w:line="336" w:lineRule="auto" w:after="180"/>
+        <w:shd w:fill="F1F6FC"/>
+      </w:pPr>
+      <w:r>
+        <w:rPr>
+          <w:b w:val="0"/>
+        </w:rPr>
+        <w:t xml:space="preserve">Python 3 records: [{"count":2},{"count":0},{}]. Policy: include existing numeric counts, including zero; skip an absent </w:t>
+      </w:r>
+      <w:r>
+        <w:rPr>
+          <w:b/>
+        </w:rPr>
+        <w:t>field</w:t>
+      </w:r>
+      <w:r>
+        <w:rPr>
+          <w:b w:val="0"/>
+        </w:rPr>
+        <w:t>.</w:t>
       </w:r>
     </w:p>
     <w:p>
@@ -886,30 +1228,102 @@
       </w:r>
     </w:p>
     <w:p>
-      <w:r>
-        <w:t>Structured data need a row policy before aggregation. Treating missing as zero changes the statistic and can conceal incomplete coverage; real zero remains an observation.</w:t>
-      </w:r>
-    </w:p>
-    <w:p>
       <w:pPr>
         <w:pStyle w:val="Heading3"/>
       </w:pPr>
       <w:r>
+        <w:t>Why the result follows</w:t>
+      </w:r>
+    </w:p>
+    <w:p>
+      <w:pPr>
+        <w:spacing w:line="336" w:lineRule="auto" w:after="180"/>
+        <w:shd w:fill="F1F6FC"/>
+      </w:pPr>
+      <w:r>
+        <w:rPr>
+          <w:b w:val="0"/>
+        </w:rPr>
+        <w:t xml:space="preserve">Structured data need a row policy before aggregation. Treating missing as zero changes the statistic and can conceal incomplete coverage; real zero remains an </w:t>
+      </w:r>
+      <w:r>
+        <w:rPr>
+          <w:b/>
+        </w:rPr>
+        <w:t>observation</w:t>
+      </w:r>
+      <w:r>
+        <w:rPr>
+          <w:b w:val="0"/>
+        </w:rPr>
+        <w:t>.</w:t>
+      </w:r>
+    </w:p>
+    <w:p>
+      <w:pPr>
+        <w:pStyle w:val="Heading3"/>
+      </w:pPr>
+      <w:r>
         <w:t>What this example does not establish</w:t>
       </w:r>
     </w:p>
     <w:p>
-      <w:r>
+      <w:pPr>
+        <w:pStyle w:val="Heading3"/>
+      </w:pPr>
+      <w:r>
+        <w:t>Keep the stated limit</w:t>
+      </w:r>
+    </w:p>
+    <w:p>
+      <w:pPr>
+        <w:spacing w:line="336" w:lineRule="auto" w:after="180"/>
+        <w:shd w:fill="FFF5E6"/>
+      </w:pPr>
+      <w:r>
+        <w:rPr>
+          <w:b w:val="0"/>
+        </w:rPr>
         <w:t>This worked row policy is explicit; file parsing, malformed values and data provenance require additional checks.</w:t>
       </w:r>
     </w:p>
     <w:p>
-      <w:r>
+      <w:pPr>
+        <w:pStyle w:val="Heading3"/>
+      </w:pPr>
+      <w:r>
+        <w:t>Keep the stated limit</w:t>
+      </w:r>
+    </w:p>
+    <w:p>
+      <w:pPr>
+        <w:spacing w:line="336" w:lineRule="auto" w:after="180"/>
+        <w:shd w:fill="FFF5E6"/>
+      </w:pPr>
+      <w:r>
+        <w:rPr>
+          <w:b w:val="0"/>
+        </w:rPr>
         <w:t>Read the labelled picture: Circle the included rows, calculate the sum and mean, and state coverage. Repeat after adding the fourth row with count four.</w:t>
       </w:r>
     </w:p>
     <w:p>
-      <w:r>
+      <w:pPr>
+        <w:pStyle w:val="Heading3"/>
+      </w:pPr>
+      <w:r>
+        <w:t>Keep the stated limit</w:t>
+      </w:r>
+    </w:p>
+    <w:p>
+      <w:pPr>
+        <w:spacing w:line="336" w:lineRule="auto" w:after="180"/>
+        <w:shd w:fill="FFF5E6"/>
+      </w:pPr>
+      <w:r>
+        <w:rPr>
+          <w:b w:val="0"/>
+        </w:rPr>
         <w:t>Change one thing: Add {"count":4} as a fourth row. Predict the result before checking the explanation. What remains the same?</w:t>
       </w:r>
     </w:p>
@@ -923,6 +1337,17 @@
     </w:p>
     <w:p>
       <w:r>
+        <w:t>Find the unsupported step in the Reading structured data claim and explain a repair using the supplied evidence.</w:t>
+      </w:r>
+    </w:p>
+    <w:p>
+      <w:pPr>
+        <w:spacing w:line="336" w:lineRule="auto" w:after="180"/>
+      </w:pPr>
+      <w:r>
+        <w:rPr>
+          <w:b w:val="0"/>
+        </w:rPr>
         <w:t>Putting total = 0 inside the loop discards earlier contributions. With the original rows it finishes at 0, the second contribution. Move the initialization before the loop and rerun both the original and reversed row order.</w:t>
       </w:r>
     </w:p>
@@ -935,7 +1360,14 @@
       </w:r>
     </w:p>
     <w:p>
-      <w:r>
+      <w:pPr>
+        <w:spacing w:line="336" w:lineRule="auto" w:after="180"/>
+        <w:shd w:fill="F5F1FB"/>
+      </w:pPr>
+      <w:r>
+        <w:rPr>
+          <w:b w:val="0"/>
+        </w:rPr>
         <w:t>A loop resets total to 0 on each pass over contributions 2, 4, 1. What final total appears and how should it be fixed?</w:t>
       </w:r>
     </w:p>
@@ -987,7 +1419,30 @@
     </w:p>
     <w:p>
       <w:r>
-        <w:t>In the worked dataset, state the number of records and the spare spaces in the second record.</w:t>
+        <w:t>Practise Reading structured data with support, then explain the deciding step in your own words.</w:t>
+      </w:r>
+    </w:p>
+    <w:p>
+      <w:pPr>
+        <w:spacing w:line="336" w:lineRule="auto" w:after="180"/>
+      </w:pPr>
+      <w:r>
+        <w:rPr>
+          <w:b w:val="0"/>
+        </w:rPr>
+        <w:t xml:space="preserve">In the worked </w:t>
+      </w:r>
+      <w:r>
+        <w:rPr>
+          <w:b/>
+        </w:rPr>
+        <w:t>dataset</w:t>
+      </w:r>
+      <w:r>
+        <w:rPr>
+          <w:b w:val="0"/>
+        </w:rPr>
+        <w:t>, state the number of records and the spare spaces in the second record.</w:t>
       </w:r>
     </w:p>
     <w:p>
@@ -1065,8 +1520,26 @@
       </w:r>
     </w:p>
     <w:p>
-      <w:r>
-        <w:t>Use workbook W2 for the connected example “Reading structured data”. First fill the input and rule boxes. Try the middle steps before asking for a hint. After a hint, try the next step yourself.</w:t>
+      <w:pPr>
+        <w:spacing w:line="336" w:lineRule="auto" w:after="180"/>
+      </w:pPr>
+      <w:r>
+        <w:rPr>
+          <w:b w:val="0"/>
+        </w:rPr>
+        <w:t xml:space="preserve">Use workbook W2 for the connected example “Reading structured data”. First fill the </w:t>
+      </w:r>
+      <w:r>
+        <w:rPr>
+          <w:b/>
+        </w:rPr>
+        <w:t>input</w:t>
+      </w:r>
+      <w:r>
+        <w:rPr>
+          <w:b w:val="0"/>
+        </w:rPr>
+        <w:t xml:space="preserve"> and rule boxes. Try the middle steps before asking for a hint. After a hint, try the next step yourself.</w:t>
       </w:r>
     </w:p>
     <w:tbl>
@@ -1149,7 +1622,13 @@
       </w:tr>
     </w:tbl>
     <w:p>
-      <w:r>
+      <w:pPr>
+        <w:spacing w:line="336" w:lineRule="auto" w:after="180"/>
+      </w:pPr>
+      <w:r>
+        <w:rPr>
+          <w:b w:val="0"/>
+        </w:rPr>
         <w:t>Explain your trace to a partner. Your partner points to one step to check. Swap roles on the next case. Each person writes their own explanation.</w:t>
       </w:r>
     </w:p>
@@ -1162,12 +1641,35 @@
       </w:r>
     </w:p>
     <w:p>
-      <w:r>
-        <w:t>Use the worked case for Reading structured data. Proposed explanation: “A successful run proves the conclusion”. Decide whether this explanation is supported. Point to the step or supplied fact that decides; explain your repair if needed.</w:t>
-      </w:r>
-    </w:p>
-    <w:p>
-      <w:r>
+      <w:pPr>
+        <w:spacing w:line="336" w:lineRule="auto" w:after="180"/>
+      </w:pPr>
+      <w:r>
+        <w:rPr>
+          <w:b w:val="0"/>
+        </w:rPr>
+        <w:t>Use the worked case for Reading structured data. Proposed explanation: “A successful run proves the conclusion”. Decide whether this explanation is supported.</w:t>
+      </w:r>
+    </w:p>
+    <w:p>
+      <w:pPr>
+        <w:spacing w:line="336" w:lineRule="auto" w:after="180"/>
+      </w:pPr>
+      <w:r>
+        <w:rPr>
+          <w:b w:val="0"/>
+        </w:rPr>
+        <w:t>Point to the step or supplied fact that decides; explain your repair if needed.</w:t>
+      </w:r>
+    </w:p>
+    <w:p>
+      <w:pPr>
+        <w:spacing w:line="336" w:lineRule="auto" w:after="180"/>
+      </w:pPr>
+      <w:r>
+        <w:rPr>
+          <w:b w:val="0"/>
+        </w:rPr>
         <w:t>Answer on your own before discussion. If you are unsure, say which step you need help with.</w:t>
       </w:r>
     </w:p>
@@ -1180,7 +1682,13 @@
       </w:r>
     </w:p>
     <w:p>
-      <w:r>
+      <w:pPr>
+        <w:spacing w:line="336" w:lineRule="auto" w:after="180"/>
+      </w:pPr>
+      <w:r>
+        <w:rPr>
+          <w:b w:val="0"/>
+        </w:rPr>
         <w:t>Circle the included rows, calculate the sum and mean, and state coverage. Repeat after adding the fourth row with count four.</w:t>
       </w:r>
     </w:p>
@@ -1213,7 +1721,13 @@
       </w:r>
     </w:p>
     <w:p>
-      <w:r>
+      <w:pPr>
+        <w:spacing w:line="336" w:lineRule="auto" w:after="180"/>
+      </w:pPr>
+      <w:r>
+        <w:rPr>
+          <w:b w:val="0"/>
+        </w:rPr>
         <w:t>This is supported practice. Keep the separately named independent case for an attempt before feedback.</w:t>
       </w:r>
     </w:p>
@@ -1226,6 +1740,11 @@
       </w:r>
     </w:p>
     <w:p>
+      <w:r>
+        <w:t>Investigate Reading structured data. Record the prediction, actual observation or labelled paper trace, explanation and next test separately.</w:t>
+      </w:r>
+    </w:p>
+    <w:p>
       <w:pPr>
         <w:pStyle w:val="Heading3"/>
       </w:pPr>
@@ -1234,7 +1753,13 @@
       </w:r>
     </w:p>
     <w:p>
-      <w:r>
+      <w:pPr>
+        <w:spacing w:line="336" w:lineRule="auto" w:after="180"/>
+      </w:pPr>
+      <w:r>
+        <w:rPr>
+          <w:b w:val="0"/>
+        </w:rPr>
         <w:t>For spare contributions 2, 4 and 1, trace total starting at 0.</w:t>
       </w:r>
     </w:p>
@@ -1396,7 +1921,13 @@
       </w:tr>
     </w:tbl>
     <w:p>
-      <w:r>
+      <w:pPr>
+        <w:spacing w:line="336" w:lineRule="auto" w:after="180"/>
+      </w:pPr>
+      <w:r>
+        <w:rPr>
+          <w:b w:val="0"/>
+        </w:rPr>
         <w:t>On paper, trace the supplied procedure. If code is provided, predict before running it in a local practice file. Never write an expected answer as though it were an observed run.</w:t>
       </w:r>
     </w:p>
@@ -1409,7 +1940,13 @@
       </w:r>
     </w:p>
     <w:p>
-      <w:r>
+      <w:pPr>
+        <w:spacing w:line="336" w:lineRule="auto" w:after="180"/>
+      </w:pPr>
+      <w:r>
+        <w:rPr>
+          <w:b w:val="0"/>
+        </w:rPr>
         <w:t>Before trying: what do I expect, and why? While trying: which step could first go wrong? Afterwards: what did I actually observe, and what should change? Keep “not run” if you only traced the procedure.</w:t>
       </w:r>
     </w:p>
@@ -1422,6 +1959,11 @@
       </w:r>
     </w:p>
     <w:p>
+      <w:r>
+        <w:t>Move from recall to tracing, diagnosis and transfer in Reading structured data. Explain why each step is justified.</w:t>
+      </w:r>
+    </w:p>
+    <w:p>
       <w:pPr>
         <w:pStyle w:val="Heading3"/>
       </w:pPr>
@@ -1430,18 +1972,62 @@
       </w:r>
     </w:p>
     <w:p>
-      <w:r>
-        <w:t>In the worked dataset, state the number of records and the spare spaces in the second record.</w:t>
-      </w:r>
-    </w:p>
-    <w:p>
-      <w:r>
+      <w:pPr>
+        <w:spacing w:line="336" w:lineRule="auto" w:after="180"/>
+      </w:pPr>
+      <w:r>
+        <w:rPr>
+          <w:b w:val="0"/>
+        </w:rPr>
+        <w:t xml:space="preserve">In the worked </w:t>
+      </w:r>
+      <w:r>
+        <w:rPr>
+          <w:b/>
+        </w:rPr>
+        <w:t>dataset</w:t>
+      </w:r>
+      <w:r>
+        <w:rPr>
+          <w:b w:val="0"/>
+        </w:rPr>
+        <w:t>, state the number of records and the spare spaces in the second record.</w:t>
+      </w:r>
+    </w:p>
+    <w:p>
+      <w:pPr>
+        <w:spacing w:line="336" w:lineRule="auto" w:after="180"/>
+        <w:shd w:fill="F5F1FB"/>
+      </w:pPr>
+      <w:r>
+        <w:rPr>
+          <w:b w:val="0"/>
+        </w:rPr>
         <w:t>A loop resets total to 0 on each pass over contributions 2, 4, 1. What final total appears and how should it be fixed?</w:t>
       </w:r>
     </w:p>
     <w:p>
-      <w:r>
-        <w:t>An empty dataset produces total 0. Can you conclude that every cupboard is full?</w:t>
+      <w:pPr>
+        <w:spacing w:line="336" w:lineRule="auto" w:after="180"/>
+        <w:shd w:fill="F5F1FB"/>
+      </w:pPr>
+      <w:r>
+        <w:rPr>
+          <w:b w:val="0"/>
+        </w:rPr>
+        <w:t xml:space="preserve">An empty </w:t>
+      </w:r>
+      <w:r>
+        <w:rPr>
+          <w:b/>
+        </w:rPr>
+        <w:t>dataset</w:t>
+      </w:r>
+      <w:r>
+        <w:rPr>
+          <w:b w:val="0"/>
+        </w:rPr>
+        <w:t xml:space="preserve"> produces total 0. Can you conclude that every cupboard is full?</w:t>
       </w:r>
     </w:p>
     <w:p>
@@ -1487,7 +2073,77 @@
     </w:p>
     <w:p>
       <w:r>
-        <w:t>Add a labelled reading structured data evidence sheet to Python readiness portfolio. Show how you can process a list of records consistently. Use the supplied fictional case and keep its inputs, intermediate steps, calculation or prediction, and limitation. Connect this record to last week’s record; a matching answer without a trace is insufficient.</w:t>
+        <w:t>Apply this week’s idea to Python readiness portfolio. Keep an annotated decision and the evidence supporting it.</w:t>
+      </w:r>
+    </w:p>
+    <w:p>
+      <w:pPr>
+        <w:spacing w:line="336" w:lineRule="auto" w:after="180"/>
+      </w:pPr>
+      <w:r>
+        <w:rPr>
+          <w:b w:val="0"/>
+        </w:rPr>
+        <w:t xml:space="preserve">Add a labelled reading structured data </w:t>
+      </w:r>
+      <w:r>
+        <w:rPr>
+          <w:b/>
+        </w:rPr>
+        <w:t>evidence</w:t>
+      </w:r>
+      <w:r>
+        <w:rPr>
+          <w:b w:val="0"/>
+        </w:rPr>
+        <w:t xml:space="preserve"> sheet to Python readiness portfolio. Show how you can </w:t>
+      </w:r>
+      <w:r>
+        <w:rPr>
+          <w:b/>
+        </w:rPr>
+        <w:t>process</w:t>
+      </w:r>
+      <w:r>
+        <w:rPr>
+          <w:b w:val="0"/>
+        </w:rPr>
+        <w:t xml:space="preserve"> a list of records consistently.</w:t>
+      </w:r>
+    </w:p>
+    <w:p>
+      <w:pPr>
+        <w:spacing w:line="336" w:lineRule="auto" w:after="180"/>
+      </w:pPr>
+      <w:r>
+        <w:rPr>
+          <w:b w:val="0"/>
+        </w:rPr>
+        <w:t xml:space="preserve">Use the supplied fictional case and keep its </w:t>
+      </w:r>
+      <w:r>
+        <w:rPr>
+          <w:b/>
+        </w:rPr>
+        <w:t>input</w:t>
+      </w:r>
+      <w:r>
+        <w:rPr>
+          <w:b w:val="0"/>
+        </w:rPr>
+        <w:t xml:space="preserve">s, intermediate steps, calculation or </w:t>
+      </w:r>
+      <w:r>
+        <w:rPr>
+          <w:b/>
+        </w:rPr>
+        <w:t>prediction</w:t>
+      </w:r>
+      <w:r>
+        <w:rPr>
+          <w:b w:val="0"/>
+        </w:rPr>
+        <w:t>, and limitation. Connect this record to last week’s record; a matching answer without a trace is insufficient.</w:t>
       </w:r>
     </w:p>
     <w:tbl>
@@ -1615,8 +2271,38 @@
       </w:r>
     </w:p>
     <w:p>
-      <w:r>
-        <w:t>For Python readiness before the Responsible Plant Classifier, retain a trace of the values, the predicted outputs and the changed-case explanation. Use actual Python 3 results to check the prediction after reasoning first.</w:t>
+      <w:pPr>
+        <w:spacing w:line="336" w:lineRule="auto" w:after="180"/>
+      </w:pPr>
+      <w:r>
+        <w:rPr>
+          <w:b w:val="0"/>
+        </w:rPr>
+        <w:t xml:space="preserve">For Python readiness before the Responsible Plant Classifier, retain a trace of the values, the predicted </w:t>
+      </w:r>
+      <w:r>
+        <w:rPr>
+          <w:b/>
+        </w:rPr>
+        <w:t>output</w:t>
+      </w:r>
+      <w:r>
+        <w:rPr>
+          <w:b w:val="0"/>
+        </w:rPr>
+        <w:t xml:space="preserve">s and the changed-case explanation. Use actual Python 3 results to check the </w:t>
+      </w:r>
+      <w:r>
+        <w:rPr>
+          <w:b/>
+        </w:rPr>
+        <w:t>prediction</w:t>
+      </w:r>
+      <w:r>
+        <w:rPr>
+          <w:b w:val="0"/>
+        </w:rPr>
+        <w:t xml:space="preserve"> after reasoning first.</w:t>
       </w:r>
     </w:p>
     <w:p>
@@ -1629,7 +2315,42 @@
     </w:p>
     <w:p>
       <w:r>
-        <w:t>This loop assumes every record has the required integer fields. A missing used field causes KeyError. Do not silently treat a missing count as zero; that would invent unused capacity.</w:t>
+        <w:t>Use a genuinely new case for independent evidence. Previously discussed examples remain practice; use the separately named independent case before feedback.</w:t>
+      </w:r>
+    </w:p>
+    <w:p>
+      <w:pPr>
+        <w:spacing w:line="336" w:lineRule="auto" w:after="180"/>
+      </w:pPr>
+      <w:r>
+        <w:rPr>
+          <w:b w:val="0"/>
+        </w:rPr>
+        <w:t xml:space="preserve">This loop assumes every record has the required integer </w:t>
+      </w:r>
+      <w:r>
+        <w:rPr>
+          <w:b/>
+        </w:rPr>
+        <w:t>field</w:t>
+      </w:r>
+      <w:r>
+        <w:rPr>
+          <w:b w:val="0"/>
+        </w:rPr>
+        <w:t xml:space="preserve">s. A missing used </w:t>
+      </w:r>
+      <w:r>
+        <w:rPr>
+          <w:b/>
+        </w:rPr>
+        <w:t>field</w:t>
+      </w:r>
+      <w:r>
+        <w:rPr>
+          <w:b w:val="0"/>
+        </w:rPr>
+        <w:t xml:space="preserve"> causes KeyError. Do not silently treat a missing count as zero; that would invent unused capacity.</w:t>
       </w:r>
     </w:p>
     <w:p>
@@ -1671,8 +2392,27 @@
       </w:r>
     </w:p>
     <w:p>
-      <w:r>
-        <w:t>An empty dataset produces total 0. Can you conclude that every cupboard is full?</w:t>
+      <w:pPr>
+        <w:spacing w:line="336" w:lineRule="auto" w:after="180"/>
+        <w:shd w:fill="F5F1FB"/>
+      </w:pPr>
+      <w:r>
+        <w:rPr>
+          <w:b w:val="0"/>
+        </w:rPr>
+        <w:t xml:space="preserve">An empty </w:t>
+      </w:r>
+      <w:r>
+        <w:rPr>
+          <w:b/>
+        </w:rPr>
+        <w:t>dataset</w:t>
+      </w:r>
+      <w:r>
+        <w:rPr>
+          <w:b w:val="0"/>
+        </w:rPr>
+        <w:t xml:space="preserve"> produces total 0. Can you conclude that every cupboard is full?</w:t>
       </w:r>
     </w:p>
     <w:p>
@@ -1709,6 +2449,11 @@
       </w:pPr>
       <w:r>
         <w:t>13. Study a complete case</w:t>
+      </w:r>
+    </w:p>
+    <w:p>
+      <w:r>
+        <w:t>Revisit the complete Reading structured data case for supported practice. Repeated examples do not become fresh assessments.</w:t>
       </w:r>
     </w:p>
     <w:p>
@@ -1844,8 +2589,26 @@
       </w:r>
     </w:p>
     <w:p>
-      <w:r>
-        <w:t>Follow the input through the stated procedure to its result. Cover the result first, predict it, then explain every intermediate step. The text/table accompanies the figure so the example can be read without colour.</w:t>
+      <w:pPr>
+        <w:spacing w:line="336" w:lineRule="auto" w:after="180"/>
+      </w:pPr>
+      <w:r>
+        <w:rPr>
+          <w:b w:val="0"/>
+        </w:rPr>
+        <w:t xml:space="preserve">Follow the </w:t>
+      </w:r>
+      <w:r>
+        <w:rPr>
+          <w:b/>
+        </w:rPr>
+        <w:t>input</w:t>
+      </w:r>
+      <w:r>
+        <w:rPr>
+          <w:b w:val="0"/>
+        </w:rPr>
+        <w:t xml:space="preserve"> through the stated procedure to its result. Cover the result first, predict it, then explain every intermediate step. The text/table accompanies the figure so the example can be read without colour.</w:t>
       </w:r>
     </w:p>
     <w:p>
@@ -1895,6 +2658,11 @@
       </w:r>
     </w:p>
     <w:p>
+      <w:r>
+        <w:t>Attempt the reserved new case before feedback. Record support; the earlier examples below remain additional practice.</w:t>
+      </w:r>
+    </w:p>
+    <w:p>
       <w:pPr>
         <w:pStyle w:val="Heading3"/>
       </w:pPr>
@@ -1903,8 +2671,39 @@
       </w:r>
     </w:p>
     <w:p>
-      <w:r>
-        <w:t>Trace the named fields and missing-value policy. Predict the output, state the observed total and mean denominator, and report coverage. What changes if all three rows are empty records?</w:t>
+      <w:pPr>
+        <w:spacing w:line="336" w:lineRule="auto" w:after="180"/>
+        <w:shd w:fill="F5F1FB"/>
+      </w:pPr>
+      <w:r>
+        <w:rPr>
+          <w:b w:val="0"/>
+        </w:rPr>
+        <w:t xml:space="preserve">Trace the named </w:t>
+      </w:r>
+      <w:r>
+        <w:rPr>
+          <w:b/>
+        </w:rPr>
+        <w:t>field</w:t>
+      </w:r>
+      <w:r>
+        <w:rPr>
+          <w:b w:val="0"/>
+        </w:rPr>
+        <w:t xml:space="preserve">s and missing-value policy. Predict the </w:t>
+      </w:r>
+      <w:r>
+        <w:rPr>
+          <w:b/>
+        </w:rPr>
+        <w:t>output</w:t>
+      </w:r>
+      <w:r>
+        <w:rPr>
+          <w:b w:val="0"/>
+        </w:rPr>
+        <w:t>, state the observed total and mean denominator, and report coverage. What changes if all three rows are empty records?</w:t>
       </w:r>
     </w:p>
     <w:p>
@@ -1983,7 +2782,13 @@
       </w:r>
     </w:p>
     <w:p>
-      <w:r>
+      <w:pPr>
+        <w:spacing w:line="336" w:lineRule="auto" w:after="180"/>
+      </w:pPr>
+      <w:r>
+        <w:rPr>
+          <w:b w:val="0"/>
+        </w:rPr>
         <w:t>Attempt this case before feedback. Record any help. Earlier examples below are further practice; a case already practised with feedback cannot establish fresh transfer.</w:t>
       </w:r>
     </w:p>
@@ -1996,7 +2801,13 @@
       </w:r>
     </w:p>
     <w:p>
-      <w:r>
+      <w:pPr>
+        <w:spacing w:line="336" w:lineRule="auto" w:after="180"/>
+      </w:pPr>
+      <w:r>
+        <w:rPr>
+          <w:b w:val="0"/>
+        </w:rPr>
         <w:t>Write a loop for records (capacity 9, used 2), (capacity 5, used 1), and (capacity 4, used 4). Predict the total. Reverse the order and test an empty list.</w:t>
       </w:r>
     </w:p>
@@ -2049,7 +2860,13 @@
       </w:r>
     </w:p>
     <w:p>
-      <w:r>
+      <w:pPr>
+        <w:spacing w:line="336" w:lineRule="auto" w:after="180"/>
+      </w:pPr>
+      <w:r>
+        <w:rPr>
+          <w:b w:val="0"/>
+        </w:rPr>
         <w:t>Record support used: none, hint or teacher explanation. After feedback, a different case is needed to demonstrate independence.</w:t>
       </w:r>
     </w:p>
@@ -2062,8 +2879,25 @@
       </w:r>
     </w:p>
     <w:p>
-      <w:r>
-        <w:t>Attempt the independent case before hints. Record whether you worked alone, used a hint or followed a model. After feedback, fix the first unsupported step and explain why it changed. A later check uses a changed case, not a copied answer.</w:t>
+      <w:pPr>
+        <w:spacing w:line="336" w:lineRule="auto" w:after="180"/>
+      </w:pPr>
+      <w:r>
+        <w:rPr>
+          <w:b w:val="0"/>
+        </w:rPr>
+        <w:t>Attempt the independent case before hints. Record whether you worked alone, used a hint or followed a model. After feedback, fix the first unsupported step and explain why it changed.</w:t>
+      </w:r>
+    </w:p>
+    <w:p>
+      <w:pPr>
+        <w:spacing w:line="336" w:lineRule="auto" w:after="180"/>
+      </w:pPr>
+      <w:r>
+        <w:rPr>
+          <w:b w:val="0"/>
+        </w:rPr>
+        <w:t>A later check uses a changed case, not a copied answer.</w:t>
       </w:r>
     </w:p>
     <w:p>
@@ -2076,7 +2910,30 @@
     </w:p>
     <w:p>
       <w:r>
-        <w:t>Start with this question: Read rows with a missing-field policy. A toy table is represented as a list of dictionaries; count only rows with a recorded count.</w:t>
+        <w:t>Use this map to navigate Reading structured data, connect the goals to tasks and keep one evidence record for each attempt.</w:t>
+      </w:r>
+    </w:p>
+    <w:p>
+      <w:pPr>
+        <w:spacing w:line="336" w:lineRule="auto" w:after="180"/>
+      </w:pPr>
+      <w:r>
+        <w:rPr>
+          <w:b w:val="0"/>
+        </w:rPr>
+        <w:t>Start with this question: Read rows with a missing-</w:t>
+      </w:r>
+      <w:r>
+        <w:rPr>
+          <w:b/>
+        </w:rPr>
+        <w:t>field</w:t>
+      </w:r>
+      <w:r>
+        <w:rPr>
+          <w:b w:val="0"/>
+        </w:rPr>
+        <w:t xml:space="preserve"> policy. A toy table is represented as a list of dictionaries; count only rows with a recorded count.</w:t>
       </w:r>
     </w:p>
     <w:tbl>
@@ -2182,13 +3039,61 @@
       </w:tr>
     </w:tbl>
     <w:p>
-      <w:r>
-        <w:t>Remember → watch and explain → try with help → investigate → try independently → keep project evidence. Your teacher may spread this lesson across several classes.</w:t>
-      </w:r>
-    </w:p>
-    <w:p>
-      <w:r>
-        <w:t>Keep your first prediction. Compare it with what the evidence shows and explain any change.</w:t>
+      <w:pPr>
+        <w:spacing w:line="336" w:lineRule="auto" w:after="180"/>
+      </w:pPr>
+      <w:r>
+        <w:rPr>
+          <w:b w:val="0"/>
+        </w:rPr>
+        <w:t xml:space="preserve">Remember → watch and explain → try with help → investigate → try independently → keep project </w:t>
+      </w:r>
+      <w:r>
+        <w:rPr>
+          <w:b/>
+        </w:rPr>
+        <w:t>evidence</w:t>
+      </w:r>
+      <w:r>
+        <w:rPr>
+          <w:b w:val="0"/>
+        </w:rPr>
+        <w:t>. Your teacher may spread this lesson across several classes.</w:t>
+      </w:r>
+    </w:p>
+    <w:p>
+      <w:pPr>
+        <w:spacing w:line="336" w:lineRule="auto" w:after="180"/>
+      </w:pPr>
+      <w:r>
+        <w:rPr>
+          <w:b w:val="0"/>
+        </w:rPr>
+        <w:t xml:space="preserve">Keep your first </w:t>
+      </w:r>
+      <w:r>
+        <w:rPr>
+          <w:b/>
+        </w:rPr>
+        <w:t>prediction</w:t>
+      </w:r>
+      <w:r>
+        <w:rPr>
+          <w:b w:val="0"/>
+        </w:rPr>
+        <w:t xml:space="preserve">. Compare it with what the </w:t>
+      </w:r>
+      <w:r>
+        <w:rPr>
+          <w:b/>
+        </w:rPr>
+        <w:t>evidence</w:t>
+      </w:r>
+      <w:r>
+        <w:rPr>
+          <w:b w:val="0"/>
+        </w:rPr>
+        <w:t xml:space="preserve"> shows and explain any change.</w:t>
       </w:r>
     </w:p>
     <w:p>
@@ -2201,7 +3106,30 @@
     </w:p>
     <w:p>
       <w:r>
-        <w:t>Close your notes. Explain this goal in your own words: Process a list of records consistently</w:t>
+        <w:t>Explain Reading structured data without notes, identify a remaining question and plan a later check with a changed case.</w:t>
+      </w:r>
+    </w:p>
+    <w:p>
+      <w:pPr>
+        <w:spacing w:line="336" w:lineRule="auto" w:after="180"/>
+      </w:pPr>
+      <w:r>
+        <w:rPr>
+          <w:b w:val="0"/>
+        </w:rPr>
+        <w:t xml:space="preserve">Close your notes. Explain this goal in your own words: </w:t>
+      </w:r>
+      <w:r>
+        <w:rPr>
+          <w:b/>
+        </w:rPr>
+        <w:t>Process</w:t>
+      </w:r>
+      <w:r>
+        <w:rPr>
+          <w:b w:val="0"/>
+        </w:rPr>
+        <w:t xml:space="preserve"> a list of records consistently</w:t>
       </w:r>
     </w:p>
     <w:p>
@@ -2238,13 +3166,61 @@
       </w:r>
     </w:p>
     <w:p>
-      <w:r>
-        <w:t>If you are unsure, return to the worked picture and explain one arrow. If you are ready, change an input or assumption and justify your prediction.</w:t>
-      </w:r>
-    </w:p>
-    <w:p>
-      <w:r>
-        <w:t>Save your workbook evidence. At the next review, try a different case before opening your old answer.</w:t>
+      <w:pPr>
+        <w:spacing w:line="336" w:lineRule="auto" w:after="180"/>
+      </w:pPr>
+      <w:r>
+        <w:rPr>
+          <w:b w:val="0"/>
+        </w:rPr>
+        <w:t xml:space="preserve">If you are unsure, return to the worked picture and explain one arrow. If you are ready, change an </w:t>
+      </w:r>
+      <w:r>
+        <w:rPr>
+          <w:b/>
+        </w:rPr>
+        <w:t>input</w:t>
+      </w:r>
+      <w:r>
+        <w:rPr>
+          <w:b w:val="0"/>
+        </w:rPr>
+        <w:t xml:space="preserve"> or assumption and justify your </w:t>
+      </w:r>
+      <w:r>
+        <w:rPr>
+          <w:b/>
+        </w:rPr>
+        <w:t>prediction</w:t>
+      </w:r>
+      <w:r>
+        <w:rPr>
+          <w:b w:val="0"/>
+        </w:rPr>
+        <w:t>.</w:t>
+      </w:r>
+    </w:p>
+    <w:p>
+      <w:pPr>
+        <w:spacing w:line="336" w:lineRule="auto" w:after="180"/>
+      </w:pPr>
+      <w:r>
+        <w:rPr>
+          <w:b w:val="0"/>
+        </w:rPr>
+        <w:t xml:space="preserve">Save your workbook </w:t>
+      </w:r>
+      <w:r>
+        <w:rPr>
+          <w:b/>
+        </w:rPr>
+        <w:t>evidence</w:t>
+      </w:r>
+      <w:r>
+        <w:rPr>
+          <w:b w:val="0"/>
+        </w:rPr>
+        <w:t>. At the next review, try a different case before opening your old answer.</w:t>
       </w:r>
     </w:p>
     <w:p>
@@ -2257,12 +3233,41 @@
     </w:p>
     <w:p>
       <w:r>
+        <w:t>Attempt supported questions before using hints or feedback. Review a missing building block, then keep the completed work.</w:t>
+      </w:r>
+    </w:p>
+    <w:p>
+      <w:pPr>
+        <w:spacing w:line="336" w:lineRule="auto" w:after="180"/>
+      </w:pPr>
+      <w:r>
+        <w:rPr>
+          <w:b w:val="0"/>
+        </w:rPr>
         <w:t>Use this supported practice once, in the browser or on paper. Keep the reserved independent assessment for a separate first attempt before teacher feedback.</w:t>
       </w:r>
     </w:p>
     <w:p>
-      <w:r>
-        <w:t>Read rows with a missing-field policy. A toy table is represented as a list of dictionaries; count only rows with a recorded count.</w:t>
+      <w:pPr>
+        <w:spacing w:line="336" w:lineRule="auto" w:after="180"/>
+      </w:pPr>
+      <w:r>
+        <w:rPr>
+          <w:b w:val="0"/>
+        </w:rPr>
+        <w:t>Read rows with a missing-</w:t>
+      </w:r>
+      <w:r>
+        <w:rPr>
+          <w:b/>
+        </w:rPr>
+        <w:t>field</w:t>
+      </w:r>
+      <w:r>
+        <w:rPr>
+          <w:b w:val="0"/>
+        </w:rPr>
+        <w:t xml:space="preserve"> policy. A toy table is represented as a list of dictionaries; count only rows with a recorded count.</w:t>
       </w:r>
     </w:p>
     <w:p>
@@ -2274,22 +3279,49 @@
       </w:r>
     </w:p>
     <w:p>
-      <w:r>
+      <w:pPr>
+        <w:spacing w:line="336" w:lineRule="auto" w:after="180"/>
+      </w:pPr>
+      <w:r>
+        <w:rPr>
+          <w:b w:val="0"/>
+        </w:rPr>
         <w:t>Which labelled step matches this detail? Mean is 1; measured coverage is 2 of 3 rows.</w:t>
       </w:r>
     </w:p>
     <w:p>
-      <w:r>
+      <w:pPr>
+        <w:spacing w:line="336" w:lineRule="auto" w:after="180"/>
+        <w:shd w:fill="F4F9FC"/>
+      </w:pPr>
+      <w:r>
+        <w:rPr>
+          <w:b w:val="0"/>
+        </w:rPr>
         <w:t>1. Inspect three rows</w:t>
       </w:r>
     </w:p>
     <w:p>
-      <w:r>
+      <w:pPr>
+        <w:spacing w:line="336" w:lineRule="auto" w:after="180"/>
+        <w:shd w:fill="F4F9FC"/>
+      </w:pPr>
+      <w:r>
+        <w:rPr>
+          <w:b w:val="0"/>
+        </w:rPr>
         <w:t>2. Report coverage and mean</w:t>
       </w:r>
     </w:p>
     <w:p>
-      <w:r>
+      <w:pPr>
+        <w:spacing w:line="336" w:lineRule="auto" w:after="180"/>
+        <w:shd w:fill="F4F9FC"/>
+      </w:pPr>
+      <w:r>
+        <w:rPr>
+          <w:b w:val="0"/>
+        </w:rPr>
         <w:t>3. Accumulate values</w:t>
       </w:r>
     </w:p>
@@ -2327,40 +3359,154 @@
       </w:r>
     </w:p>
     <w:p>
-      <w:r>
+      <w:pPr>
+        <w:pStyle w:val="Heading3"/>
+      </w:pPr>
+      <w:r>
+        <w:t>Hint · try first</w:t>
+      </w:r>
+    </w:p>
+    <w:p>
+      <w:pPr>
+        <w:spacing w:line="336" w:lineRule="auto" w:after="180"/>
+        <w:shd w:fill="F1F6F8"/>
+      </w:pPr>
+      <w:r>
+        <w:rPr>
+          <w:b w:val="0"/>
+        </w:rPr>
         <w:t>Hint if needed: Read the steps in the pictorial case. Match the supplied detail to the stage that performs or records it.</w:t>
       </w:r>
     </w:p>
     <w:p>
-      <w:r>
-        <w:t>After your attempt, compare with the supported explanation: Report coverage and mean Mean is 1; measured coverage is 2 of 3 rows. Structured data need a row policy before aggregation. Treating missing as zero changes the statistic and can conceal incomplete coverage; real zero remains an observation.</w:t>
-      </w:r>
-    </w:p>
-    <w:p>
       <w:pPr>
         <w:pStyle w:val="Heading3"/>
       </w:pPr>
       <w:r>
+        <w:t>Feedback · compare after trying</w:t>
+      </w:r>
+    </w:p>
+    <w:p>
+      <w:pPr>
+        <w:spacing w:line="336" w:lineRule="auto" w:after="180"/>
+        <w:shd w:fill="F1F6FC"/>
+      </w:pPr>
+      <w:r>
+        <w:rPr>
+          <w:b w:val="0"/>
+        </w:rPr>
+        <w:t>After your attempt, compare with the supported explanation: Report coverage and mean Mean is 1; measured coverage is 2 of 3 rows. Structured data need a row policy before aggregation.</w:t>
+      </w:r>
+    </w:p>
+    <w:p>
+      <w:pPr>
+        <w:spacing w:line="336" w:lineRule="auto" w:after="180"/>
+        <w:shd w:fill="F1F6FC"/>
+      </w:pPr>
+      <w:r>
+        <w:rPr>
+          <w:b w:val="0"/>
+        </w:rPr>
+        <w:t xml:space="preserve">Treating missing as zero changes the statistic and can conceal incomplete coverage; real zero remains an </w:t>
+      </w:r>
+      <w:r>
+        <w:rPr>
+          <w:b/>
+        </w:rPr>
+        <w:t>observation</w:t>
+      </w:r>
+      <w:r>
+        <w:rPr>
+          <w:b w:val="0"/>
+        </w:rPr>
+        <w:t>.</w:t>
+      </w:r>
+    </w:p>
+    <w:p>
+      <w:pPr>
+        <w:pStyle w:val="Heading3"/>
+      </w:pPr>
+      <w:r>
         <w:t>Practice 2: explain the deciding evidence</w:t>
       </w:r>
     </w:p>
     <w:p>
-      <w:r>
+      <w:pPr>
+        <w:pStyle w:val="Heading3"/>
+      </w:pPr>
+      <w:r>
+        <w:t>Changed case · predict first</w:t>
+      </w:r>
+    </w:p>
+    <w:p>
+      <w:pPr>
+        <w:spacing w:line="336" w:lineRule="auto" w:after="180"/>
+        <w:shd w:fill="F5F1FB"/>
+      </w:pPr>
+      <w:r>
+        <w:rPr>
+          <w:b w:val="0"/>
+        </w:rPr>
         <w:t>Changed-case practice: Add {"count":4} as a fourth row. Which conclusion is supported by the supplied facts?</w:t>
       </w:r>
     </w:p>
     <w:p>
-      <w:r>
-        <w:t>1. We can decide the result without examining the changed input or the procedure.</w:t>
-      </w:r>
-    </w:p>
-    <w:p>
-      <w:r>
-        <w:t>2. This one example guarantees correct results for every future input.</w:t>
-      </w:r>
-    </w:p>
-    <w:p>
-      <w:r>
+      <w:pPr>
+        <w:spacing w:line="336" w:lineRule="auto" w:after="180"/>
+        <w:shd w:fill="F4F9FC"/>
+      </w:pPr>
+      <w:r>
+        <w:rPr>
+          <w:b w:val="0"/>
+        </w:rPr>
+        <w:t xml:space="preserve">1. We can decide the result without examining the changed </w:t>
+      </w:r>
+      <w:r>
+        <w:rPr>
+          <w:b/>
+        </w:rPr>
+        <w:t>input</w:t>
+      </w:r>
+      <w:r>
+        <w:rPr>
+          <w:b w:val="0"/>
+        </w:rPr>
+        <w:t xml:space="preserve"> or the procedure.</w:t>
+      </w:r>
+    </w:p>
+    <w:p>
+      <w:pPr>
+        <w:spacing w:line="336" w:lineRule="auto" w:after="180"/>
+        <w:shd w:fill="F4F9FC"/>
+      </w:pPr>
+      <w:r>
+        <w:rPr>
+          <w:b w:val="0"/>
+        </w:rPr>
+        <w:t xml:space="preserve">2. This one example guarantees correct results for every future </w:t>
+      </w:r>
+      <w:r>
+        <w:rPr>
+          <w:b/>
+        </w:rPr>
+        <w:t>input</w:t>
+      </w:r>
+      <w:r>
+        <w:rPr>
+          <w:b w:val="0"/>
+        </w:rPr>
+        <w:t>.</w:t>
+      </w:r>
+    </w:p>
+    <w:p>
+      <w:pPr>
+        <w:spacing w:line="336" w:lineRule="auto" w:after="180"/>
+        <w:shd w:fill="F4F9FC"/>
+      </w:pPr>
+      <w:r>
+        <w:rPr>
+          <w:b w:val="0"/>
+        </w:rPr>
         <w:t>3. Sum becomes 6, denominator 3, mean 2; coverage is 3 of 4.</w:t>
       </w:r>
     </w:p>
@@ -2398,36 +3544,165 @@
       </w:r>
     </w:p>
     <w:p>
-      <w:r>
+      <w:pPr>
+        <w:pStyle w:val="Heading3"/>
+      </w:pPr>
+      <w:r>
+        <w:t>Hint · try first</w:t>
+      </w:r>
+    </w:p>
+    <w:p>
+      <w:pPr>
+        <w:spacing w:line="336" w:lineRule="auto" w:after="180"/>
+        <w:shd w:fill="F1F6F8"/>
+      </w:pPr>
+      <w:r>
+        <w:rPr>
+          <w:b w:val="0"/>
+        </w:rPr>
         <w:t>Hint if needed: Use the changed condition and the deciding step in the pictorial trace. The answer must say what follows from those facts.</w:t>
       </w:r>
     </w:p>
     <w:p>
-      <w:r>
-        <w:t>After your attempt, compare with the supported explanation: Sum becomes 6, denominator 3, mean 2; coverage is 3 of 4. Only the added recorded value contributes; the existing absent field remains skipped.</w:t>
-      </w:r>
-    </w:p>
-    <w:p>
       <w:pPr>
         <w:pStyle w:val="Heading3"/>
       </w:pPr>
       <w:r>
+        <w:t>Feedback · compare after trying</w:t>
+      </w:r>
+    </w:p>
+    <w:p>
+      <w:pPr>
+        <w:spacing w:line="336" w:lineRule="auto" w:after="180"/>
+        <w:shd w:fill="F1F6FC"/>
+      </w:pPr>
+      <w:r>
+        <w:rPr>
+          <w:b w:val="0"/>
+        </w:rPr>
+        <w:t xml:space="preserve">After your attempt, compare with the supported explanation: Sum becomes 6, denominator 3, mean 2; coverage is 3 of 4. Only the added recorded value contributes; the existing absent </w:t>
+      </w:r>
+      <w:r>
+        <w:rPr>
+          <w:b/>
+        </w:rPr>
+        <w:t>field</w:t>
+      </w:r>
+      <w:r>
+        <w:rPr>
+          <w:b w:val="0"/>
+        </w:rPr>
+        <w:t xml:space="preserve"> remains skipped.</w:t>
+      </w:r>
+    </w:p>
+    <w:p>
+      <w:pPr>
+        <w:pStyle w:val="Heading3"/>
+      </w:pPr>
+      <w:r>
         <w:t>Repair a missing building block</w:t>
       </w:r>
     </w:p>
     <w:p>
-      <w:r>
-        <w:t>Review Dictionaries and records (python-bridge/10). Goal: Read and update named dictionary fields. Short practice: Predict all three original outputs. Explain the difference between count=0 and missing price, then predict the lookup after price=0 is added.. Return to this week and explain what you changed.</w:t>
-      </w:r>
-    </w:p>
-    <w:p>
-      <w:r>
-        <w:t>Review Functions and arguments (python-bridge/8). Goal: Distinguish a function definition from a function call. Short practice: Match every argument to a parameter for the two calls. Why do outputs differ, and what prints when both calls are removed?. Return to this week and explain what you changed.</w:t>
-      </w:r>
-    </w:p>
-    <w:p>
-      <w:r>
-        <w:t>Review Branching and boundary tests (python-bridge/5). Goal: Trace the selected branch in an if elif else chain. Short practice: Trace -2, 4 and 5 through the branches. Explain why the negative check comes first and what label -2 gets if it is removed.. Return to this week and explain what you changed.</w:t>
+      <w:pPr>
+        <w:spacing w:line="336" w:lineRule="auto" w:after="180"/>
+      </w:pPr>
+      <w:r>
+        <w:rPr>
+          <w:b w:val="0"/>
+        </w:rPr>
+        <w:t xml:space="preserve">Review Dictionaries and records (python-bridge/10). Goal: Read and update named dictionary </w:t>
+      </w:r>
+      <w:r>
+        <w:rPr>
+          <w:b/>
+        </w:rPr>
+        <w:t>field</w:t>
+      </w:r>
+      <w:r>
+        <w:rPr>
+          <w:b w:val="0"/>
+        </w:rPr>
+        <w:t xml:space="preserve">s. Short practice: Predict all three original </w:t>
+      </w:r>
+      <w:r>
+        <w:rPr>
+          <w:b/>
+        </w:rPr>
+        <w:t>output</w:t>
+      </w:r>
+      <w:r>
+        <w:rPr>
+          <w:b w:val="0"/>
+        </w:rPr>
+        <w:t>s.</w:t>
+      </w:r>
+    </w:p>
+    <w:p>
+      <w:pPr>
+        <w:spacing w:line="336" w:lineRule="auto" w:after="180"/>
+      </w:pPr>
+      <w:r>
+        <w:rPr>
+          <w:b w:val="0"/>
+        </w:rPr>
+        <w:t>Explain the difference between count=0 and missing price, then predict the lookup after price=0 is added.. Return to this week and explain what you changed.</w:t>
+      </w:r>
+    </w:p>
+    <w:p>
+      <w:pPr>
+        <w:spacing w:line="336" w:lineRule="auto" w:after="180"/>
+      </w:pPr>
+      <w:r>
+        <w:rPr>
+          <w:b w:val="0"/>
+        </w:rPr>
+        <w:t>Review Functions and arguments (python-bridge/8). Goal: Distinguish a function definition from a function call. Short practice: Match every argument to a parameter for the two calls.</w:t>
+      </w:r>
+    </w:p>
+    <w:p>
+      <w:pPr>
+        <w:spacing w:line="336" w:lineRule="auto" w:after="180"/>
+      </w:pPr>
+      <w:r>
+        <w:rPr>
+          <w:b w:val="0"/>
+        </w:rPr>
+        <w:t xml:space="preserve">Why do </w:t>
+      </w:r>
+      <w:r>
+        <w:rPr>
+          <w:b/>
+        </w:rPr>
+        <w:t>output</w:t>
+      </w:r>
+      <w:r>
+        <w:rPr>
+          <w:b w:val="0"/>
+        </w:rPr>
+        <w:t>s differ, and what prints when both calls are removed?. Return to this week and explain what you changed.</w:t>
+      </w:r>
+    </w:p>
+    <w:p>
+      <w:pPr>
+        <w:spacing w:line="336" w:lineRule="auto" w:after="180"/>
+      </w:pPr>
+      <w:r>
+        <w:rPr>
+          <w:b w:val="0"/>
+        </w:rPr>
+        <w:t>Review Branching and boundary tests (python-bridge/5). Goal: Trace the selected branch in an if elif else chain. Short practice: Trace -2, 4 and 5 through the branches.</w:t>
+      </w:r>
+    </w:p>
+    <w:p>
+      <w:pPr>
+        <w:spacing w:line="336" w:lineRule="auto" w:after="180"/>
+      </w:pPr>
+      <w:r>
+        <w:rPr>
+          <w:b w:val="0"/>
+        </w:rPr>
+        <w:t>Explain why the negative check comes first and what label -2 gets if it is removed.. Return to this week and explain what you changed.</w:t>
       </w:r>
     </w:p>
     <w:p>
@@ -2439,8 +3714,61 @@
       </w:r>
     </w:p>
     <w:p>
-      <w:r>
-        <w:t>The browser lab lets you edit the supported Python examples already included in this lesson. Predict first, run, inspect the actual output or error, change one input, then run again. Keep code, predictions, actual results and a reasoned revision together. On paper, label your result as a trace rather than an execution.</w:t>
+      <w:pPr>
+        <w:spacing w:line="336" w:lineRule="auto" w:after="180"/>
+      </w:pPr>
+      <w:r>
+        <w:rPr>
+          <w:b w:val="0"/>
+        </w:rPr>
+        <w:t xml:space="preserve">The browser lab lets you edit the supported Python examples already included in this lesson. Predict first, run, inspect the actual </w:t>
+      </w:r>
+      <w:r>
+        <w:rPr>
+          <w:b/>
+        </w:rPr>
+        <w:t>output</w:t>
+      </w:r>
+      <w:r>
+        <w:rPr>
+          <w:b w:val="0"/>
+        </w:rPr>
+        <w:t xml:space="preserve"> or error, change one </w:t>
+      </w:r>
+      <w:r>
+        <w:rPr>
+          <w:b/>
+        </w:rPr>
+        <w:t>input</w:t>
+      </w:r>
+      <w:r>
+        <w:rPr>
+          <w:b w:val="0"/>
+        </w:rPr>
+        <w:t>, then run again.</w:t>
+      </w:r>
+    </w:p>
+    <w:p>
+      <w:pPr>
+        <w:spacing w:line="336" w:lineRule="auto" w:after="180"/>
+      </w:pPr>
+      <w:r>
+        <w:rPr>
+          <w:b w:val="0"/>
+        </w:rPr>
+        <w:t xml:space="preserve">Keep code, </w:t>
+      </w:r>
+      <w:r>
+        <w:rPr>
+          <w:b/>
+        </w:rPr>
+        <w:t>prediction</w:t>
+      </w:r>
+      <w:r>
+        <w:rPr>
+          <w:b w:val="0"/>
+        </w:rPr>
+        <w:t>s, actual results and a reasoned revision together. On paper, label your result as a trace rather than an execution.</w:t>
       </w:r>
     </w:p>
     <w:p>
@@ -2452,8 +3780,616 @@
       </w:r>
     </w:p>
     <w:p>
-      <w:r>
-        <w:t>Use Download completed work in the hosted lesson to export your answers, reflections, practice feedback and code-run evidence. Open the HTML copy to read or print it. Drafts stay in this browser when storage is available; clear drafts on a shared device.</w:t>
+      <w:pPr>
+        <w:spacing w:line="336" w:lineRule="auto" w:after="180"/>
+      </w:pPr>
+      <w:r>
+        <w:rPr>
+          <w:b w:val="0"/>
+        </w:rPr>
+        <w:t xml:space="preserve">Use Download completed work in the hosted lesson to export your answers, reflections, practice feedback and code-run </w:t>
+      </w:r>
+      <w:r>
+        <w:rPr>
+          <w:b/>
+        </w:rPr>
+        <w:t>evidence</w:t>
+      </w:r>
+      <w:r>
+        <w:rPr>
+          <w:b w:val="0"/>
+        </w:rPr>
+        <w:t>. Open the HTML copy to read or print it.</w:t>
+      </w:r>
+    </w:p>
+    <w:p>
+      <w:pPr>
+        <w:spacing w:line="336" w:lineRule="auto" w:after="180"/>
+      </w:pPr>
+      <w:r>
+        <w:rPr>
+          <w:b w:val="0"/>
+        </w:rPr>
+        <w:t>Drafts stay in this browser when storage is available; clear drafts on a shared device.</w:t>
+      </w:r>
+    </w:p>
+    <w:p>
+      <w:pPr>
+        <w:pStyle w:val="Heading1"/>
+      </w:pPr>
+      <w:r>
+        <w:t>18. Visual concept journey</w:t>
+      </w:r>
+    </w:p>
+    <w:p>
+      <w:r>
+        <w:t>Explain each Reading structured data graphic using its labels, deciding evidence and relevant limitation.</w:t>
+      </w:r>
+    </w:p>
+    <w:p>
+      <w:pPr>
+        <w:pStyle w:val="Heading3"/>
+      </w:pPr>
+      <w:r>
+        <w:t>01. Reading structured data: the case</w:t>
+      </w:r>
+    </w:p>
+    <w:p>
+      <w:r>
+        <w:drawing>
+          <wp:inline xmlns:a="http://schemas.openxmlformats.org/drawingml/2006/main" xmlns:pic="http://schemas.openxmlformats.org/drawingml/2006/picture">
+            <wp:extent cx="5486400" cy="2834640"/>
+            <wp:docPr id="3" name="Picture 3" descr="Read rows with a missing-field policy. A toy table is represented as a list of dictionaries; count only rows with a recorded count. Supplied facts: Python 3 records: [{&quot;count&quot;:2},{&quot;count&quot;:0},{}]. Policy: include existing numeric counts, including zero; skip an absent field."/>
+            <wp:cNvGraphicFramePr>
+              <a:graphicFrameLocks noChangeAspect="1"/>
+            </wp:cNvGraphicFramePr>
+            <a:graphic>
+              <a:graphicData uri="http://schemas.openxmlformats.org/drawingml/2006/picture">
+                <pic:pic>
+                  <pic:nvPicPr>
+                    <pic:cNvPr id="0" name="academy-story-python-bridge-11-01.png"/>
+                    <pic:cNvPicPr/>
+                  </pic:nvPicPr>
+                  <pic:blipFill>
+                    <a:blip r:embed="rId11"/>
+                    <a:stretch>
+                      <a:fillRect/>
+                    </a:stretch>
+                  </pic:blipFill>
+                  <pic:spPr>
+                    <a:xfrm>
+                      <a:off x="0" y="0"/>
+                      <a:ext cx="5486400" cy="2834640"/>
+                    </a:xfrm>
+                    <a:prstGeom prst="rect"/>
+                  </pic:spPr>
+                </pic:pic>
+              </a:graphicData>
+            </a:graphic>
+          </wp:inline>
+        </w:drawing>
+      </w:r>
+    </w:p>
+    <w:p>
+      <w:pPr>
+        <w:spacing w:line="336" w:lineRule="auto" w:after="180"/>
+      </w:pPr>
+      <w:r>
+        <w:rPr>
+          <w:b w:val="0"/>
+        </w:rPr>
+        <w:t>Read rows with a missing-</w:t>
+      </w:r>
+      <w:r>
+        <w:rPr>
+          <w:b/>
+        </w:rPr>
+        <w:t>field</w:t>
+      </w:r>
+      <w:r>
+        <w:rPr>
+          <w:b w:val="0"/>
+        </w:rPr>
+        <w:t xml:space="preserve"> policy. A toy table is represented as a list of dictionaries; count only rows with a recorded count. Supplied facts: Python 3 records: [{"count":2},{"count":0},{}].</w:t>
+      </w:r>
+    </w:p>
+    <w:p>
+      <w:pPr>
+        <w:spacing w:line="336" w:lineRule="auto" w:after="180"/>
+      </w:pPr>
+      <w:r>
+        <w:rPr>
+          <w:b w:val="0"/>
+        </w:rPr>
+        <w:t xml:space="preserve">Policy: include existing numeric counts, including zero; skip an absent </w:t>
+      </w:r>
+      <w:r>
+        <w:rPr>
+          <w:b/>
+        </w:rPr>
+        <w:t>field</w:t>
+      </w:r>
+      <w:r>
+        <w:rPr>
+          <w:b w:val="0"/>
+        </w:rPr>
+        <w:t>.</w:t>
+      </w:r>
+    </w:p>
+    <w:p>
+      <w:pPr>
+        <w:spacing w:line="336" w:lineRule="auto" w:after="180"/>
+        <w:shd w:fill="F5F1FB"/>
+      </w:pPr>
+      <w:r>
+        <w:rPr>
+          <w:b w:val="0"/>
+        </w:rPr>
+        <w:t>Point to the given fact that matters most. Explain why it matters.</w:t>
+      </w:r>
+    </w:p>
+    <w:p>
+      <w:pPr>
+        <w:pStyle w:val="Heading3"/>
+      </w:pPr>
+      <w:r>
+        <w:t>02. Follow the deciding steps</w:t>
+      </w:r>
+    </w:p>
+    <w:p>
+      <w:r>
+        <w:drawing>
+          <wp:inline xmlns:a="http://schemas.openxmlformats.org/drawingml/2006/main" xmlns:pic="http://schemas.openxmlformats.org/drawingml/2006/picture">
+            <wp:extent cx="5486400" cy="3182112"/>
+            <wp:docPr id="4" name="Picture 4" descr="Inspect three rows: Two rows contain count; the third does not. → Accumulate values: The included values sum to 2+0=2, with denominator 2. → Report coverage and mean: Mean is 1; measured coverage is 2 of 3 rows."/>
+            <wp:cNvGraphicFramePr>
+              <a:graphicFrameLocks noChangeAspect="1"/>
+            </wp:cNvGraphicFramePr>
+            <a:graphic>
+              <a:graphicData uri="http://schemas.openxmlformats.org/drawingml/2006/picture">
+                <pic:pic>
+                  <pic:nvPicPr>
+                    <pic:cNvPr id="0" name="academy-story-python-bridge-11-02.png"/>
+                    <pic:cNvPicPr/>
+                  </pic:nvPicPr>
+                  <pic:blipFill>
+                    <a:blip r:embed="rId12"/>
+                    <a:stretch>
+                      <a:fillRect/>
+                    </a:stretch>
+                  </pic:blipFill>
+                  <pic:spPr>
+                    <a:xfrm>
+                      <a:off x="0" y="0"/>
+                      <a:ext cx="5486400" cy="3182112"/>
+                    </a:xfrm>
+                    <a:prstGeom prst="rect"/>
+                  </pic:spPr>
+                </pic:pic>
+              </a:graphicData>
+            </a:graphic>
+          </wp:inline>
+        </w:drawing>
+      </w:r>
+    </w:p>
+    <w:p>
+      <w:pPr>
+        <w:spacing w:line="336" w:lineRule="auto" w:after="180"/>
+      </w:pPr>
+      <w:r>
+        <w:rPr>
+          <w:b w:val="0"/>
+        </w:rPr>
+        <w:t>Inspect three rows: Two rows contain count; the third does not. → Accumulate values: The included values sum to 2+0=2, with denominator 2. → Report coverage and mean: Mean is 1; measured coverage is 2 of 3 rows.</w:t>
+      </w:r>
+    </w:p>
+    <w:p>
+      <w:pPr>
+        <w:spacing w:line="336" w:lineRule="auto" w:after="180"/>
+        <w:shd w:fill="F5F1FB"/>
+      </w:pPr>
+      <w:r>
+        <w:rPr>
+          <w:b w:val="0"/>
+        </w:rPr>
+        <w:t xml:space="preserve">Point to each numbered stage and explain which recorded </w:t>
+      </w:r>
+      <w:r>
+        <w:rPr>
+          <w:b/>
+        </w:rPr>
+        <w:t>input</w:t>
+      </w:r>
+      <w:r>
+        <w:rPr>
+          <w:b w:val="0"/>
+        </w:rPr>
+        <w:t xml:space="preserve"> it uses.</w:t>
+      </w:r>
+    </w:p>
+    <w:p>
+      <w:pPr>
+        <w:pStyle w:val="Heading3"/>
+      </w:pPr>
+      <w:r>
+        <w:t>03. Included values and absent field</w:t>
+      </w:r>
+    </w:p>
+    <w:p>
+      <w:r>
+        <w:drawing>
+          <wp:inline xmlns:a="http://schemas.openxmlformats.org/drawingml/2006/main" xmlns:pic="http://schemas.openxmlformats.org/drawingml/2006/picture">
+            <wp:extent cx="5486400" cy="3617976"/>
+            <wp:docPr id="5" name="Picture 5" descr="Included values and absent field. Row 1: Count value = 2, Include in mean? = Yes. Row 2: Count value = 0, Include in mean? = Yes. Row 3: Count value = Absent, Include in mean? = No."/>
+            <wp:cNvGraphicFramePr>
+              <a:graphicFrameLocks noChangeAspect="1"/>
+            </wp:cNvGraphicFramePr>
+            <a:graphic>
+              <a:graphicData uri="http://schemas.openxmlformats.org/drawingml/2006/picture">
+                <pic:pic>
+                  <pic:nvPicPr>
+                    <pic:cNvPr id="0" name="academy-story-python-bridge-11-03.png"/>
+                    <pic:cNvPicPr/>
+                  </pic:nvPicPr>
+                  <pic:blipFill>
+                    <a:blip r:embed="rId13"/>
+                    <a:stretch>
+                      <a:fillRect/>
+                    </a:stretch>
+                  </pic:blipFill>
+                  <pic:spPr>
+                    <a:xfrm>
+                      <a:off x="0" y="0"/>
+                      <a:ext cx="5486400" cy="3617976"/>
+                    </a:xfrm>
+                    <a:prstGeom prst="rect"/>
+                  </pic:spPr>
+                </pic:pic>
+              </a:graphicData>
+            </a:graphic>
+          </wp:inline>
+        </w:drawing>
+      </w:r>
+    </w:p>
+    <w:p>
+      <w:pPr>
+        <w:spacing w:line="336" w:lineRule="auto" w:after="180"/>
+      </w:pPr>
+      <w:r>
+        <w:rPr>
+          <w:b w:val="0"/>
+        </w:rPr>
+        <w:t xml:space="preserve">Included values and absent </w:t>
+      </w:r>
+      <w:r>
+        <w:rPr>
+          <w:b/>
+        </w:rPr>
+        <w:t>field</w:t>
+      </w:r>
+      <w:r>
+        <w:rPr>
+          <w:b w:val="0"/>
+        </w:rPr>
+        <w:t>. Row 1: Count value = 2, Include in mean? = Yes. Row 2: Count value = 0, Include in mean? = Yes. Row 3: Count value = Absent, Include in mean? = No.</w:t>
+      </w:r>
+    </w:p>
+    <w:p>
+      <w:pPr>
+        <w:spacing w:line="336" w:lineRule="auto" w:after="180"/>
+        <w:shd w:fill="F5F1FB"/>
+      </w:pPr>
+      <w:r>
+        <w:rPr>
+          <w:b w:val="0"/>
+        </w:rPr>
+        <w:t>Read the labels and values. Explain the relationship the model shows.</w:t>
+      </w:r>
+    </w:p>
+    <w:p>
+      <w:pPr>
+        <w:pStyle w:val="Heading3"/>
+      </w:pPr>
+      <w:r>
+        <w:t>04. Change one thing. Trace what follows.</w:t>
+      </w:r>
+    </w:p>
+    <w:p>
+      <w:r>
+        <w:drawing>
+          <wp:inline xmlns:a="http://schemas.openxmlformats.org/drawingml/2006/main" xmlns:pic="http://schemas.openxmlformats.org/drawingml/2006/picture">
+            <wp:extent cx="5486400" cy="3026664"/>
+            <wp:docPr id="6" name="Picture 6" descr="Original case: Mean is 1; measured coverage is 2 of 3 rows. Changed condition: Add {&quot;count&quot;:4} as a fourth row. Expected result: Sum becomes 6, denominator 3, mean 2; coverage is 3 of 4. Reason: Only the added recorded value contributes; the existing absent field remains skipped."/>
+            <wp:cNvGraphicFramePr>
+              <a:graphicFrameLocks noChangeAspect="1"/>
+            </wp:cNvGraphicFramePr>
+            <a:graphic>
+              <a:graphicData uri="http://schemas.openxmlformats.org/drawingml/2006/picture">
+                <pic:pic>
+                  <pic:nvPicPr>
+                    <pic:cNvPr id="0" name="academy-story-python-bridge-11-04.png"/>
+                    <pic:cNvPicPr/>
+                  </pic:nvPicPr>
+                  <pic:blipFill>
+                    <a:blip r:embed="rId14"/>
+                    <a:stretch>
+                      <a:fillRect/>
+                    </a:stretch>
+                  </pic:blipFill>
+                  <pic:spPr>
+                    <a:xfrm>
+                      <a:off x="0" y="0"/>
+                      <a:ext cx="5486400" cy="3026664"/>
+                    </a:xfrm>
+                    <a:prstGeom prst="rect"/>
+                  </pic:spPr>
+                </pic:pic>
+              </a:graphicData>
+            </a:graphic>
+          </wp:inline>
+        </w:drawing>
+      </w:r>
+    </w:p>
+    <w:p>
+      <w:pPr>
+        <w:spacing w:line="336" w:lineRule="auto" w:after="180"/>
+      </w:pPr>
+      <w:r>
+        <w:rPr>
+          <w:b w:val="0"/>
+        </w:rPr>
+        <w:t>Original case: Mean is 1; measured coverage is 2 of 3 rows. Changed condition: Add {"count":4} as a fourth row. Expected result: Sum becomes 6, denominator 3, mean 2; coverage is 3 of 4.</w:t>
+      </w:r>
+    </w:p>
+    <w:p>
+      <w:pPr>
+        <w:spacing w:line="336" w:lineRule="auto" w:after="180"/>
+      </w:pPr>
+      <w:r>
+        <w:rPr>
+          <w:b w:val="0"/>
+        </w:rPr>
+        <w:t xml:space="preserve">Reason: Only the added recorded value contributes; the existing absent </w:t>
+      </w:r>
+      <w:r>
+        <w:rPr>
+          <w:b/>
+        </w:rPr>
+        <w:t>field</w:t>
+      </w:r>
+      <w:r>
+        <w:rPr>
+          <w:b w:val="0"/>
+        </w:rPr>
+        <w:t xml:space="preserve"> remains skipped.</w:t>
+      </w:r>
+    </w:p>
+    <w:p>
+      <w:pPr>
+        <w:spacing w:line="336" w:lineRule="auto" w:after="180"/>
+        <w:shd w:fill="F5F1FB"/>
+      </w:pPr>
+      <w:r>
+        <w:rPr>
+          <w:b w:val="0"/>
+        </w:rPr>
+        <w:t>Predict before checking the worked changed-case result. Name what changed and what the supplied facts allow you to conclude.</w:t>
+      </w:r>
+    </w:p>
+    <w:p>
+      <w:pPr>
+        <w:pStyle w:val="Heading3"/>
+      </w:pPr>
+      <w:r>
+        <w:t>05. Connect the explanation to its limit</w:t>
+      </w:r>
+    </w:p>
+    <w:p>
+      <w:r>
+        <w:drawing>
+          <wp:inline xmlns:a="http://schemas.openxmlformats.org/drawingml/2006/main" xmlns:pic="http://schemas.openxmlformats.org/drawingml/2006/picture">
+            <wp:extent cx="5486400" cy="2834640"/>
+            <wp:docPr id="7" name="Picture 7" descr="Structured data need a row policy before aggregation. Treating missing as zero changes the statistic and can conceal incomplete coverage; real zero remains an observation. Limit: This worked row policy is explicit; file parsing, malformed values and data provenance require additional checks."/>
+            <wp:cNvGraphicFramePr>
+              <a:graphicFrameLocks noChangeAspect="1"/>
+            </wp:cNvGraphicFramePr>
+            <a:graphic>
+              <a:graphicData uri="http://schemas.openxmlformats.org/drawingml/2006/picture">
+                <pic:pic>
+                  <pic:nvPicPr>
+                    <pic:cNvPr id="0" name="academy-story-python-bridge-11-05.png"/>
+                    <pic:cNvPicPr/>
+                  </pic:nvPicPr>
+                  <pic:blipFill>
+                    <a:blip r:embed="rId15"/>
+                    <a:stretch>
+                      <a:fillRect/>
+                    </a:stretch>
+                  </pic:blipFill>
+                  <pic:spPr>
+                    <a:xfrm>
+                      <a:off x="0" y="0"/>
+                      <a:ext cx="5486400" cy="2834640"/>
+                    </a:xfrm>
+                    <a:prstGeom prst="rect"/>
+                  </pic:spPr>
+                </pic:pic>
+              </a:graphicData>
+            </a:graphic>
+          </wp:inline>
+        </w:drawing>
+      </w:r>
+    </w:p>
+    <w:p>
+      <w:pPr>
+        <w:spacing w:line="336" w:lineRule="auto" w:after="180"/>
+      </w:pPr>
+      <w:r>
+        <w:rPr>
+          <w:b w:val="0"/>
+        </w:rPr>
+        <w:t xml:space="preserve">Structured data need a row policy before aggregation. Treating missing as zero changes the statistic and can conceal incomplete coverage; real zero remains an </w:t>
+      </w:r>
+      <w:r>
+        <w:rPr>
+          <w:b/>
+        </w:rPr>
+        <w:t>observation</w:t>
+      </w:r>
+      <w:r>
+        <w:rPr>
+          <w:b w:val="0"/>
+        </w:rPr>
+        <w:t>.</w:t>
+      </w:r>
+    </w:p>
+    <w:p>
+      <w:pPr>
+        <w:spacing w:line="336" w:lineRule="auto" w:after="180"/>
+      </w:pPr>
+      <w:r>
+        <w:rPr>
+          <w:b w:val="0"/>
+        </w:rPr>
+        <w:t>Limit: This worked row policy is explicit; file parsing, malformed values and data provenance require additional checks.</w:t>
+      </w:r>
+    </w:p>
+    <w:p>
+      <w:pPr>
+        <w:spacing w:line="336" w:lineRule="auto" w:after="180"/>
+        <w:shd w:fill="F5F1FB"/>
+      </w:pPr>
+      <w:r>
+        <w:rPr>
+          <w:b w:val="0"/>
+        </w:rPr>
+        <w:t>Explain the case, then point to a limit on the claim.</w:t>
+      </w:r>
+    </w:p>
+    <w:p>
+      <w:pPr>
+        <w:pStyle w:val="Heading3"/>
+      </w:pPr>
+      <w:r>
+        <w:t>06. Make the idea visible in your project</w:t>
+      </w:r>
+    </w:p>
+    <w:p>
+      <w:r>
+        <w:drawing>
+          <wp:inline xmlns:a="http://schemas.openxmlformats.org/drawingml/2006/main" xmlns:pic="http://schemas.openxmlformats.org/drawingml/2006/picture">
+            <wp:extent cx="5486400" cy="3681984"/>
+            <wp:docPr id="8" name="Picture 8" descr="For Python readiness before the Responsible Plant Classifier, retain a trace of the values, the predicted outputs and the changed-case explanation. Use actual Python 3 results to check the prediction after reasoning first. Draw your input, deciding step, result and limit. Supported question: Circle the included rows, calculate the sum and mean, and state coverage. Repeat after adding the fourth row with count four."/>
+            <wp:cNvGraphicFramePr>
+              <a:graphicFrameLocks noChangeAspect="1"/>
+            </wp:cNvGraphicFramePr>
+            <a:graphic>
+              <a:graphicData uri="http://schemas.openxmlformats.org/drawingml/2006/picture">
+                <pic:pic>
+                  <pic:nvPicPr>
+                    <pic:cNvPr id="0" name="academy-story-python-bridge-11-06.png"/>
+                    <pic:cNvPicPr/>
+                  </pic:nvPicPr>
+                  <pic:blipFill>
+                    <a:blip r:embed="rId16"/>
+                    <a:stretch>
+                      <a:fillRect/>
+                    </a:stretch>
+                  </pic:blipFill>
+                  <pic:spPr>
+                    <a:xfrm>
+                      <a:off x="0" y="0"/>
+                      <a:ext cx="5486400" cy="3681984"/>
+                    </a:xfrm>
+                    <a:prstGeom prst="rect"/>
+                  </pic:spPr>
+                </pic:pic>
+              </a:graphicData>
+            </a:graphic>
+          </wp:inline>
+        </w:drawing>
+      </w:r>
+    </w:p>
+    <w:p>
+      <w:pPr>
+        <w:spacing w:line="336" w:lineRule="auto" w:after="180"/>
+      </w:pPr>
+      <w:r>
+        <w:rPr>
+          <w:b w:val="0"/>
+        </w:rPr>
+        <w:t xml:space="preserve">For Python readiness before the Responsible Plant Classifier, retain a trace of the values, the predicted </w:t>
+      </w:r>
+      <w:r>
+        <w:rPr>
+          <w:b/>
+        </w:rPr>
+        <w:t>output</w:t>
+      </w:r>
+      <w:r>
+        <w:rPr>
+          <w:b w:val="0"/>
+        </w:rPr>
+        <w:t xml:space="preserve">s and the changed-case explanation. Use actual Python 3 results to check the </w:t>
+      </w:r>
+      <w:r>
+        <w:rPr>
+          <w:b/>
+        </w:rPr>
+        <w:t>prediction</w:t>
+      </w:r>
+      <w:r>
+        <w:rPr>
+          <w:b w:val="0"/>
+        </w:rPr>
+        <w:t xml:space="preserve"> after reasoning first.</w:t>
+      </w:r>
+    </w:p>
+    <w:p>
+      <w:pPr>
+        <w:spacing w:line="336" w:lineRule="auto" w:after="180"/>
+      </w:pPr>
+      <w:r>
+        <w:rPr>
+          <w:b w:val="0"/>
+        </w:rPr>
+        <w:t xml:space="preserve">Draw your </w:t>
+      </w:r>
+      <w:r>
+        <w:rPr>
+          <w:b/>
+        </w:rPr>
+        <w:t>input</w:t>
+      </w:r>
+      <w:r>
+        <w:rPr>
+          <w:b w:val="0"/>
+        </w:rPr>
+        <w:t>, deciding step, result and limit. Supported question: Circle the included rows, calculate the sum and mean, and state coverage. Repeat after adding the fourth row with count four.</w:t>
+      </w:r>
+    </w:p>
+    <w:p>
+      <w:pPr>
+        <w:spacing w:line="336" w:lineRule="auto" w:after="180"/>
+        <w:shd w:fill="F5F1FB"/>
+      </w:pPr>
+      <w:r>
+        <w:rPr>
+          <w:b w:val="0"/>
+        </w:rPr>
+        <w:t xml:space="preserve">Draw your project trace and justify the deciding step using </w:t>
+      </w:r>
+      <w:r>
+        <w:rPr>
+          <w:b/>
+        </w:rPr>
+        <w:t>evidence</w:t>
+      </w:r>
+      <w:r>
+        <w:rPr>
+          <w:b w:val="0"/>
+        </w:rPr>
+        <w:t>.</w:t>
       </w:r>
     </w:p>
     <w:sectPr>

--- a/downloads/student/bridge-week-11.docx
+++ b/downloads/student/bridge-week-11.docx
@@ -25,12 +25,17 @@
         <w:pStyle w:val="Heading1"/>
       </w:pPr>
       <w:r>
-        <w:t>Before you start</w:t>
-      </w:r>
-    </w:p>
-    <w:p>
-      <w:r>
-        <w:t>Which key stores the occupied count in {"capacity": 8, "used": 3}?</w:t>
+        <w:t>Read the fields. State the row policy. Report the coverage.</w:t>
+      </w:r>
+    </w:p>
+    <w:p>
+      <w:r>
+        <w:t>Aggregate structured records without disguising missing observations as zero.</w:t>
+      </w:r>
+    </w:p>
+    <w:p>
+      <w:r>
+        <w:t>Required cupboard loop → observed-count graphic → complete coverage program → six policy cases → selected score report.</w:t>
       </w:r>
     </w:p>
     <w:p>
@@ -38,20 +43,20 @@
         <w:pStyle w:val="Heading1"/>
       </w:pPr>
       <w:r>
-        <w:t>01. Your mission</w:t>
-      </w:r>
-    </w:p>
-    <w:p>
-      <w:r>
-        <w:t>Start with the target: Process a list of records consistently. Try the recall before opening notes.</w:t>
-      </w:r>
-    </w:p>
-    <w:p>
-      <w:pPr>
-        <w:pStyle w:val="Heading3"/>
-      </w:pPr>
-      <w:r>
-        <w:t>Your learning target</w:t>
+        <w:t>01. Which rows contributed, and which facts are still missing?</w:t>
+      </w:r>
+    </w:p>
+    <w:p>
+      <w:r>
+        <w:t>Keep observed totals, mean denominators and coverage separate.</w:t>
+      </w:r>
+    </w:p>
+    <w:p>
+      <w:pPr>
+        <w:pStyle w:val="Heading2"/>
+      </w:pPr>
+      <w:r>
+        <w:t>Your learning goals</w:t>
       </w:r>
     </w:p>
     <w:p>
@@ -113,166 +118,97 @@
     </w:p>
     <w:p>
       <w:pPr>
+        <w:pStyle w:val="Heading2"/>
+      </w:pPr>
+      <w:r>
+        <w:t>Recall before notes</w:t>
+      </w:r>
+    </w:p>
+    <w:p>
+      <w:pPr>
+        <w:pStyle w:val="ListBullet"/>
+      </w:pPr>
+      <w:r>
+        <w:t>Close your notes first. A rough first answer helps us choose the right starting point; it is not a score for your ability.</w:t>
+      </w:r>
+    </w:p>
+    <w:p>
+      <w:pPr>
+        <w:pStyle w:val="ListBullet"/>
+      </w:pPr>
+      <w:r>
+        <w:t>Without opening the old lesson, explain one key idea from Dictionaries and records. Give an example and a mistake that the idea helps you avoid.</w:t>
+      </w:r>
+    </w:p>
+    <w:p>
+      <w:pPr>
+        <w:pStyle w:val="ListBullet"/>
+      </w:pPr>
+      <w:r>
+        <w:t>Without opening the old lesson, explain one key idea from Functions and arguments. Give an example and a mistake that the idea helps you avoid.</w:t>
+      </w:r>
+    </w:p>
+    <w:p>
+      <w:pPr>
+        <w:pStyle w:val="ListBullet"/>
+      </w:pPr>
+      <w:r>
+        <w:t>Without opening the old lesson, explain one key idea from Branching and boundary tests. Give an example and a mistake that the idea helps you avoid.</w:t>
+      </w:r>
+    </w:p>
+    <w:p>
+      <w:pPr>
+        <w:pStyle w:val="ListBullet"/>
+      </w:pPr>
+      <w:r>
+        <w:t>After trying, check the relevant lesson or ask your teacher. Change the part of your explanation that the evidence shows was wrong.</w:t>
+      </w:r>
+    </w:p>
+    <w:p>
+      <w:pPr>
+        <w:pStyle w:val="ListBullet"/>
+      </w:pPr>
+      <w:r>
+        <w:t>This week you will practise:</w:t>
+      </w:r>
+    </w:p>
+    <w:p>
+      <w:pPr>
+        <w:pStyle w:val="ListBullet"/>
+      </w:pPr>
+      <w:r>
+        <w:t>Process a list of records consistently</w:t>
+      </w:r>
+    </w:p>
+    <w:p>
+      <w:pPr>
+        <w:pStyle w:val="ListBullet"/>
+      </w:pPr>
+      <w:r>
+        <w:t>Compute a total from named fields</w:t>
+      </w:r>
+    </w:p>
+    <w:p>
+      <w:pPr>
+        <w:pStyle w:val="ListBullet"/>
+      </w:pPr>
+      <w:r>
+        <w:t>Preserve record meaning while tracing a loop</w:t>
+      </w:r>
+    </w:p>
+    <w:p>
+      <w:pPr>
+        <w:pStyle w:val="ListBullet"/>
+      </w:pPr>
+      <w:r>
+        <w:t>Which key stores the occupied count in {"capacity": 8, "used": 3}?</w:t>
+      </w:r>
+    </w:p>
+    <w:p>
+      <w:pPr>
         <w:pStyle w:val="Heading3"/>
       </w:pPr>
       <w:r>
-        <w:t>Remember before reading</w:t>
-      </w:r>
-    </w:p>
-    <w:p>
-      <w:pPr>
-        <w:spacing w:line="336" w:lineRule="auto" w:after="180"/>
-      </w:pPr>
-      <w:r>
-        <w:rPr>
-          <w:b w:val="0"/>
-        </w:rPr>
-        <w:t>Close your notes first. A rough first answer helps us choose the right starting point; it is not a score for your ability.</w:t>
-      </w:r>
-    </w:p>
-    <w:p>
-      <w:pPr>
-        <w:spacing w:line="336" w:lineRule="auto" w:after="180"/>
-      </w:pPr>
-      <w:r>
-        <w:rPr>
-          <w:b w:val="0"/>
-        </w:rPr>
-        <w:t>Without opening the old lesson, explain one key idea from Dictionaries and records. Give an example and a mistake that the idea helps you avoid.</w:t>
-      </w:r>
-    </w:p>
-    <w:p>
-      <w:pPr>
-        <w:spacing w:line="336" w:lineRule="auto" w:after="180"/>
-      </w:pPr>
-      <w:r>
-        <w:rPr>
-          <w:b w:val="0"/>
-        </w:rPr>
-        <w:t>Without opening the old lesson, explain one key idea from Functions and arguments. Give an example and a mistake that the idea helps you avoid.</w:t>
-      </w:r>
-    </w:p>
-    <w:p>
-      <w:pPr>
-        <w:spacing w:line="336" w:lineRule="auto" w:after="180"/>
-      </w:pPr>
-      <w:r>
-        <w:rPr>
-          <w:b w:val="0"/>
-        </w:rPr>
-        <w:t>Without opening the old lesson, explain one key idea from Branching and boundary tests. Give an example and a mistake that the idea helps you avoid.</w:t>
-      </w:r>
-    </w:p>
-    <w:p>
-      <w:pPr>
-        <w:spacing w:line="336" w:lineRule="auto" w:after="180"/>
-      </w:pPr>
-      <w:r>
-        <w:rPr>
-          <w:b w:val="0"/>
-        </w:rPr>
-        <w:t xml:space="preserve">After trying, check the relevant lesson or ask your teacher. Change the part of your explanation that the </w:t>
-      </w:r>
-      <w:r>
-        <w:rPr>
-          <w:b/>
-        </w:rPr>
-        <w:t>evidence</w:t>
-      </w:r>
-      <w:r>
-        <w:rPr>
-          <w:b w:val="0"/>
-        </w:rPr>
-        <w:t xml:space="preserve"> shows was wrong.</w:t>
-      </w:r>
-    </w:p>
-    <w:p>
-      <w:pPr>
-        <w:spacing w:line="336" w:lineRule="auto" w:after="180"/>
-      </w:pPr>
-      <w:r>
-        <w:rPr>
-          <w:b w:val="0"/>
-        </w:rPr>
-        <w:t>This week you will practise:</w:t>
-      </w:r>
-    </w:p>
-    <w:p>
-      <w:pPr>
-        <w:spacing w:line="336" w:lineRule="auto" w:after="180"/>
-      </w:pPr>
-      <w:r>
-        <w:rPr>
-          <w:b/>
-        </w:rPr>
-        <w:t>Process</w:t>
-      </w:r>
-      <w:r>
-        <w:rPr>
-          <w:b w:val="0"/>
-        </w:rPr>
-        <w:t xml:space="preserve"> a list of records consistently</w:t>
-      </w:r>
-    </w:p>
-    <w:p>
-      <w:pPr>
-        <w:spacing w:line="336" w:lineRule="auto" w:after="180"/>
-      </w:pPr>
-      <w:r>
-        <w:rPr>
-          <w:b w:val="0"/>
-        </w:rPr>
-        <w:t xml:space="preserve">Compute a total from named </w:t>
-      </w:r>
-      <w:r>
-        <w:rPr>
-          <w:b/>
-        </w:rPr>
-        <w:t>field</w:t>
-      </w:r>
-      <w:r>
-        <w:rPr>
-          <w:b w:val="0"/>
-        </w:rPr>
-        <w:t>s</w:t>
-      </w:r>
-    </w:p>
-    <w:p>
-      <w:pPr>
-        <w:spacing w:line="336" w:lineRule="auto" w:after="180"/>
-      </w:pPr>
-      <w:r>
-        <w:rPr>
-          <w:b w:val="0"/>
-        </w:rPr>
-        <w:t>Preserve record meaning while tracing a loop</w:t>
-      </w:r>
-    </w:p>
-    <w:p>
-      <w:pPr>
-        <w:pStyle w:val="Heading3"/>
-      </w:pPr>
-      <w:r>
-        <w:t>Retrieve what you already know</w:t>
-      </w:r>
-    </w:p>
-    <w:p>
-      <w:pPr>
-        <w:spacing w:line="336" w:lineRule="auto" w:after="180"/>
-        <w:shd w:fill="F5F1FB"/>
-      </w:pPr>
-      <w:r>
-        <w:rPr>
-          <w:b w:val="0"/>
-        </w:rPr>
-        <w:t>Which key stores the occupied count in {"capacity": 8, "used": 3}?</w:t>
-      </w:r>
-    </w:p>
-    <w:p>
-      <w:pPr>
-        <w:pStyle w:val="Heading3"/>
-      </w:pPr>
-      <w:r>
         <w:t>My starting explanation</w:t>
       </w:r>
     </w:p>
@@ -293,10 +229,10 @@
     </w:p>
     <w:p>
       <w:pPr>
-        <w:pStyle w:val="Heading3"/>
-      </w:pPr>
-      <w:r>
-        <w:t>This week’s end goal</w:t>
+        <w:pStyle w:val="Heading2"/>
+      </w:pPr>
+      <w:r>
+        <w:t>Your end goal</w:t>
       </w:r>
     </w:p>
     <w:p>
@@ -312,15 +248,63 @@
     </w:p>
     <w:p>
       <w:pPr>
+        <w:pStyle w:val="Heading2"/>
+      </w:pPr>
+      <w:r>
+        <w:t>Earlier wording, alternatives and picture transcripts · reference / check after trying</w:t>
+      </w:r>
+    </w:p>
+    <w:p>
+      <w:pPr>
+        <w:pStyle w:val="Heading3"/>
+      </w:pPr>
+      <w:r>
+        <w:t>Your learning target</w:t>
+      </w:r>
+    </w:p>
+    <w:p>
+      <w:pPr>
+        <w:pStyle w:val="Heading3"/>
+      </w:pPr>
+      <w:r>
+        <w:t>Remember before reading</w:t>
+      </w:r>
+    </w:p>
+    <w:p>
+      <w:pPr>
+        <w:pStyle w:val="Heading3"/>
+      </w:pPr>
+      <w:r>
+        <w:t>Retrieve what you already know</w:t>
+      </w:r>
+    </w:p>
+    <w:p>
+      <w:pPr>
+        <w:pStyle w:val="Heading3"/>
+      </w:pPr>
+      <w:r>
+        <w:t>This week’s end goal</w:t>
+      </w:r>
+    </w:p>
+    <w:p>
+      <w:pPr>
         <w:pStyle w:val="Heading1"/>
       </w:pPr>
       <w:r>
-        <w:t>02. Notice the evidence</w:t>
-      </w:r>
-    </w:p>
-    <w:p>
-      <w:r>
-        <w:t>Investigate the supplied Reading structured data case. Separate observations, given facts and assumptions before choosing an explanation.</w:t>
+        <w:t>02. Give every field and row policy a defined meaning</w:t>
+      </w:r>
+    </w:p>
+    <w:p>
+      <w:r>
+        <w:t>A total is about the included records, not automatically the whole real-world collection.</w:t>
+      </w:r>
+    </w:p>
+    <w:p>
+      <w:pPr>
+        <w:pStyle w:val="Heading2"/>
+      </w:pPr>
+      <w:r>
+        <w:t>Read the two-cupboard dataset</w:t>
       </w:r>
     </w:p>
     <w:p>
@@ -348,6 +332,44 @@
     </w:p>
     <w:p>
       <w:pPr>
+        <w:pStyle w:val="Heading2"/>
+      </w:pPr>
+      <w:r>
+        <w:t>State data and policy scope</w:t>
+      </w:r>
+    </w:p>
+    <w:p>
+      <w:pPr>
+        <w:spacing w:line="336" w:lineRule="auto" w:after="180"/>
+      </w:pPr>
+      <w:r>
+        <w:rPr>
+          <w:b w:val="0"/>
+        </w:rPr>
+        <w:t>Structured data are records organised into fields and rows. Before aggregating, define field meanings, units and missing-value policy. This lesson starts with supplied Python lists of dictionaries; it does not parse a file or validate arbitrary external input. For cupboard records, both capacity and used are required valid counts.</w:t>
+      </w:r>
+    </w:p>
+    <w:p>
+      <w:pPr>
+        <w:spacing w:line="336" w:lineRule="auto" w:after="180"/>
+      </w:pPr>
+      <w:r>
+        <w:rPr>
+          <w:b w:val="0"/>
+        </w:rPr>
+        <w:t>The pictured count-record exercise has a different explicit policy: include supplied numeric values, including zero, and report how many rows were measured.</w:t>
+      </w:r>
+    </w:p>
+    <w:p>
+      <w:pPr>
+        <w:pStyle w:val="Heading2"/>
+      </w:pPr>
+      <w:r>
+        <w:t>Your first explanation</w:t>
+      </w:r>
+    </w:p>
+    <w:p>
+      <w:pPr>
         <w:pStyle w:val="Heading3"/>
       </w:pPr>
       <w:r>
@@ -374,12 +396,20 @@
         <w:pStyle w:val="Heading1"/>
       </w:pPr>
       <w:r>
-        <w:t>03. See how it works</w:t>
-      </w:r>
-    </w:p>
-    <w:p>
-      <w:r>
-        <w:t>Follow the mechanism for Reading structured data. Connect each labelled input, deciding step and result.</w:t>
+        <w:t>03. Accumulate each record’s spare spaces</w:t>
+      </w:r>
+    </w:p>
+    <w:p>
+      <w:r>
+        <w:t>Initialise total before processing the first row.</w:t>
+      </w:r>
+    </w:p>
+    <w:p>
+      <w:pPr>
+        <w:pStyle w:val="Heading2"/>
+      </w:pPr>
+      <w:r>
+        <w:t>Complete capacity-minus-used record loop</w:t>
       </w:r>
     </w:p>
     <w:p>
@@ -401,6 +431,14 @@
         <w:t xml:space="preserve">    total = total + spare</w:t>
         <w:br/>
         <w:t>print(total)</w:t>
+      </w:r>
+    </w:p>
+    <w:p>
+      <w:pPr>
+        <w:pStyle w:val="Heading2"/>
+      </w:pPr>
+      <w:r>
+        <w:t>Trace each record’s contribution</w:t>
       </w:r>
     </w:p>
     <w:p>
@@ -529,6 +567,14 @@
     </w:p>
     <w:p>
       <w:pPr>
+        <w:pStyle w:val="Heading2"/>
+      </w:pPr>
+      <w:r>
+        <w:t>Explain empty-input and source limits</w:t>
+      </w:r>
+    </w:p>
+    <w:p>
+      <w:pPr>
         <w:spacing w:line="336" w:lineRule="auto" w:after="180"/>
       </w:pPr>
       <w:r>
@@ -551,6 +597,30 @@
     </w:p>
     <w:p>
       <w:pPr>
+        <w:pStyle w:val="Heading2"/>
+      </w:pPr>
+      <w:r>
+        <w:t>Explain the deciding step</w:t>
+      </w:r>
+    </w:p>
+    <w:p>
+      <w:pPr>
+        <w:pStyle w:val="ListBullet"/>
+      </w:pPr>
+      <w:r>
+        <w:t>Point to the input, the deciding step and the result in this week’s visual. Explain the same step in ordinary words. A picture helps when you can say what each part represents.</w:t>
+      </w:r>
+    </w:p>
+    <w:p>
+      <w:pPr>
+        <w:pStyle w:val="Heading2"/>
+      </w:pPr>
+      <w:r>
+        <w:t>Earlier wording, alternatives and picture transcripts · reference / check after trying</w:t>
+      </w:r>
+    </w:p>
+    <w:p>
+      <w:pPr>
         <w:pStyle w:val="Heading3"/>
       </w:pPr>
       <w:r>
@@ -559,132 +629,93 @@
     </w:p>
     <w:p>
       <w:pPr>
+        <w:pStyle w:val="Heading1"/>
+      </w:pPr>
+      <w:r>
+        <w:t>04. Compare observed zero with an absent row field</w:t>
+      </w:r>
+    </w:p>
+    <w:p>
+      <w:r>
+        <w:t>Skipping unavailable data changes the observed denominator and must be reported.</w:t>
+      </w:r>
+    </w:p>
+    <w:p>
+      <w:pPr>
+        <w:pStyle w:val="Heading2"/>
+      </w:pPr>
+      <w:r>
+        <w:t>Predict the supported change</w:t>
+      </w:r>
+    </w:p>
+    <w:p>
+      <w:pPr>
+        <w:pStyle w:val="ListBullet"/>
+      </w:pPr>
+      <w:r>
+        <w:t>For spare contributions 2, 4 and 1, trace total starting at 0.</w:t>
+      </w:r>
+    </w:p>
+    <w:p>
+      <w:pPr>
+        <w:pStyle w:val="Heading3"/>
+      </w:pPr>
+      <w:r>
+        <w:t>Keep the procedure fixed. Explain what changed in the inputs and result.</w:t>
+      </w:r>
+    </w:p>
+    <w:p>
+      <w:r>
+        <w:t>________________________________________________________________</w:t>
+      </w:r>
+    </w:p>
+    <w:p>
+      <w:r>
+        <w:t>________________________________________________________________</w:t>
+      </w:r>
+    </w:p>
+    <w:p>
+      <w:r>
+        <w:t>________________________________________________________________</w:t>
+      </w:r>
+    </w:p>
+    <w:p>
+      <w:r>
+        <w:t>________________________________________________________________</w:t>
+      </w:r>
+    </w:p>
+    <w:p>
+      <w:r>
+        <w:t>________________________________________________________________</w:t>
+      </w:r>
+    </w:p>
+    <w:p>
+      <w:pPr>
+        <w:pStyle w:val="Heading2"/>
+      </w:pPr>
+      <w:r>
+        <w:t>Predict the pictured variant</w:t>
+      </w:r>
+    </w:p>
+    <w:p>
+      <w:pPr>
+        <w:pStyle w:val="ListBullet"/>
+      </w:pPr>
+      <w:r>
+        <w:t>Change: Add {"count":4} as a fourth row.</w:t>
+      </w:r>
+    </w:p>
+    <w:p>
+      <w:pPr>
+        <w:pStyle w:val="Heading2"/>
+      </w:pPr>
+      <w:r>
+        <w:t>Check after predicting · reference / check after trying</w:t>
+      </w:r>
+    </w:p>
+    <w:p>
+      <w:pPr>
         <w:spacing w:line="336" w:lineRule="auto" w:after="180"/>
-      </w:pPr>
-      <w:r>
-        <w:rPr>
-          <w:b w:val="0"/>
-        </w:rPr>
-        <w:t xml:space="preserve">Point to the </w:t>
-      </w:r>
-      <w:r>
-        <w:rPr>
-          <w:b/>
-        </w:rPr>
-        <w:t>input</w:t>
-      </w:r>
-      <w:r>
-        <w:rPr>
-          <w:b w:val="0"/>
-        </w:rPr>
-        <w:t>, the deciding step and the result in this week’s visual. Explain the same step in ordinary words. A picture helps when you can say what each part represents.</w:t>
-      </w:r>
-    </w:p>
-    <w:p>
-      <w:pPr>
-        <w:pStyle w:val="Heading1"/>
-      </w:pPr>
-      <w:r>
-        <w:t>04. Compare the cases</w:t>
-      </w:r>
-    </w:p>
-    <w:p>
-      <w:r>
-        <w:t>Compare the supplied cases for Reading structured data. Identify the detail that changes the conclusion.</w:t>
-      </w:r>
-    </w:p>
-    <w:p>
-      <w:pPr>
-        <w:pStyle w:val="Heading3"/>
-      </w:pPr>
-      <w:r>
-        <w:t>Compare a familiar case with a changed case</w:t>
-      </w:r>
-    </w:p>
-    <w:p>
-      <w:pPr>
-        <w:spacing w:line="336" w:lineRule="auto" w:after="180"/>
-      </w:pPr>
-      <w:r>
-        <w:rPr>
-          <w:b w:val="0"/>
-        </w:rPr>
-        <w:t>For spare contributions 2, 4 and 1, trace total starting at 0.</w:t>
-      </w:r>
-    </w:p>
-    <w:p>
-      <w:pPr>
-        <w:pStyle w:val="Heading3"/>
-      </w:pPr>
-      <w:r>
-        <w:t>Keep the procedure fixed. Explain what changed in the inputs and result.</w:t>
-      </w:r>
-    </w:p>
-    <w:p>
-      <w:r>
-        <w:t>________________________________________________________________</w:t>
-      </w:r>
-    </w:p>
-    <w:p>
-      <w:r>
-        <w:t>________________________________________________________________</w:t>
-      </w:r>
-    </w:p>
-    <w:p>
-      <w:r>
-        <w:t>________________________________________________________________</w:t>
-      </w:r>
-    </w:p>
-    <w:p>
-      <w:r>
-        <w:t>________________________________________________________________</w:t>
-      </w:r>
-    </w:p>
-    <w:p>
-      <w:r>
-        <w:t>________________________________________________________________</w:t>
-      </w:r>
-    </w:p>
-    <w:p>
-      <w:pPr>
-        <w:pStyle w:val="Heading3"/>
-      </w:pPr>
-      <w:r>
-        <w:t>Change one thing in the pictured case</w:t>
-      </w:r>
-    </w:p>
-    <w:p>
-      <w:pPr>
-        <w:pStyle w:val="Heading3"/>
-      </w:pPr>
-      <w:r>
-        <w:t>Change one thing</w:t>
-      </w:r>
-    </w:p>
-    <w:p>
-      <w:pPr>
-        <w:spacing w:line="336" w:lineRule="auto" w:after="180"/>
-        <w:shd w:fill="F5F1FB"/>
-      </w:pPr>
-      <w:r>
-        <w:rPr>
-          <w:b w:val="0"/>
-        </w:rPr>
-        <w:t>Change: Add {"count":4} as a fourth row.</w:t>
-      </w:r>
-    </w:p>
-    <w:p>
-      <w:pPr>
-        <w:pStyle w:val="Heading3"/>
-      </w:pPr>
-      <w:r>
-        <w:t>Predicted result</w:t>
-      </w:r>
-    </w:p>
-    <w:p>
-      <w:pPr>
-        <w:spacing w:line="336" w:lineRule="auto" w:after="180"/>
-        <w:shd w:fill="F1F6FC"/>
       </w:pPr>
       <w:r>
         <w:rPr>
@@ -701,16 +732,7 @@
     </w:p>
     <w:p>
       <w:pPr>
-        <w:pStyle w:val="Heading3"/>
-      </w:pPr>
-      <w:r>
-        <w:t>Why the result follows</w:t>
-      </w:r>
-    </w:p>
-    <w:p>
-      <w:pPr>
         <w:spacing w:line="336" w:lineRule="auto" w:after="180"/>
-        <w:shd w:fill="F1F6FC"/>
       </w:pPr>
       <w:r>
         <w:rPr>
@@ -733,240 +755,47 @@
     </w:p>
     <w:p>
       <w:pPr>
+        <w:pStyle w:val="Heading2"/>
+      </w:pPr>
+      <w:r>
+        <w:t>Earlier wording, alternatives and picture transcripts · reference / check after trying</w:t>
+      </w:r>
+    </w:p>
+    <w:p>
+      <w:pPr>
+        <w:pStyle w:val="Heading3"/>
+      </w:pPr>
+      <w:r>
+        <w:t>Compare a familiar case with a changed case</w:t>
+      </w:r>
+    </w:p>
+    <w:p>
+      <w:pPr>
+        <w:pStyle w:val="Heading3"/>
+      </w:pPr>
+      <w:r>
+        <w:t>Change one thing in the pictured case</w:t>
+      </w:r>
+    </w:p>
+    <w:p>
+      <w:pPr>
         <w:pStyle w:val="Heading1"/>
       </w:pPr>
       <w:r>
-        <w:t>05. Words that unlock the idea</w:t>
-      </w:r>
-    </w:p>
-    <w:p>
-      <w:r>
-        <w:t>Use the vocabulary of Reading structured data to explain a concrete decision, rather than only memorising definitions.</w:t>
-      </w:r>
-    </w:p>
-    <w:tbl>
-      <w:tblPr>
-        <w:tblStyle w:val="LightShading-Accent1"/>
-        <w:tblW w:type="auto" w:w="0"/>
-        <w:tblLook w:firstColumn="1" w:firstRow="1" w:lastColumn="0" w:lastRow="0" w:noHBand="0" w:noVBand="1" w:val="04A0"/>
-      </w:tblPr>
-      <w:tblGrid>
-        <w:gridCol w:w="5112"/>
-        <w:gridCol w:w="5112"/>
-      </w:tblGrid>
-      <w:tr>
-        <w:trPr>
-          <w:tblHeader/>
-        </w:trPr>
-        <w:tc>
-          <w:tcPr>
-            <w:tcW w:type="dxa" w:w="5112"/>
-          </w:tcPr>
-          <w:p>
-            <w:r>
-              <w:t>Word</w:t>
-            </w:r>
-          </w:p>
-        </w:tc>
-        <w:tc>
-          <w:tcPr>
-            <w:tcW w:type="dxa" w:w="5112"/>
-          </w:tcPr>
-          <w:p>
-            <w:r>
-              <w:t>Meaning</w:t>
-            </w:r>
-          </w:p>
-        </w:tc>
-      </w:tr>
-      <w:tr>
-        <w:tc>
-          <w:tcPr>
-            <w:tcW w:type="dxa" w:w="5112"/>
-          </w:tcPr>
-          <w:p>
-            <w:r>
-              <w:t>Dataset</w:t>
-            </w:r>
-          </w:p>
-        </w:tc>
-        <w:tc>
-          <w:tcPr>
-            <w:tcW w:type="dxa" w:w="5112"/>
-          </w:tcPr>
-          <w:p>
-            <w:r>
-              <w:t>A collection of records</w:t>
-            </w:r>
-          </w:p>
-        </w:tc>
-      </w:tr>
-      <w:tr>
-        <w:tc>
-          <w:tcPr>
-            <w:tcW w:type="dxa" w:w="5112"/>
-          </w:tcPr>
-          <w:p>
-            <w:r>
-              <w:t>Row</w:t>
-            </w:r>
-          </w:p>
-        </w:tc>
-        <w:tc>
-          <w:tcPr>
-            <w:tcW w:type="dxa" w:w="5112"/>
-          </w:tcPr>
-          <w:p>
-            <w:r>
-              <w:t>One record in a table</w:t>
-            </w:r>
-          </w:p>
-        </w:tc>
-      </w:tr>
-      <w:tr>
-        <w:tc>
-          <w:tcPr>
-            <w:tcW w:type="dxa" w:w="5112"/>
-          </w:tcPr>
-          <w:p>
-            <w:r>
-              <w:t>Field</w:t>
-            </w:r>
-          </w:p>
-        </w:tc>
-        <w:tc>
-          <w:tcPr>
-            <w:tcW w:type="dxa" w:w="5112"/>
-          </w:tcPr>
-          <w:p>
-            <w:r>
-              <w:t>One named part of a record</w:t>
-            </w:r>
-          </w:p>
-        </w:tc>
-      </w:tr>
-      <w:tr>
-        <w:tc>
-          <w:tcPr>
-            <w:tcW w:type="dxa" w:w="5112"/>
-          </w:tcPr>
-          <w:p>
-            <w:r>
-              <w:t>Accumulator</w:t>
-            </w:r>
-          </w:p>
-        </w:tc>
-        <w:tc>
-          <w:tcPr>
-            <w:tcW w:type="dxa" w:w="5112"/>
-          </w:tcPr>
-          <w:p>
-            <w:r>
-              <w:t>A variable updated to keep a running result</w:t>
-            </w:r>
-          </w:p>
-        </w:tc>
-      </w:tr>
-    </w:tbl>
-    <w:p>
-      <w:pPr>
-        <w:pStyle w:val="Heading3"/>
-      </w:pPr>
-      <w:r>
-        <w:t>Use two terms to explain a step in this week’s example.</w:t>
-      </w:r>
-    </w:p>
-    <w:p>
-      <w:r>
-        <w:t>________________________________________________________________</w:t>
-      </w:r>
-    </w:p>
-    <w:p>
-      <w:r>
-        <w:t>________________________________________________________________</w:t>
-      </w:r>
-    </w:p>
-    <w:p>
-      <w:r>
-        <w:t>________________________________________________________________</w:t>
-      </w:r>
-    </w:p>
-    <w:p>
-      <w:pPr>
-        <w:pStyle w:val="Heading1"/>
-      </w:pPr>
-      <w:r>
-        <w:t>06. Follow a worked example</w:t>
-      </w:r>
-    </w:p>
-    <w:p>
-      <w:r>
-        <w:t>Follow the worked trace for Reading structured data, predict a step, then compare with its explanation.</w:t>
-      </w:r>
-    </w:p>
-    <w:p>
-      <w:pPr>
-        <w:pStyle w:val="Heading3"/>
-      </w:pPr>
-      <w:r>
-        <w:t>Add a third record with capacity 10 and used 4. Predict the total and list each contribution.</w:t>
-      </w:r>
-    </w:p>
-    <w:p>
-      <w:r>
-        <w:t>________________________________________________________________</w:t>
-      </w:r>
-    </w:p>
-    <w:p>
-      <w:r>
-        <w:t>________________________________________________________________</w:t>
-      </w:r>
-    </w:p>
-    <w:p>
-      <w:r>
-        <w:t>________________________________________________________________</w:t>
-      </w:r>
-    </w:p>
-    <w:p>
-      <w:r>
-        <w:t>________________________________________________________________</w:t>
-      </w:r>
-    </w:p>
-    <w:p>
-      <w:r>
-        <w:t>________________________________________________________________</w:t>
-      </w:r>
-    </w:p>
-    <w:p>
-      <w:r>
-        <w:t>________________________________________________________________</w:t>
-      </w:r>
-    </w:p>
-    <w:p>
-      <w:pPr>
-        <w:pStyle w:val="Heading3"/>
-      </w:pPr>
-      <w:r>
-        <w:t>Learn from the worked case</w:t>
-      </w:r>
-    </w:p>
-    <w:p>
-      <w:pPr>
-        <w:spacing w:line="336" w:lineRule="auto" w:after="180"/>
-      </w:pPr>
-      <w:r>
-        <w:rPr>
-          <w:b w:val="0"/>
-        </w:rPr>
-        <w:t>Cover the result before checking it. Say what is given, choose the procedure, and follow one step at a time. Then uncover the result and explain your first mismatch. Ask why a step is allowed, not only what number it produces.</w:t>
-      </w:r>
-    </w:p>
-    <w:p>
-      <w:pPr>
-        <w:pStyle w:val="Heading3"/>
-      </w:pPr>
-      <w:r>
-        <w:t>A pictorial worked case: Reading structured data</w:t>
+        <w:t>06. Trace included rows into a bounded observed statistic</w:t>
+      </w:r>
+    </w:p>
+    <w:p>
+      <w:r>
+        <w:t>A real zero contributes a measured row even when it adds nothing to the sum.</w:t>
+      </w:r>
+    </w:p>
+    <w:p>
+      <w:pPr>
+        <w:pStyle w:val="Heading2"/>
+      </w:pPr>
+      <w:r>
+        <w:t>Read the complete count-record policy</w:t>
       </w:r>
     </w:p>
     <w:p>
@@ -994,24 +823,7 @@
     </w:p>
     <w:p>
       <w:pPr>
-        <w:pStyle w:val="Heading3"/>
-      </w:pPr>
-      <w:r>
-        <w:t>The facts we will use</w:t>
-      </w:r>
-    </w:p>
-    <w:p>
-      <w:pPr>
-        <w:pStyle w:val="Heading3"/>
-      </w:pPr>
-      <w:r>
-        <w:t>Supplied facts</w:t>
-      </w:r>
-    </w:p>
-    <w:p>
-      <w:pPr>
         <w:spacing w:line="336" w:lineRule="auto" w:after="180"/>
-        <w:shd w:fill="F1F6FC"/>
       </w:pPr>
       <w:r>
         <w:rPr>
@@ -1033,11 +845,41 @@
       </w:r>
     </w:p>
     <w:p>
+      <w:pPr>
+        <w:spacing w:line="336" w:lineRule="auto" w:after="180"/>
+      </w:pPr>
+      <w:r>
+        <w:rPr>
+          <w:b w:val="0"/>
+        </w:rPr>
+        <w:t>The supplied rows contain count 2, count 0 and an absent field. append adds one value to the end of observed, retaining the real zero. sum(observed)adds included values; len(observed) is the mean denominator, while len(rows) is the number of offered records. With values 2 and 0, sum 2/denominator 2 gives mean 1.0 and coverage 2/3. None or an absent field is unavailable under this toy policy.</w:t>
+      </w:r>
+    </w:p>
+    <w:p>
+      <w:pPr>
+        <w:spacing w:line="336" w:lineRule="auto" w:after="180"/>
+      </w:pPr>
+      <w:r>
+        <w:rPr>
+          <w:b w:val="0"/>
+        </w:rPr>
+        <w:t>The program assumes supplied numeric values; it does not reject malformed types or verify measurements. An observed empty sum 0 does not prove missing population values are zero.</w:t>
+      </w:r>
+    </w:p>
+    <w:p>
+      <w:pPr>
+        <w:pStyle w:val="Heading2"/>
+      </w:pPr>
+      <w:r>
+        <w:t>Trace included rows and the statistic</w:t>
+      </w:r>
+    </w:p>
+    <w:p>
       <w:r>
         <w:drawing>
           <wp:inline xmlns:a="http://schemas.openxmlformats.org/drawingml/2006/main" xmlns:pic="http://schemas.openxmlformats.org/drawingml/2006/picture">
-            <wp:extent cx="5486400" cy="3657600"/>
-            <wp:docPr id="1" name="Picture 1" descr="Included values and absent field"/>
+            <wp:extent cx="5486400" cy="3182112"/>
+            <wp:docPr id="1" name="Picture 1" descr="Inspect three rows: Two rows contain count; the third does not. → Accumulate values: The included values sum to 2+0=2, with denominator 2. → Report coverage and mean: Mean is 1; measured coverage is 2 of 3 rows."/>
             <wp:cNvGraphicFramePr>
               <a:graphicFrameLocks noChangeAspect="1"/>
             </wp:cNvGraphicFramePr>
@@ -1045,7 +887,7 @@
               <a:graphicData uri="http://schemas.openxmlformats.org/drawingml/2006/picture">
                 <pic:pic>
                   <pic:nvPicPr>
-                    <pic:cNvPr id="0" name="academy-detail-python-bridge-11.png"/>
+                    <pic:cNvPr id="0" name="academy-story-python-bridge-11-02.png"/>
                     <pic:cNvPicPr/>
                   </pic:nvPicPr>
                   <pic:blipFill>
@@ -1057,43 +899,7 @@
                   <pic:spPr>
                     <a:xfrm>
                       <a:off x="0" y="0"/>
-                      <a:ext cx="5486400" cy="3657600"/>
-                    </a:xfrm>
-                    <a:prstGeom prst="rect"/>
-                  </pic:spPr>
-                </pic:pic>
-              </a:graphicData>
-            </a:graphic>
-          </wp:inline>
-        </w:drawing>
-      </w:r>
-    </w:p>
-    <w:p>
-      <w:r>
-        <w:drawing>
-          <wp:inline xmlns:a="http://schemas.openxmlformats.org/drawingml/2006/main" xmlns:pic="http://schemas.openxmlformats.org/drawingml/2006/picture">
-            <wp:extent cx="5486400" cy="5145314"/>
-            <wp:docPr id="2" name="Picture 2" descr="Reading structured data. Inspect three rows: Two rows contain count; the third does not.. Accumulate values: The included values sum to 2+0=2, with denominator 2.. Report coverage and mean: Mean is 1; measured coverage is 2 of 3 rows."/>
-            <wp:cNvGraphicFramePr>
-              <a:graphicFrameLocks noChangeAspect="1"/>
-            </wp:cNvGraphicFramePr>
-            <a:graphic>
-              <a:graphicData uri="http://schemas.openxmlformats.org/drawingml/2006/picture">
-                <pic:pic>
-                  <pic:nvPicPr>
-                    <pic:cNvPr id="0" name="academy-visual-python-bridge-11.png"/>
-                    <pic:cNvPicPr/>
-                  </pic:nvPicPr>
-                  <pic:blipFill>
-                    <a:blip r:embed="rId10"/>
-                    <a:stretch>
-                      <a:fillRect/>
-                    </a:stretch>
-                  </pic:blipFill>
-                  <pic:spPr>
-                    <a:xfrm>
-                      <a:off x="0" y="0"/>
-                      <a:ext cx="5486400" cy="5145314"/>
+                      <a:ext cx="5486400" cy="3182112"/>
                     </a:xfrm>
                     <a:prstGeom prst="rect"/>
                   </pic:spPr>
@@ -1221,24 +1027,7 @@
     </w:p>
     <w:p>
       <w:pPr>
-        <w:pStyle w:val="Heading3"/>
-      </w:pPr>
-      <w:r>
-        <w:t>Why this result follows</w:t>
-      </w:r>
-    </w:p>
-    <w:p>
-      <w:pPr>
-        <w:pStyle w:val="Heading3"/>
-      </w:pPr>
-      <w:r>
-        <w:t>Why the result follows</w:t>
-      </w:r>
-    </w:p>
-    <w:p>
-      <w:pPr>
         <w:spacing w:line="336" w:lineRule="auto" w:after="180"/>
-        <w:shd w:fill="F1F6FC"/>
       </w:pPr>
       <w:r>
         <w:rPr>
@@ -1261,10 +1050,216 @@
     </w:p>
     <w:p>
       <w:pPr>
+        <w:pStyle w:val="Heading2"/>
+      </w:pPr>
+      <w:r>
+        <w:t>Inspect the original include/absent graphic</w:t>
+      </w:r>
+    </w:p>
+    <w:p>
+      <w:r>
+        <w:drawing>
+          <wp:inline xmlns:a="http://schemas.openxmlformats.org/drawingml/2006/main" xmlns:pic="http://schemas.openxmlformats.org/drawingml/2006/picture">
+            <wp:extent cx="5486400" cy="3657600"/>
+            <wp:docPr id="2" name="Picture 2" descr="Included values and absent field"/>
+            <wp:cNvGraphicFramePr>
+              <a:graphicFrameLocks noChangeAspect="1"/>
+            </wp:cNvGraphicFramePr>
+            <a:graphic>
+              <a:graphicData uri="http://schemas.openxmlformats.org/drawingml/2006/picture">
+                <pic:pic>
+                  <pic:nvPicPr>
+                    <pic:cNvPr id="0" name="academy-detail-python-bridge-11.png"/>
+                    <pic:cNvPicPr/>
+                  </pic:nvPicPr>
+                  <pic:blipFill>
+                    <a:blip r:embed="rId10"/>
+                    <a:stretch>
+                      <a:fillRect/>
+                    </a:stretch>
+                  </pic:blipFill>
+                  <pic:spPr>
+                    <a:xfrm>
+                      <a:off x="0" y="0"/>
+                      <a:ext cx="5486400" cy="3657600"/>
+                    </a:xfrm>
+                    <a:prstGeom prst="rect"/>
+                  </pic:spPr>
+                </pic:pic>
+              </a:graphicData>
+            </a:graphic>
+          </wp:inline>
+        </w:drawing>
+      </w:r>
+    </w:p>
+    <w:p>
+      <w:pPr>
+        <w:pStyle w:val="Heading2"/>
+      </w:pPr>
+      <w:r>
+        <w:t>Complete total/denominator/coverage program</w:t>
+      </w:r>
+    </w:p>
+    <w:p>
+      <w:r>
+        <w:rPr>
+          <w:rFonts w:ascii="Courier New" w:hAnsi="Courier New"/>
+          <w:sz w:val="18"/>
+        </w:rPr>
+        <w:t>rows = [{"count": 2}, {"count": 0}, {}]</w:t>
+        <w:br/>
+        <w:t>observed = []</w:t>
+        <w:br/>
+        <w:t>for row in rows:</w:t>
+        <w:br/>
+        <w:t xml:space="preserve">    value = row.get("count")</w:t>
+        <w:br/>
+        <w:t xml:space="preserve">    if value is not None:</w:t>
+        <w:br/>
+        <w:t xml:space="preserve">        observed.append(value)</w:t>
+        <w:br/>
+        <w:t>observed_total = sum(observed)</w:t>
+        <w:br/>
+        <w:t>if len(observed) &gt; 0:</w:t>
+        <w:br/>
+        <w:t xml:space="preserve">    mean = observed_total / len(observed)</w:t>
+        <w:br/>
+        <w:t>else:</w:t>
+        <w:br/>
+        <w:t xml:space="preserve">    mean = None</w:t>
+        <w:br/>
+        <w:t>print(observed_total, len(observed), len(rows), mean)</w:t>
+        <w:br/>
+      </w:r>
+    </w:p>
+    <w:p>
+      <w:pPr>
+        <w:pStyle w:val="Heading2"/>
+      </w:pPr>
+      <w:r>
+        <w:t>Predict adding recorded count 4</w:t>
+      </w:r>
+    </w:p>
+    <w:p>
+      <w:pPr>
+        <w:pStyle w:val="ListBullet"/>
+      </w:pPr>
+      <w:r>
+        <w:t>Change one thing: Add {"count":4} as a fourth row. Predict the result before checking the explanation. What remains the same?</w:t>
+      </w:r>
+    </w:p>
+    <w:p>
+      <w:pPr>
+        <w:pStyle w:val="Heading2"/>
+      </w:pPr>
+      <w:r>
+        <w:t>Check after predicting · reference / check after trying</w:t>
+      </w:r>
+    </w:p>
+    <w:p>
+      <w:r>
+        <w:drawing>
+          <wp:inline xmlns:a="http://schemas.openxmlformats.org/drawingml/2006/main" xmlns:pic="http://schemas.openxmlformats.org/drawingml/2006/picture">
+            <wp:extent cx="5486400" cy="3026664"/>
+            <wp:docPr id="3" name="Picture 3" descr="Original case: Mean is 1; measured coverage is 2 of 3 rows. Changed condition: Add {&quot;count&quot;:4} as a fourth row. Expected result: Sum becomes 6, denominator 3, mean 2; coverage is 3 of 4. Reason: Only the added recorded value contributes; the existing absent field remains skipped."/>
+            <wp:cNvGraphicFramePr>
+              <a:graphicFrameLocks noChangeAspect="1"/>
+            </wp:cNvGraphicFramePr>
+            <a:graphic>
+              <a:graphicData uri="http://schemas.openxmlformats.org/drawingml/2006/picture">
+                <pic:pic>
+                  <pic:nvPicPr>
+                    <pic:cNvPr id="0" name="academy-story-python-bridge-11-04.png"/>
+                    <pic:cNvPicPr/>
+                  </pic:nvPicPr>
+                  <pic:blipFill>
+                    <a:blip r:embed="rId11"/>
+                    <a:stretch>
+                      <a:fillRect/>
+                    </a:stretch>
+                  </pic:blipFill>
+                  <pic:spPr>
+                    <a:xfrm>
+                      <a:off x="0" y="0"/>
+                      <a:ext cx="5486400" cy="3026664"/>
+                    </a:xfrm>
+                    <a:prstGeom prst="rect"/>
+                  </pic:spPr>
+                </pic:pic>
+              </a:graphicData>
+            </a:graphic>
+          </wp:inline>
+        </w:drawing>
+      </w:r>
+    </w:p>
+    <w:p>
+      <w:pPr>
+        <w:pStyle w:val="Heading2"/>
+      </w:pPr>
+      <w:r>
+        <w:t>State parsing, malformed-value and provenance limits</w:t>
+      </w:r>
+    </w:p>
+    <w:p>
+      <w:pPr>
+        <w:pStyle w:val="ListBullet"/>
+      </w:pPr>
+      <w:r>
+        <w:t>This worked row policy is explicit; file parsing, malformed values and data provenance require additional checks.</w:t>
+      </w:r>
+    </w:p>
+    <w:p>
+      <w:pPr>
+        <w:pStyle w:val="ListBullet"/>
+      </w:pPr>
+      <w:r>
+        <w:t>Read the labelled picture: Circle the included rows, calculate the sum and mean, and state coverage. Repeat after adding the fourth row with count four.</w:t>
+      </w:r>
+    </w:p>
+    <w:p>
+      <w:pPr>
+        <w:pStyle w:val="Heading2"/>
+      </w:pPr>
+      <w:r>
+        <w:t>Earlier wording, alternatives and picture transcripts · reference / check after trying</w:t>
+      </w:r>
+    </w:p>
+    <w:p>
+      <w:pPr>
         <w:pStyle w:val="Heading3"/>
       </w:pPr>
       <w:r>
-        <w:t>What this example does not establish</w:t>
+        <w:t>Add a third record with capacity 10 and used 4. Predict the total and list each contribution.</w:t>
+      </w:r>
+    </w:p>
+    <w:p>
+      <w:r>
+        <w:t>________________________________________________________________</w:t>
+      </w:r>
+    </w:p>
+    <w:p>
+      <w:r>
+        <w:t>________________________________________________________________</w:t>
+      </w:r>
+    </w:p>
+    <w:p>
+      <w:r>
+        <w:t>________________________________________________________________</w:t>
+      </w:r>
+    </w:p>
+    <w:p>
+      <w:r>
+        <w:t>________________________________________________________________</w:t>
+      </w:r>
+    </w:p>
+    <w:p>
+      <w:r>
+        <w:t>________________________________________________________________</w:t>
+      </w:r>
+    </w:p>
+    <w:p>
+      <w:r>
+        <w:t>________________________________________________________________</w:t>
       </w:r>
     </w:p>
     <w:p>
@@ -1272,19 +1267,18 @@
         <w:pStyle w:val="Heading3"/>
       </w:pPr>
       <w:r>
-        <w:t>Keep the stated limit</w:t>
+        <w:t>Learn from the worked case</w:t>
       </w:r>
     </w:p>
     <w:p>
       <w:pPr>
         <w:spacing w:line="336" w:lineRule="auto" w:after="180"/>
-        <w:shd w:fill="FFF5E6"/>
       </w:pPr>
       <w:r>
         <w:rPr>
           <w:b w:val="0"/>
         </w:rPr>
-        <w:t>This worked row policy is explicit; file parsing, malformed values and data provenance require additional checks.</w:t>
+        <w:t>Cover the result before checking it. Say what is given, choose the procedure, and follow one step at a time. Then uncover the result and explain your first mismatch. Ask why a step is allowed, not only what number it produces.</w:t>
       </w:r>
     </w:p>
     <w:p>
@@ -1292,19 +1286,7 @@
         <w:pStyle w:val="Heading3"/>
       </w:pPr>
       <w:r>
-        <w:t>Keep the stated limit</w:t>
-      </w:r>
-    </w:p>
-    <w:p>
-      <w:pPr>
-        <w:spacing w:line="336" w:lineRule="auto" w:after="180"/>
-        <w:shd w:fill="FFF5E6"/>
-      </w:pPr>
-      <w:r>
-        <w:rPr>
-          <w:b w:val="0"/>
-        </w:rPr>
-        <w:t>Read the labelled picture: Circle the included rows, calculate the sum and mean, and state coverage. Repeat after adding the fourth row with count four.</w:t>
+        <w:t>A pictorial worked case: Reading structured data</w:t>
       </w:r>
     </w:p>
     <w:p>
@@ -1312,19 +1294,59 @@
         <w:pStyle w:val="Heading3"/>
       </w:pPr>
       <w:r>
-        <w:t>Keep the stated limit</w:t>
-      </w:r>
-    </w:p>
-    <w:p>
-      <w:pPr>
-        <w:spacing w:line="336" w:lineRule="auto" w:after="180"/>
-        <w:shd w:fill="FFF5E6"/>
-      </w:pPr>
-      <w:r>
-        <w:rPr>
-          <w:b w:val="0"/>
-        </w:rPr>
-        <w:t>Change one thing: Add {"count":4} as a fourth row. Predict the result before checking the explanation. What remains the same?</w:t>
+        <w:t>The facts we will use</w:t>
+      </w:r>
+    </w:p>
+    <w:p>
+      <w:r>
+        <w:drawing>
+          <wp:inline xmlns:a="http://schemas.openxmlformats.org/drawingml/2006/main" xmlns:pic="http://schemas.openxmlformats.org/drawingml/2006/picture">
+            <wp:extent cx="5486400" cy="5145314"/>
+            <wp:docPr id="4" name="Picture 4" descr="Reading structured data. Inspect three rows: Two rows contain count; the third does not.. Accumulate values: The included values sum to 2+0=2, with denominator 2.. Report coverage and mean: Mean is 1; measured coverage is 2 of 3 rows."/>
+            <wp:cNvGraphicFramePr>
+              <a:graphicFrameLocks noChangeAspect="1"/>
+            </wp:cNvGraphicFramePr>
+            <a:graphic>
+              <a:graphicData uri="http://schemas.openxmlformats.org/drawingml/2006/picture">
+                <pic:pic>
+                  <pic:nvPicPr>
+                    <pic:cNvPr id="0" name="academy-visual-python-bridge-11.png"/>
+                    <pic:cNvPicPr/>
+                  </pic:nvPicPr>
+                  <pic:blipFill>
+                    <a:blip r:embed="rId12"/>
+                    <a:stretch>
+                      <a:fillRect/>
+                    </a:stretch>
+                  </pic:blipFill>
+                  <pic:spPr>
+                    <a:xfrm>
+                      <a:off x="0" y="0"/>
+                      <a:ext cx="5486400" cy="5145314"/>
+                    </a:xfrm>
+                    <a:prstGeom prst="rect"/>
+                  </pic:spPr>
+                </pic:pic>
+              </a:graphicData>
+            </a:graphic>
+          </wp:inline>
+        </w:drawing>
+      </w:r>
+    </w:p>
+    <w:p>
+      <w:pPr>
+        <w:pStyle w:val="Heading3"/>
+      </w:pPr>
+      <w:r>
+        <w:t>Why this result follows</w:t>
+      </w:r>
+    </w:p>
+    <w:p>
+      <w:pPr>
+        <w:pStyle w:val="Heading3"/>
+      </w:pPr>
+      <w:r>
+        <w:t>What this example does not establish</w:t>
       </w:r>
     </w:p>
     <w:p>
@@ -1332,12 +1354,20 @@
         <w:pStyle w:val="Heading1"/>
       </w:pPr>
       <w:r>
-        <w:t>07. Find and repair a mistake</w:t>
-      </w:r>
-    </w:p>
-    <w:p>
-      <w:r>
-        <w:t>Find the unsupported step in the Reading structured data claim and explain a repair using the supplied evidence.</w:t>
+        <w:t>07. Find a reset that discards earlier records</w:t>
+      </w:r>
+    </w:p>
+    <w:p>
+      <w:r>
+        <w:t>The last contribution is not the aggregate of all contributions.</w:t>
+      </w:r>
+    </w:p>
+    <w:p>
+      <w:pPr>
+        <w:pStyle w:val="Heading2"/>
+      </w:pPr>
+      <w:r>
+        <w:t>Explain the reset and reversed-order test</w:t>
       </w:r>
     </w:p>
     <w:p>
@@ -1353,22 +1383,101 @@
     </w:p>
     <w:p>
       <w:pPr>
+        <w:pStyle w:val="Heading2"/>
+      </w:pPr>
+      <w:r>
+        <w:t>Repair the 2/4/1 contribution trace</w:t>
+      </w:r>
+    </w:p>
+    <w:p>
+      <w:pPr>
+        <w:pStyle w:val="ListBullet"/>
+      </w:pPr>
+      <w:r>
+        <w:t>A loop resets total to 0 on each pass over contributions 2, 4, 1. What final total appears and how should it be fixed?</w:t>
+      </w:r>
+    </w:p>
+    <w:p>
+      <w:pPr>
         <w:pStyle w:val="Heading3"/>
       </w:pPr>
       <w:r>
+        <w:t>State one repair and the checks you would rerun.</w:t>
+      </w:r>
+    </w:p>
+    <w:p>
+      <w:r>
+        <w:t>________________________________________________________________</w:t>
+      </w:r>
+    </w:p>
+    <w:p>
+      <w:r>
+        <w:t>________________________________________________________________</w:t>
+      </w:r>
+    </w:p>
+    <w:p>
+      <w:r>
+        <w:t>________________________________________________________________</w:t>
+      </w:r>
+    </w:p>
+    <w:p>
+      <w:r>
+        <w:t>________________________________________________________________</w:t>
+      </w:r>
+    </w:p>
+    <w:p>
+      <w:r>
+        <w:t>________________________________________________________________</w:t>
+      </w:r>
+    </w:p>
+    <w:p>
+      <w:r>
+        <w:t>________________________________________________________________</w:t>
+      </w:r>
+    </w:p>
+    <w:p>
+      <w:pPr>
+        <w:pStyle w:val="Heading2"/>
+      </w:pPr>
+      <w:r>
+        <w:t>Earlier wording, alternatives and picture transcripts · reference / check after trying</w:t>
+      </w:r>
+    </w:p>
+    <w:p>
+      <w:pPr>
+        <w:pStyle w:val="Heading3"/>
+      </w:pPr>
+      <w:r>
         <w:t>Locate the earliest unsupported step</w:t>
       </w:r>
     </w:p>
     <w:p>
       <w:pPr>
-        <w:spacing w:line="336" w:lineRule="auto" w:after="180"/>
-        <w:shd w:fill="F5F1FB"/>
-      </w:pPr>
-      <w:r>
-        <w:rPr>
-          <w:b w:val="0"/>
-        </w:rPr>
-        <w:t>A loop resets total to 0 on each pass over contributions 2, 4, 1. What final total appears and how should it be fixed?</w:t>
+        <w:pStyle w:val="Heading1"/>
+      </w:pPr>
+      <w:r>
+        <w:t>08. Practise an observed-record total with less help</w:t>
+      </w:r>
+    </w:p>
+    <w:p>
+      <w:r>
+        <w:t>Keep the three W2 contributions distinct from the main two-cupboard rows.</w:t>
+      </w:r>
+    </w:p>
+    <w:p>
+      <w:pPr>
+        <w:pStyle w:val="Heading2"/>
+      </w:pPr>
+      <w:r>
+        <w:t>Explain the record procedure</w:t>
+      </w:r>
+    </w:p>
+    <w:p>
+      <w:pPr>
+        <w:pStyle w:val="ListBullet"/>
+      </w:pPr>
+      <w:r>
+        <w:t>In the worked dataset, state the number of records and the spare spaces in the second record.</w:t>
       </w:r>
     </w:p>
     <w:p>
@@ -1376,7 +1485,7 @@
         <w:pStyle w:val="Heading3"/>
       </w:pPr>
       <w:r>
-        <w:t>State one repair and the checks you would rerun.</w:t>
+        <w:t>Add a third record with capacity 10 and used 4. Predict the total and list each contribution.</w:t>
       </w:r>
     </w:p>
     <w:p>
@@ -1411,46 +1520,10 @@
     </w:p>
     <w:p>
       <w:pPr>
-        <w:pStyle w:val="Heading1"/>
-      </w:pPr>
-      <w:r>
-        <w:t>08. Practise together</w:t>
-      </w:r>
-    </w:p>
-    <w:p>
-      <w:r>
-        <w:t>Practise Reading structured data with support, then explain the deciding step in your own words.</w:t>
-      </w:r>
-    </w:p>
-    <w:p>
-      <w:pPr>
-        <w:spacing w:line="336" w:lineRule="auto" w:after="180"/>
-      </w:pPr>
-      <w:r>
-        <w:rPr>
-          <w:b w:val="0"/>
-        </w:rPr>
-        <w:t xml:space="preserve">In the worked </w:t>
-      </w:r>
-      <w:r>
-        <w:rPr>
-          <w:b/>
-        </w:rPr>
-        <w:t>dataset</w:t>
-      </w:r>
-      <w:r>
-        <w:rPr>
-          <w:b w:val="0"/>
-        </w:rPr>
-        <w:t>, state the number of records and the spare spaces in the second record.</w:t>
-      </w:r>
-    </w:p>
-    <w:p>
-      <w:pPr>
         <w:pStyle w:val="Heading3"/>
       </w:pPr>
       <w:r>
-        <w:t>Add a third record with capacity 10 and used 4. Predict the total and list each contribution.</w:t>
+        <w:t>Explain your prediction to a partner before comparing results.</w:t>
       </w:r>
     </w:p>
     <w:p>
@@ -1474,49 +1547,11 @@
       </w:r>
     </w:p>
     <w:p>
-      <w:r>
-        <w:t>________________________________________________________________</w:t>
-      </w:r>
-    </w:p>
-    <w:p>
-      <w:r>
-        <w:t>________________________________________________________________</w:t>
-      </w:r>
-    </w:p>
-    <w:p>
-      <w:pPr>
-        <w:pStyle w:val="Heading3"/>
-      </w:pPr>
-      <w:r>
-        <w:t>Explain your prediction to a partner before comparing results.</w:t>
-      </w:r>
-    </w:p>
-    <w:p>
-      <w:r>
-        <w:t>________________________________________________________________</w:t>
-      </w:r>
-    </w:p>
-    <w:p>
-      <w:r>
-        <w:t>________________________________________________________________</w:t>
-      </w:r>
-    </w:p>
-    <w:p>
-      <w:r>
-        <w:t>________________________________________________________________</w:t>
-      </w:r>
-    </w:p>
-    <w:p>
-      <w:r>
-        <w:t>________________________________________________________________</w:t>
-      </w:r>
-    </w:p>
-    <w:p>
-      <w:pPr>
-        <w:pStyle w:val="Heading3"/>
-      </w:pPr>
-      <w:r>
-        <w:t>Practise with less help: Trace all updates</w:t>
+      <w:pPr>
+        <w:pStyle w:val="Heading2"/>
+      </w:pPr>
+      <w:r>
+        <w:t>Complete W2 running-total trace</w:t>
       </w:r>
     </w:p>
     <w:p>
@@ -1623,6 +1658,109 @@
     </w:tbl>
     <w:p>
       <w:pPr>
+        <w:pStyle w:val="Heading2"/>
+      </w:pPr>
+      <w:r>
+        <w:t>Audit successful-run-as-valid-data reasoning</w:t>
+      </w:r>
+    </w:p>
+    <w:p>
+      <w:pPr>
+        <w:pStyle w:val="ListBullet"/>
+      </w:pPr>
+      <w:r>
+        <w:t>Use the worked case for Reading structured data. Proposed explanation: “A successful run proves the conclusion”. Decide whether this explanation is supported. Point to the step or supplied fact that decides; explain your repair if needed.</w:t>
+      </w:r>
+    </w:p>
+    <w:p>
+      <w:pPr>
+        <w:pStyle w:val="ListBullet"/>
+      </w:pPr>
+      <w:r>
+        <w:t>Answer on your own before discussion. If you are unsure, say which step you need help with.</w:t>
+      </w:r>
+    </w:p>
+    <w:p>
+      <w:pPr>
+        <w:pStyle w:val="Heading2"/>
+      </w:pPr>
+      <w:r>
+        <w:t>Explain included count rows and coverage</w:t>
+      </w:r>
+    </w:p>
+    <w:p>
+      <w:pPr>
+        <w:pStyle w:val="ListBullet"/>
+      </w:pPr>
+      <w:r>
+        <w:t>Circle the included rows, calculate the sum and mean, and state coverage. Repeat after adding the fourth row with count four.</w:t>
+      </w:r>
+    </w:p>
+    <w:p>
+      <w:pPr>
+        <w:pStyle w:val="Heading3"/>
+      </w:pPr>
+      <w:r>
+        <w:t>My explanation using a pictured step and the given facts</w:t>
+      </w:r>
+    </w:p>
+    <w:p>
+      <w:r>
+        <w:t>________________________________________________________________</w:t>
+      </w:r>
+    </w:p>
+    <w:p>
+      <w:r>
+        <w:t>________________________________________________________________</w:t>
+      </w:r>
+    </w:p>
+    <w:p>
+      <w:r>
+        <w:t>________________________________________________________________</w:t>
+      </w:r>
+    </w:p>
+    <w:p>
+      <w:r>
+        <w:t>________________________________________________________________</w:t>
+      </w:r>
+    </w:p>
+    <w:p>
+      <w:pPr>
+        <w:pStyle w:val="Heading2"/>
+      </w:pPr>
+      <w:r>
+        <w:t>Reserve selected score records</w:t>
+      </w:r>
+    </w:p>
+    <w:p>
+      <w:pPr>
+        <w:spacing w:line="336" w:lineRule="auto" w:after="180"/>
+      </w:pPr>
+      <w:r>
+        <w:rPr>
+          <w:b w:val="0"/>
+        </w:rPr>
+        <w:t>This is supported practice. Keep the separately named independent case for an attempt before feedback.</w:t>
+      </w:r>
+    </w:p>
+    <w:p>
+      <w:pPr>
+        <w:pStyle w:val="Heading2"/>
+      </w:pPr>
+      <w:r>
+        <w:t>Earlier wording, alternatives and picture transcripts · reference / check after trying</w:t>
+      </w:r>
+    </w:p>
+    <w:p>
+      <w:pPr>
+        <w:pStyle w:val="Heading3"/>
+      </w:pPr>
+      <w:r>
+        <w:t>Practise with less help: Trace all updates</w:t>
+      </w:r>
+    </w:p>
+    <w:p>
+      <w:pPr>
         <w:spacing w:line="336" w:lineRule="auto" w:after="180"/>
       </w:pPr>
       <w:r>
@@ -1642,39 +1780,6 @@
     </w:p>
     <w:p>
       <w:pPr>
-        <w:spacing w:line="336" w:lineRule="auto" w:after="180"/>
-      </w:pPr>
-      <w:r>
-        <w:rPr>
-          <w:b w:val="0"/>
-        </w:rPr>
-        <w:t>Use the worked case for Reading structured data. Proposed explanation: “A successful run proves the conclusion”. Decide whether this explanation is supported.</w:t>
-      </w:r>
-    </w:p>
-    <w:p>
-      <w:pPr>
-        <w:spacing w:line="336" w:lineRule="auto" w:after="180"/>
-      </w:pPr>
-      <w:r>
-        <w:rPr>
-          <w:b w:val="0"/>
-        </w:rPr>
-        <w:t>Point to the step or supplied fact that decides; explain your repair if needed.</w:t>
-      </w:r>
-    </w:p>
-    <w:p>
-      <w:pPr>
-        <w:spacing w:line="336" w:lineRule="auto" w:after="180"/>
-      </w:pPr>
-      <w:r>
-        <w:rPr>
-          <w:b w:val="0"/>
-        </w:rPr>
-        <w:t>Answer on your own before discussion. If you are unsure, say which step you need help with.</w:t>
-      </w:r>
-    </w:p>
-    <w:p>
-      <w:pPr>
         <w:pStyle w:val="Heading3"/>
       </w:pPr>
       <w:r>
@@ -1683,84 +1788,199 @@
     </w:p>
     <w:p>
       <w:pPr>
-        <w:spacing w:line="336" w:lineRule="auto" w:after="180"/>
-      </w:pPr>
-      <w:r>
-        <w:rPr>
-          <w:b w:val="0"/>
-        </w:rPr>
-        <w:t>Circle the included rows, calculate the sum and mean, and state coverage. Repeat after adding the fourth row with count four.</w:t>
-      </w:r>
-    </w:p>
-    <w:p>
-      <w:pPr>
-        <w:pStyle w:val="Heading3"/>
-      </w:pPr>
-      <w:r>
-        <w:t>My explanation using a pictured step and the given facts</w:t>
-      </w:r>
-    </w:p>
-    <w:p>
-      <w:r>
-        <w:t>________________________________________________________________</w:t>
-      </w:r>
-    </w:p>
-    <w:p>
-      <w:r>
-        <w:t>________________________________________________________________</w:t>
-      </w:r>
-    </w:p>
-    <w:p>
-      <w:r>
-        <w:t>________________________________________________________________</w:t>
-      </w:r>
-    </w:p>
-    <w:p>
-      <w:r>
-        <w:t>________________________________________________________________</w:t>
-      </w:r>
-    </w:p>
-    <w:p>
-      <w:pPr>
-        <w:spacing w:line="336" w:lineRule="auto" w:after="180"/>
-      </w:pPr>
-      <w:r>
-        <w:rPr>
-          <w:b w:val="0"/>
-        </w:rPr>
-        <w:t>This is supported practice. Keep the separately named independent case for an attempt before feedback.</w:t>
-      </w:r>
-    </w:p>
-    <w:p>
-      <w:pPr>
         <w:pStyle w:val="Heading1"/>
       </w:pPr>
       <w:r>
-        <w:t>09. Run the investigation</w:t>
-      </w:r>
-    </w:p>
-    <w:p>
-      <w:r>
-        <w:t>Investigate Reading structured data. Record the prediction, actual observation or labelled paper trace, explanation and next test separately.</w:t>
-      </w:r>
-    </w:p>
-    <w:p>
-      <w:pPr>
-        <w:pStyle w:val="Heading3"/>
-      </w:pPr>
-      <w:r>
-        <w:t>Predict, investigate and preserve the evidence</w:t>
-      </w:r>
-    </w:p>
-    <w:p>
-      <w:pPr>
-        <w:spacing w:line="336" w:lineRule="auto" w:after="180"/>
-      </w:pPr>
-      <w:r>
-        <w:rPr>
-          <w:b w:val="0"/>
-        </w:rPr>
-        <w:t>For spare contributions 2, 4 and 1, trace total starting at 0.</w:t>
+        <w:t>09. Check six complete record and coverage cases</w:t>
+      </w:r>
+    </w:p>
+    <w:p>
+      <w:r>
+        <w:t>A statistic needs its row policy and denominator next to the value.</w:t>
+      </w:r>
+    </w:p>
+    <w:p>
+      <w:pPr>
+        <w:pStyle w:val="Heading2"/>
+      </w:pPr>
+      <w:r>
+        <w:t>All supplied records and expected boundaries</w:t>
+      </w:r>
+    </w:p>
+    <w:tbl>
+      <w:tblPr>
+        <w:tblStyle w:val="LightShading-Accent1"/>
+        <w:tblW w:type="auto" w:w="0"/>
+        <w:tblLook w:firstColumn="1" w:firstRow="1" w:lastColumn="0" w:lastRow="0" w:noHBand="0" w:noVBand="1" w:val="04A0"/>
+      </w:tblPr>
+      <w:tblGrid>
+        <w:gridCol w:w="5112"/>
+        <w:gridCol w:w="5112"/>
+      </w:tblGrid>
+      <w:tr>
+        <w:trPr>
+          <w:tblHeader/>
+        </w:trPr>
+        <w:tc>
+          <w:tcPr>
+            <w:tcW w:type="dxa" w:w="5112"/>
+          </w:tcPr>
+          <w:p>
+            <w:r>
+              <w:t>Complete fictional test</w:t>
+            </w:r>
+          </w:p>
+        </w:tc>
+        <w:tc>
+          <w:tcPr>
+            <w:tcW w:type="dxa" w:w="5112"/>
+          </w:tcPr>
+          <w:p>
+            <w:r>
+              <w:t>Expected aggregate and evidence limit</w:t>
+            </w:r>
+          </w:p>
+        </w:tc>
+      </w:tr>
+      <w:tr>
+        <w:tc>
+          <w:tcPr>
+            <w:tcW w:type="dxa" w:w="5112"/>
+          </w:tcPr>
+          <w:p>
+            <w:r>
+              <w:t>A · W2 records capacity/used(4,2),(7,3),(2,1)</w:t>
+            </w:r>
+          </w:p>
+        </w:tc>
+        <w:tc>
+          <w:tcPr>
+            <w:tcW w:type="dxa" w:w="5112"/>
+          </w:tcPr>
+          <w:p>
+            <w:r>
+              <w:t>Contributions 2,4,1; running totals 2,6,7</w:t>
+            </w:r>
+          </w:p>
+        </w:tc>
+      </w:tr>
+      <w:tr>
+        <w:tc>
+          <w:tcPr>
+            <w:tcW w:type="dxa" w:w="5112"/>
+          </w:tcPr>
+          <w:p>
+            <w:r>
+              <w:t>B · Main cupboard record loop on empty rows []</w:t>
+            </w:r>
+          </w:p>
+        </w:tc>
+        <w:tc>
+          <w:tcPr>
+            <w:tcW w:type="dxa" w:w="5112"/>
+          </w:tcPr>
+          <w:p>
+            <w:r>
+              <w:t>Procedural total 0; no evidence that actual cupboards are empty</w:t>
+            </w:r>
+          </w:p>
+        </w:tc>
+      </w:tr>
+      <w:tr>
+        <w:tc>
+          <w:tcPr>
+            <w:tcW w:type="dxa" w:w="5112"/>
+          </w:tcPr>
+          <w:p>
+            <w:r>
+              <w:t>C · Cupboard row lacks required used field</w:t>
+            </w:r>
+          </w:p>
+        </w:tc>
+        <w:tc>
+          <w:tcPr>
+            <w:tcW w:type="dxa" w:w="5112"/>
+          </w:tcPr>
+          <w:p>
+            <w:r>
+              <w:t>KeyError under required-field contract; do not invent unused capacity</w:t>
+            </w:r>
+          </w:p>
+        </w:tc>
+      </w:tr>
+      <w:tr>
+        <w:tc>
+          <w:tcPr>
+            <w:tcW w:type="dxa" w:w="5112"/>
+          </w:tcPr>
+          <w:p>
+            <w:r>
+              <w:t>D · Pictured count rows [2,0,missing]</w:t>
+            </w:r>
+          </w:p>
+        </w:tc>
+        <w:tc>
+          <w:tcPr>
+            <w:tcW w:type="dxa" w:w="5112"/>
+          </w:tcPr>
+          <w:p>
+            <w:r>
+              <w:t>Observed total 2, measured 2/3, mean 1.0</w:t>
+            </w:r>
+          </w:p>
+        </w:tc>
+      </w:tr>
+      <w:tr>
+        <w:tc>
+          <w:tcPr>
+            <w:tcW w:type="dxa" w:w="5112"/>
+          </w:tcPr>
+          <w:p>
+            <w:r>
+              <w:t>E · Add recorded count 4 to D</w:t>
+            </w:r>
+          </w:p>
+        </w:tc>
+        <w:tc>
+          <w:tcPr>
+            <w:tcW w:type="dxa" w:w="5112"/>
+          </w:tcPr>
+          <w:p>
+            <w:r>
+              <w:t>Observed total 6, measured 3/4, mean 2.0</w:t>
+            </w:r>
+          </w:p>
+        </w:tc>
+      </w:tr>
+      <w:tr>
+        <w:tc>
+          <w:tcPr>
+            <w:tcW w:type="dxa" w:w="5112"/>
+          </w:tcPr>
+          <w:p>
+            <w:r>
+              <w:t>F · Three empty count records</w:t>
+            </w:r>
+          </w:p>
+        </w:tc>
+        <w:tc>
+          <w:tcPr>
+            <w:tcW w:type="dxa" w:w="5112"/>
+          </w:tcPr>
+          <w:p>
+            <w:r>
+              <w:t>Observed sum 0, measured 0/3, mean None; actual missing values unknown</w:t>
+            </w:r>
+          </w:p>
+        </w:tc>
+      </w:tr>
+    </w:tbl>
+    <w:p>
+      <w:pPr>
+        <w:pStyle w:val="Heading2"/>
+      </w:pPr>
+      <w:r>
+        <w:t>Complete W2 record fixture</w:t>
       </w:r>
     </w:p>
     <w:p>
@@ -1769,9 +1989,11 @@
           <w:rFonts w:ascii="Courier New" w:hAnsi="Courier New"/>
           <w:sz w:val="18"/>
         </w:rPr>
-        <w:t>rows = [{"capacity": 8, "used": 3},</w:t>
+        <w:t>rows = [{"capacity": 4, "used": 2},</w:t>
         <w:br/>
-        <w:t xml:space="preserve">        {"capacity": 6, "used": 6}]</w:t>
+        <w:t xml:space="preserve">        {"capacity": 7, "used": 3},</w:t>
+        <w:br/>
+        <w:t xml:space="preserve">        {"capacity": 2, "used": 1}]</w:t>
         <w:br/>
         <w:t>total = 0</w:t>
         <w:br/>
@@ -1782,6 +2004,42 @@
         <w:t xml:space="preserve">    total = total + spare</w:t>
         <w:br/>
         <w:t>print(total)</w:t>
+        <w:br/>
+      </w:r>
+    </w:p>
+    <w:p>
+      <w:pPr>
+        <w:pStyle w:val="Heading2"/>
+      </w:pPr>
+      <w:r>
+        <w:t>Predict, run or trace the matching policy</w:t>
+      </w:r>
+    </w:p>
+    <w:p>
+      <w:pPr>
+        <w:pStyle w:val="ListNumber"/>
+      </w:pPr>
+      <w:r>
+        <w:t>Use the complete W2 fixture for A; it explicitly implements the given spare contributions without leaving capacity/used inputs unstated. Run or trace the main cupboard loop for B/C and the separate observed-count program for D/E/F. The policies differ: a missing required used field is an error, while unavailable count is skipped with coverage reported. Do not copy a skip policy onto a required field to make a failure disappear. Predict before running and preserve errors. Explain append, sum, included-row denominator and offered-row count. Empty observed sum 0 is an accumulator convention, not proof that unseen measurements are zero. Keep the selected score-record script for the first individual attempt.</w:t>
+      </w:r>
+    </w:p>
+    <w:p>
+      <w:pPr>
+        <w:pStyle w:val="Heading2"/>
+      </w:pPr>
+      <w:r>
+        <w:t>Keep the evidence record</w:t>
+      </w:r>
+    </w:p>
+    <w:p>
+      <w:pPr>
+        <w:spacing w:line="336" w:lineRule="auto" w:after="180"/>
+      </w:pPr>
+      <w:r>
+        <w:rPr>
+          <w:b w:val="0"/>
+        </w:rPr>
+        <w:t>For spare contributions 2, 4 and 1, trace total starting at 0.</w:t>
       </w:r>
     </w:p>
     <w:tbl>
@@ -1933,14 +2191,6 @@
     </w:p>
     <w:p>
       <w:pPr>
-        <w:pStyle w:val="Heading3"/>
-      </w:pPr>
-      <w:r>
-        <w:t>Plan → try → check</w:t>
-      </w:r>
-    </w:p>
-    <w:p>
-      <w:pPr>
         <w:spacing w:line="336" w:lineRule="auto" w:after="180"/>
       </w:pPr>
       <w:r>
@@ -1952,23 +2202,76 @@
     </w:p>
     <w:p>
       <w:pPr>
+        <w:pStyle w:val="Heading2"/>
+      </w:pPr>
+      <w:r>
+        <w:t>Reference · Original two-cupboard script · reference / check after trying</w:t>
+      </w:r>
+    </w:p>
+    <w:p>
+      <w:r>
+        <w:rPr>
+          <w:rFonts w:ascii="Courier New" w:hAnsi="Courier New"/>
+          <w:sz w:val="18"/>
+        </w:rPr>
+        <w:t>rows = [{"capacity": 8, "used": 3},</w:t>
+        <w:br/>
+        <w:t xml:space="preserve">        {"capacity": 6, "used": 6}]</w:t>
+        <w:br/>
+        <w:t>total = 0</w:t>
+        <w:br/>
+        <w:t>for row in rows:</w:t>
+        <w:br/>
+        <w:t xml:space="preserve">    spare = row["capacity"] - row["used"]</w:t>
+        <w:br/>
+        <w:t xml:space="preserve">    total = total + spare</w:t>
+        <w:br/>
+        <w:t>print(total)</w:t>
+      </w:r>
+    </w:p>
+    <w:p>
+      <w:pPr>
+        <w:pStyle w:val="Heading2"/>
+      </w:pPr>
+      <w:r>
+        <w:t>Earlier wording, alternatives and picture transcripts · reference / check after trying</w:t>
+      </w:r>
+    </w:p>
+    <w:p>
+      <w:pPr>
+        <w:pStyle w:val="Heading3"/>
+      </w:pPr>
+      <w:r>
+        <w:t>Predict, investigate and preserve the evidence</w:t>
+      </w:r>
+    </w:p>
+    <w:p>
+      <w:pPr>
+        <w:pStyle w:val="Heading3"/>
+      </w:pPr>
+      <w:r>
+        <w:t>Plan → try → check</w:t>
+      </w:r>
+    </w:p>
+    <w:p>
+      <w:pPr>
         <w:pStyle w:val="Heading1"/>
       </w:pPr>
       <w:r>
-        <w:t>10. Build your understanding</w:t>
-      </w:r>
-    </w:p>
-    <w:p>
-      <w:r>
-        <w:t>Move from recall to tracing, diagnosis and transfer in Reading structured data. Explain why each step is justified.</w:t>
-      </w:r>
-    </w:p>
-    <w:p>
-      <w:pPr>
-        <w:pStyle w:val="Heading3"/>
-      </w:pPr>
-      <w:r>
-        <w:t>Explain → apply → challenge</w:t>
+        <w:t>14. Try alone: report the selected score total, mean and coverage</w:t>
+      </w:r>
+    </w:p>
+    <w:p>
+      <w:r>
+        <w:t>An unavailable mean must not become a fabricated zero.</w:t>
+      </w:r>
+    </w:p>
+    <w:p>
+      <w:pPr>
+        <w:pStyle w:val="Heading2"/>
+      </w:pPr>
+      <w:r>
+        <w:t>Selected complete task and data policy</w:t>
       </w:r>
     </w:p>
     <w:p>
@@ -1979,55 +2282,185 @@
         <w:rPr>
           <w:b w:val="0"/>
         </w:rPr>
-        <w:t xml:space="preserve">In the worked </w:t>
+        <w:t xml:space="preserve">Trace the named </w:t>
       </w:r>
       <w:r>
         <w:rPr>
           <w:b/>
         </w:rPr>
-        <w:t>dataset</w:t>
+        <w:t>field</w:t>
       </w:r>
       <w:r>
         <w:rPr>
           <w:b w:val="0"/>
         </w:rPr>
-        <w:t>, state the number of records and the spare spaces in the second record.</w:t>
-      </w:r>
-    </w:p>
-    <w:p>
-      <w:pPr>
-        <w:spacing w:line="336" w:lineRule="auto" w:after="180"/>
-        <w:shd w:fill="F5F1FB"/>
-      </w:pPr>
+        <w:t xml:space="preserve">s and missing-value policy. Predict the </w:t>
+      </w:r>
+      <w:r>
+        <w:rPr>
+          <w:b/>
+        </w:rPr>
+        <w:t>output</w:t>
+      </w:r>
       <w:r>
         <w:rPr>
           <w:b w:val="0"/>
         </w:rPr>
-        <w:t>A loop resets total to 0 on each pass over contributions 2, 4, 1. What final total appears and how should it be fixed?</w:t>
+        <w:t>, state the observed total and mean denominator, and report coverage. What changes if all three rows are empty records?</w:t>
+      </w:r>
+    </w:p>
+    <w:p>
+      <w:r>
+        <w:rPr>
+          <w:rFonts w:ascii="Courier New" w:hAnsi="Courier New"/>
+          <w:sz w:val="18"/>
+        </w:rPr>
+        <w:t>rows = [{"score": 2}, {"score": 6}, {}]</w:t>
+        <w:br/>
+        <w:t>values = []</w:t>
+        <w:br/>
+        <w:t>for row in rows:</w:t>
+        <w:br/>
+        <w:t xml:space="preserve">    value = row.get("score")</w:t>
+        <w:br/>
+        <w:t xml:space="preserve">    if value is not None:</w:t>
+        <w:br/>
+        <w:t xml:space="preserve">        values.append(value)</w:t>
+        <w:br/>
+        <w:t>observed_total = sum(values)</w:t>
+        <w:br/>
+        <w:t>if len(values) &gt; 0:</w:t>
+        <w:br/>
+        <w:t xml:space="preserve">    mean = observed_total / len(values)</w:t>
+        <w:br/>
+        <w:t>else:</w:t>
+        <w:br/>
+        <w:t xml:space="preserve">    mean = None</w:t>
+        <w:br/>
+        <w:t>print(observed_total, len(values), len(rows), mean)</w:t>
+        <w:br/>
       </w:r>
     </w:p>
     <w:p>
       <w:pPr>
         <w:spacing w:line="336" w:lineRule="auto" w:after="180"/>
-        <w:shd w:fill="F5F1FB"/>
       </w:pPr>
       <w:r>
         <w:rPr>
           <w:b w:val="0"/>
         </w:rPr>
-        <w:t xml:space="preserve">An empty </w:t>
-      </w:r>
-      <w:r>
-        <w:rPr>
-          <w:b/>
-        </w:rPr>
-        <w:t>dataset</w:t>
-      </w:r>
+        <w:t>Use the selected score-field policy exactly: include supplied values when not None, preserve zero, and report the number of included scores as well as offered records. For the all-empty variant, distinguish the procedural observed sum from an unknown total of missing real scores. No file contents or measured outcomes beyond the stated rows are supplied.</w:t>
+      </w:r>
+    </w:p>
+    <w:p>
+      <w:pPr>
+        <w:pStyle w:val="Heading2"/>
+      </w:pPr>
+      <w:r>
+        <w:t>Your response and help record</w:t>
+      </w:r>
+    </w:p>
+    <w:p>
+      <w:pPr>
+        <w:pStyle w:val="Heading3"/>
+      </w:pPr>
+      <w:r>
+        <w:t>My independent explanation, trace and limits</w:t>
+      </w:r>
+    </w:p>
+    <w:p>
+      <w:r>
+        <w:t>________________________________________________________________</w:t>
+      </w:r>
+    </w:p>
+    <w:p>
+      <w:r>
+        <w:t>________________________________________________________________</w:t>
+      </w:r>
+    </w:p>
+    <w:p>
+      <w:r>
+        <w:t>________________________________________________________________</w:t>
+      </w:r>
+    </w:p>
+    <w:p>
+      <w:r>
+        <w:t>________________________________________________________________</w:t>
+      </w:r>
+    </w:p>
+    <w:p>
+      <w:r>
+        <w:t>________________________________________________________________</w:t>
+      </w:r>
+    </w:p>
+    <w:p>
+      <w:r>
+        <w:t>________________________________________________________________</w:t>
+      </w:r>
+    </w:p>
+    <w:p>
+      <w:r>
+        <w:t>________________________________________________________________</w:t>
+      </w:r>
+    </w:p>
+    <w:p>
+      <w:pPr>
+        <w:spacing w:line="336" w:lineRule="auto" w:after="180"/>
+      </w:pPr>
       <w:r>
         <w:rPr>
           <w:b w:val="0"/>
         </w:rPr>
-        <w:t xml:space="preserve"> produces total 0. Can you conclude that every cupboard is full?</w:t>
+        <w:t>Attempt this case before feedback. Record any help. Earlier examples below are further practice; a case already practised with feedback cannot establish fresh transfer.</w:t>
+      </w:r>
+    </w:p>
+    <w:p>
+      <w:pPr>
+        <w:pStyle w:val="Heading2"/>
+      </w:pPr>
+      <w:r>
+        <w:t>Use feedback afterwards</w:t>
+      </w:r>
+    </w:p>
+    <w:p>
+      <w:pPr>
+        <w:spacing w:line="336" w:lineRule="auto" w:after="180"/>
+      </w:pPr>
+      <w:r>
+        <w:rPr>
+          <w:b w:val="0"/>
+        </w:rPr>
+        <w:t>Attempt the independent case before hints. Record whether you worked alone, used a hint or followed a model. After feedback, fix the first unsupported step and explain why it changed.</w:t>
+      </w:r>
+    </w:p>
+    <w:p>
+      <w:pPr>
+        <w:spacing w:line="336" w:lineRule="auto" w:after="180"/>
+      </w:pPr>
+      <w:r>
+        <w:rPr>
+          <w:b w:val="0"/>
+        </w:rPr>
+        <w:t>A later check uses a changed case, not a copied answer.</w:t>
+      </w:r>
+    </w:p>
+    <w:p>
+      <w:pPr>
+        <w:pStyle w:val="Heading2"/>
+      </w:pPr>
+      <w:r>
+        <w:t>Additional practice · Earlier record aggregation · reference / check after trying</w:t>
+      </w:r>
+    </w:p>
+    <w:p>
+      <w:pPr>
+        <w:spacing w:line="336" w:lineRule="auto" w:after="180"/>
+      </w:pPr>
+      <w:r>
+        <w:rPr>
+          <w:b w:val="0"/>
+        </w:rPr>
+        <w:t>Write a loop for records (capacity 9, used 2), (capacity 5, used 1), and (capacity 4, used 4). Predict the total. Reverse the order and test an empty list.</w:t>
       </w:r>
     </w:p>
     <w:p>
@@ -2035,7 +2468,7 @@
         <w:pStyle w:val="Heading3"/>
       </w:pPr>
       <w:r>
-        <w:t>Explain which evidence supports your conclusion and which claim remains unproved.</w:t>
+        <w:t>My independent procedure, result and limitation</w:t>
       </w:r>
     </w:p>
     <w:p>
@@ -2064,16 +2497,82 @@
       </w:r>
     </w:p>
     <w:p>
+      <w:r>
+        <w:t>________________________________________________________________</w:t>
+      </w:r>
+    </w:p>
+    <w:p>
+      <w:r>
+        <w:t>________________________________________________________________</w:t>
+      </w:r>
+    </w:p>
+    <w:p>
+      <w:r>
+        <w:t>________________________________________________________________</w:t>
+      </w:r>
+    </w:p>
+    <w:p>
+      <w:pPr>
+        <w:spacing w:line="336" w:lineRule="auto" w:after="180"/>
+      </w:pPr>
+      <w:r>
+        <w:rPr>
+          <w:b w:val="0"/>
+        </w:rPr>
+        <w:t>Record support used: none, hint or teacher explanation. After feedback, a different case is needed to demonstrate independence.</w:t>
+      </w:r>
+    </w:p>
+    <w:p>
+      <w:pPr>
+        <w:pStyle w:val="Heading2"/>
+      </w:pPr>
+      <w:r>
+        <w:t>Earlier wording, alternatives and picture transcripts · reference / check after trying</w:t>
+      </w:r>
+    </w:p>
+    <w:p>
+      <w:pPr>
+        <w:pStyle w:val="Heading3"/>
+      </w:pPr>
+      <w:r>
+        <w:t>Independent case: Preserve records and report measured coverage</w:t>
+      </w:r>
+    </w:p>
+    <w:p>
+      <w:pPr>
+        <w:pStyle w:val="Heading3"/>
+      </w:pPr>
+      <w:r>
+        <w:t>Attempt this without hints</w:t>
+      </w:r>
+    </w:p>
+    <w:p>
+      <w:pPr>
+        <w:pStyle w:val="Heading3"/>
+      </w:pPr>
+      <w:r>
+        <w:t>Use feedback to improve</w:t>
+      </w:r>
+    </w:p>
+    <w:p>
       <w:pPr>
         <w:pStyle w:val="Heading1"/>
       </w:pPr>
       <w:r>
-        <w:t>11. Connect your project</w:t>
-      </w:r>
-    </w:p>
-    <w:p>
-      <w:r>
-        <w:t>Apply this week’s idea to Python readiness portfolio. Keep an annotated decision and the evidence supporting it.</w:t>
+        <w:t>11. Keep each dataset’s policy in the portfolio</w:t>
+      </w:r>
+    </w:p>
+    <w:p>
+      <w:r>
+        <w:t>A total without coverage can hide unrecorded values.</w:t>
+      </w:r>
+    </w:p>
+    <w:p>
+      <w:pPr>
+        <w:pStyle w:val="Heading2"/>
+      </w:pPr>
+      <w:r>
+        <w:t>This week’s contribution</w:t>
       </w:r>
     </w:p>
     <w:p>
@@ -2144,6 +2643,14 @@
           <w:b w:val="0"/>
         </w:rPr>
         <w:t>, and limitation. Connect this record to last week’s record; a matching answer without a trace is insufficient.</w:t>
+      </w:r>
+    </w:p>
+    <w:p>
+      <w:pPr>
+        <w:pStyle w:val="Heading2"/>
+      </w:pPr>
+      <w:r>
+        <w:t>Project checkpoint and evidence</w:t>
       </w:r>
     </w:p>
     <w:tbl>
@@ -2264,14 +2771,6 @@
     </w:tbl>
     <w:p>
       <w:pPr>
-        <w:pStyle w:val="Heading3"/>
-      </w:pPr>
-      <w:r>
-        <w:t>Evidence for your project</w:t>
-      </w:r>
-    </w:p>
-    <w:p>
-      <w:pPr>
         <w:spacing w:line="336" w:lineRule="auto" w:after="180"/>
       </w:pPr>
       <w:r>
@@ -2307,15 +2806,88 @@
     </w:p>
     <w:p>
       <w:pPr>
+        <w:pStyle w:val="Heading2"/>
+      </w:pPr>
+      <w:r>
+        <w:t>Earlier wording, alternatives and picture transcripts · reference / check after trying</w:t>
+      </w:r>
+    </w:p>
+    <w:p>
+      <w:pPr>
+        <w:pStyle w:val="Heading3"/>
+      </w:pPr>
+      <w:r>
+        <w:t>Evidence for your project</w:t>
+      </w:r>
+    </w:p>
+    <w:p>
+      <w:pPr>
         <w:pStyle w:val="Heading1"/>
       </w:pPr>
       <w:r>
-        <w:t>12. Show what you know</w:t>
-      </w:r>
-    </w:p>
-    <w:p>
-      <w:r>
-        <w:t>Use a genuinely new case for independent evidence. Previously discussed examples remain practice; use the separately named independent case before feedback.</w:t>
+        <w:t>16. Finish: name the included rows, denominator and coverage</w:t>
+      </w:r>
+    </w:p>
+    <w:p>
+      <w:r>
+        <w:t>Observed aggregation is not knowledge of every missing value.</w:t>
+      </w:r>
+    </w:p>
+    <w:p>
+      <w:pPr>
+        <w:pStyle w:val="Heading2"/>
+      </w:pPr>
+      <w:r>
+        <w:t>Explain without notes</w:t>
+      </w:r>
+    </w:p>
+    <w:p>
+      <w:pPr>
+        <w:pStyle w:val="ListBullet"/>
+      </w:pPr>
+      <w:r>
+        <w:t>Close your notes. Explain this goal in your own words: Process a list of records consistently</w:t>
+      </w:r>
+    </w:p>
+    <w:p>
+      <w:pPr>
+        <w:pStyle w:val="Heading3"/>
+      </w:pPr>
+      <w:r>
+        <w:t>My deciding step, evidence and one remaining question</w:t>
+      </w:r>
+    </w:p>
+    <w:p>
+      <w:r>
+        <w:t>________________________________________________________________</w:t>
+      </w:r>
+    </w:p>
+    <w:p>
+      <w:r>
+        <w:t>________________________________________________________________</w:t>
+      </w:r>
+    </w:p>
+    <w:p>
+      <w:r>
+        <w:t>________________________________________________________________</w:t>
+      </w:r>
+    </w:p>
+    <w:p>
+      <w:r>
+        <w:t>________________________________________________________________</w:t>
+      </w:r>
+    </w:p>
+    <w:p>
+      <w:r>
+        <w:t>________________________________________________________________</w:t>
+      </w:r>
+    </w:p>
+    <w:p>
+      <w:pPr>
+        <w:pStyle w:val="Heading2"/>
+      </w:pPr>
+      <w:r>
+        <w:t>Plan a changed-case return</w:t>
       </w:r>
     </w:p>
     <w:p>
@@ -2326,100 +2898,406 @@
         <w:rPr>
           <w:b w:val="0"/>
         </w:rPr>
-        <w:t xml:space="preserve">This loop assumes every record has the required integer </w:t>
+        <w:t xml:space="preserve">If you are unsure, return to the worked picture and explain one arrow. If you are ready, change an </w:t>
       </w:r>
       <w:r>
         <w:rPr>
           <w:b/>
         </w:rPr>
-        <w:t>field</w:t>
+        <w:t>input</w:t>
       </w:r>
       <w:r>
         <w:rPr>
           <w:b w:val="0"/>
         </w:rPr>
-        <w:t xml:space="preserve">s. A missing used </w:t>
+        <w:t xml:space="preserve"> or assumption and justify your </w:t>
       </w:r>
       <w:r>
         <w:rPr>
           <w:b/>
         </w:rPr>
-        <w:t>field</w:t>
+        <w:t>prediction</w:t>
       </w:r>
       <w:r>
         <w:rPr>
           <w:b w:val="0"/>
         </w:rPr>
-        <w:t xml:space="preserve"> causes KeyError. Do not silently treat a missing count as zero; that would invent unused capacity.</w:t>
-      </w:r>
-    </w:p>
-    <w:p>
-      <w:pPr>
-        <w:pStyle w:val="Heading3"/>
-      </w:pPr>
-      <w:r>
-        <w:t>An empty dataset produces total 0. Can you conclude that every cupboard is full?</w:t>
-      </w:r>
-    </w:p>
-    <w:p>
-      <w:r>
-        <w:t>________________________________________________________________</w:t>
-      </w:r>
-    </w:p>
-    <w:p>
-      <w:r>
-        <w:t>________________________________________________________________</w:t>
-      </w:r>
-    </w:p>
-    <w:p>
-      <w:r>
-        <w:t>________________________________________________________________</w:t>
-      </w:r>
-    </w:p>
-    <w:p>
-      <w:r>
-        <w:t>________________________________________________________________</w:t>
-      </w:r>
-    </w:p>
-    <w:p>
-      <w:r>
-        <w:t>________________________________________________________________</w:t>
-      </w:r>
-    </w:p>
-    <w:p>
-      <w:r>
-        <w:t>________________________________________________________________</w:t>
+        <w:t>.</w:t>
       </w:r>
     </w:p>
     <w:p>
       <w:pPr>
         <w:spacing w:line="336" w:lineRule="auto" w:after="180"/>
-        <w:shd w:fill="F5F1FB"/>
       </w:pPr>
       <w:r>
         <w:rPr>
           <w:b w:val="0"/>
         </w:rPr>
-        <w:t xml:space="preserve">An empty </w:t>
+        <w:t xml:space="preserve">Save your workbook </w:t>
       </w:r>
       <w:r>
         <w:rPr>
           <w:b/>
         </w:rPr>
-        <w:t>dataset</w:t>
+        <w:t>evidence</w:t>
       </w:r>
       <w:r>
         <w:rPr>
           <w:b w:val="0"/>
         </w:rPr>
-        <w:t xml:space="preserve"> produces total 0. Can you conclude that every cupboard is full?</w:t>
-      </w:r>
-    </w:p>
+        <w:t>. At the next review, try a different case before opening your old answer.</w:t>
+      </w:r>
+    </w:p>
+    <w:p>
+      <w:pPr>
+        <w:pStyle w:val="Heading1"/>
+      </w:pPr>
+      <w:r>
+        <w:t>Reference bank and extra practice</w:t>
+      </w:r>
+    </w:p>
+    <w:p>
+      <w:pPr>
+        <w:pStyle w:val="Heading1"/>
+      </w:pPr>
+      <w:r>
+        <w:t>05. Reference · The words used in this procedure</w:t>
+      </w:r>
+    </w:p>
+    <w:p>
+      <w:r>
+        <w:t>Explain each term using a particular code line.</w:t>
+      </w:r>
+    </w:p>
+    <w:p>
+      <w:pPr>
+        <w:pStyle w:val="Heading2"/>
+      </w:pPr>
+      <w:r>
+        <w:t>Vocabulary and response</w:t>
+      </w:r>
+    </w:p>
+    <w:tbl>
+      <w:tblPr>
+        <w:tblStyle w:val="LightShading-Accent1"/>
+        <w:tblW w:type="auto" w:w="0"/>
+        <w:tblLook w:firstColumn="1" w:firstRow="1" w:lastColumn="0" w:lastRow="0" w:noHBand="0" w:noVBand="1" w:val="04A0"/>
+      </w:tblPr>
+      <w:tblGrid>
+        <w:gridCol w:w="5112"/>
+        <w:gridCol w:w="5112"/>
+      </w:tblGrid>
+      <w:tr>
+        <w:trPr>
+          <w:tblHeader/>
+        </w:trPr>
+        <w:tc>
+          <w:tcPr>
+            <w:tcW w:type="dxa" w:w="5112"/>
+          </w:tcPr>
+          <w:p>
+            <w:r>
+              <w:t>Word</w:t>
+            </w:r>
+          </w:p>
+        </w:tc>
+        <w:tc>
+          <w:tcPr>
+            <w:tcW w:type="dxa" w:w="5112"/>
+          </w:tcPr>
+          <w:p>
+            <w:r>
+              <w:t>Meaning</w:t>
+            </w:r>
+          </w:p>
+        </w:tc>
+      </w:tr>
+      <w:tr>
+        <w:tc>
+          <w:tcPr>
+            <w:tcW w:type="dxa" w:w="5112"/>
+          </w:tcPr>
+          <w:p>
+            <w:r>
+              <w:t>Dataset</w:t>
+            </w:r>
+          </w:p>
+        </w:tc>
+        <w:tc>
+          <w:tcPr>
+            <w:tcW w:type="dxa" w:w="5112"/>
+          </w:tcPr>
+          <w:p>
+            <w:r>
+              <w:t>A collection of records</w:t>
+            </w:r>
+          </w:p>
+        </w:tc>
+      </w:tr>
+      <w:tr>
+        <w:tc>
+          <w:tcPr>
+            <w:tcW w:type="dxa" w:w="5112"/>
+          </w:tcPr>
+          <w:p>
+            <w:r>
+              <w:t>Row</w:t>
+            </w:r>
+          </w:p>
+        </w:tc>
+        <w:tc>
+          <w:tcPr>
+            <w:tcW w:type="dxa" w:w="5112"/>
+          </w:tcPr>
+          <w:p>
+            <w:r>
+              <w:t>One record in a table</w:t>
+            </w:r>
+          </w:p>
+        </w:tc>
+      </w:tr>
+      <w:tr>
+        <w:tc>
+          <w:tcPr>
+            <w:tcW w:type="dxa" w:w="5112"/>
+          </w:tcPr>
+          <w:p>
+            <w:r>
+              <w:t>Field</w:t>
+            </w:r>
+          </w:p>
+        </w:tc>
+        <w:tc>
+          <w:tcPr>
+            <w:tcW w:type="dxa" w:w="5112"/>
+          </w:tcPr>
+          <w:p>
+            <w:r>
+              <w:t>One named part of a record</w:t>
+            </w:r>
+          </w:p>
+        </w:tc>
+      </w:tr>
+      <w:tr>
+        <w:tc>
+          <w:tcPr>
+            <w:tcW w:type="dxa" w:w="5112"/>
+          </w:tcPr>
+          <w:p>
+            <w:r>
+              <w:t>Accumulator</w:t>
+            </w:r>
+          </w:p>
+        </w:tc>
+        <w:tc>
+          <w:tcPr>
+            <w:tcW w:type="dxa" w:w="5112"/>
+          </w:tcPr>
+          <w:p>
+            <w:r>
+              <w:t>A variable updated to keep a running result</w:t>
+            </w:r>
+          </w:p>
+        </w:tc>
+      </w:tr>
+    </w:tbl>
     <w:p>
       <w:pPr>
         <w:pStyle w:val="Heading3"/>
       </w:pPr>
       <w:r>
+        <w:t>Use two terms to explain a step in this week’s example.</w:t>
+      </w:r>
+    </w:p>
+    <w:p>
+      <w:r>
+        <w:t>________________________________________________________________</w:t>
+      </w:r>
+    </w:p>
+    <w:p>
+      <w:r>
+        <w:t>________________________________________________________________</w:t>
+      </w:r>
+    </w:p>
+    <w:p>
+      <w:r>
+        <w:t>________________________________________________________________</w:t>
+      </w:r>
+    </w:p>
+    <w:p>
+      <w:pPr>
+        <w:pStyle w:val="Heading1"/>
+      </w:pPr>
+      <w:r>
+        <w:t>10. Extra challenge · Explain, apply and challenge</w:t>
+      </w:r>
+    </w:p>
+    <w:p>
+      <w:r>
+        <w:t>Choose the next useful task after supported practice.</w:t>
+      </w:r>
+    </w:p>
+    <w:p>
+      <w:pPr>
+        <w:pStyle w:val="Heading2"/>
+      </w:pPr>
+      <w:r>
+        <w:t>Choose a challenge</w:t>
+      </w:r>
+    </w:p>
+    <w:p>
+      <w:pPr>
+        <w:pStyle w:val="ListBullet"/>
+      </w:pPr>
+      <w:r>
+        <w:t>In the worked dataset, state the number of records and the spare spaces in the second record.</w:t>
+      </w:r>
+    </w:p>
+    <w:p>
+      <w:pPr>
+        <w:pStyle w:val="ListBullet"/>
+      </w:pPr>
+      <w:r>
+        <w:t>A loop resets total to 0 on each pass over contributions 2, 4, 1. What final total appears and how should it be fixed?</w:t>
+      </w:r>
+    </w:p>
+    <w:p>
+      <w:pPr>
+        <w:pStyle w:val="ListBullet"/>
+      </w:pPr>
+      <w:r>
+        <w:t>An empty dataset produces total 0. Can you conclude that every cupboard is full?</w:t>
+      </w:r>
+    </w:p>
+    <w:p>
+      <w:pPr>
+        <w:pStyle w:val="Heading3"/>
+      </w:pPr>
+      <w:r>
+        <w:t>Explain which evidence supports your conclusion and which claim remains unproved.</w:t>
+      </w:r>
+    </w:p>
+    <w:p>
+      <w:r>
+        <w:t>________________________________________________________________</w:t>
+      </w:r>
+    </w:p>
+    <w:p>
+      <w:r>
+        <w:t>________________________________________________________________</w:t>
+      </w:r>
+    </w:p>
+    <w:p>
+      <w:r>
+        <w:t>________________________________________________________________</w:t>
+      </w:r>
+    </w:p>
+    <w:p>
+      <w:r>
+        <w:t>________________________________________________________________</w:t>
+      </w:r>
+    </w:p>
+    <w:p>
+      <w:r>
+        <w:t>________________________________________________________________</w:t>
+      </w:r>
+    </w:p>
+    <w:p>
+      <w:pPr>
+        <w:pStyle w:val="Heading2"/>
+      </w:pPr>
+      <w:r>
+        <w:t>Earlier wording, alternatives and picture transcripts · reference / check after trying</w:t>
+      </w:r>
+    </w:p>
+    <w:p>
+      <w:pPr>
+        <w:pStyle w:val="Heading3"/>
+      </w:pPr>
+      <w:r>
+        <w:t>Explain → apply → challenge</w:t>
+      </w:r>
+    </w:p>
+    <w:p>
+      <w:pPr>
+        <w:pStyle w:val="Heading1"/>
+      </w:pPr>
+      <w:r>
+        <w:t>12. Reference · Inspect your evidence</w:t>
+      </w:r>
+    </w:p>
+    <w:p>
+      <w:r>
+        <w:t>Use the record after practice rather than revealing the independent answer.</w:t>
+      </w:r>
+    </w:p>
+    <w:p>
+      <w:pPr>
+        <w:pStyle w:val="Heading2"/>
+      </w:pPr>
+      <w:r>
+        <w:t>Self-check and explanation</w:t>
+      </w:r>
+    </w:p>
+    <w:p>
+      <w:pPr>
+        <w:pStyle w:val="ListBullet"/>
+      </w:pPr>
+      <w:r>
+        <w:t>This loop assumes every record has the required integer fields. A missing used field causes KeyError. Do not silently treat a missing count as zero; that would invent unused capacity.</w:t>
+      </w:r>
+    </w:p>
+    <w:p>
+      <w:pPr>
+        <w:pStyle w:val="Heading3"/>
+      </w:pPr>
+      <w:r>
+        <w:t>An empty dataset produces total 0. Can you conclude that every cupboard is full?</w:t>
+      </w:r>
+    </w:p>
+    <w:p>
+      <w:r>
+        <w:t>________________________________________________________________</w:t>
+      </w:r>
+    </w:p>
+    <w:p>
+      <w:r>
+        <w:t>________________________________________________________________</w:t>
+      </w:r>
+    </w:p>
+    <w:p>
+      <w:r>
+        <w:t>________________________________________________________________</w:t>
+      </w:r>
+    </w:p>
+    <w:p>
+      <w:r>
+        <w:t>________________________________________________________________</w:t>
+      </w:r>
+    </w:p>
+    <w:p>
+      <w:r>
+        <w:t>________________________________________________________________</w:t>
+      </w:r>
+    </w:p>
+    <w:p>
+      <w:r>
+        <w:t>________________________________________________________________</w:t>
+      </w:r>
+    </w:p>
+    <w:p>
+      <w:pPr>
+        <w:pStyle w:val="ListBullet"/>
+      </w:pPr>
+      <w:r>
+        <w:t>An empty dataset produces total 0. Can you conclude that every cupboard is full?</w:t>
+      </w:r>
+    </w:p>
+    <w:p>
+      <w:pPr>
+        <w:pStyle w:val="Heading3"/>
+      </w:pPr>
+      <w:r>
         <w:t>My limited claim and a useful next check</w:t>
       </w:r>
     </w:p>
@@ -2448,12 +3326,28 @@
         <w:pStyle w:val="Heading1"/>
       </w:pPr>
       <w:r>
-        <w:t>13. Study a complete case</w:t>
-      </w:r>
-    </w:p>
-    <w:p>
-      <w:r>
-        <w:t>Revisit the complete Reading structured data case for supported practice. Repeated examples do not become fresh assessments.</w:t>
+        <w:t>13. Extra practice · A complete trace</w:t>
+      </w:r>
+    </w:p>
+    <w:p>
+      <w:r>
+        <w:t>Predict before opening the supplied trace.</w:t>
+      </w:r>
+    </w:p>
+    <w:p>
+      <w:pPr>
+        <w:pStyle w:val="Heading2"/>
+      </w:pPr>
+      <w:r>
+        <w:t>Explain the input and procedure</w:t>
+      </w:r>
+    </w:p>
+    <w:p>
+      <w:pPr>
+        <w:pStyle w:val="ListBullet"/>
+      </w:pPr>
+      <w:r>
+        <w:t>Follow the input through the stated procedure to its result. Cover the result first, predict it, then explain every intermediate step. The text/table accompanies the figure so the example can be read without colour.</w:t>
       </w:r>
     </w:p>
     <w:p>
@@ -2461,7 +3355,45 @@
         <w:pStyle w:val="Heading3"/>
       </w:pPr>
       <w:r>
-        <w:t>Complete evidence record</w:t>
+        <w:t>My complete trace of the worked case</w:t>
+      </w:r>
+    </w:p>
+    <w:p>
+      <w:r>
+        <w:t>________________________________________________________________</w:t>
+      </w:r>
+    </w:p>
+    <w:p>
+      <w:r>
+        <w:t>________________________________________________________________</w:t>
+      </w:r>
+    </w:p>
+    <w:p>
+      <w:r>
+        <w:t>________________________________________________________________</w:t>
+      </w:r>
+    </w:p>
+    <w:p>
+      <w:r>
+        <w:t>________________________________________________________________</w:t>
+      </w:r>
+    </w:p>
+    <w:p>
+      <w:r>
+        <w:t>________________________________________________________________</w:t>
+      </w:r>
+    </w:p>
+    <w:p>
+      <w:r>
+        <w:t>________________________________________________________________</w:t>
+      </w:r>
+    </w:p>
+    <w:p>
+      <w:pPr>
+        <w:pStyle w:val="Heading2"/>
+      </w:pPr>
+      <w:r>
+        <w:t>Check the complete trace · reference / check after trying</w:t>
       </w:r>
     </w:p>
     <w:p>
@@ -2590,25 +3522,10 @@
     </w:p>
     <w:p>
       <w:pPr>
-        <w:spacing w:line="336" w:lineRule="auto" w:after="180"/>
-      </w:pPr>
-      <w:r>
-        <w:rPr>
-          <w:b w:val="0"/>
-        </w:rPr>
-        <w:t xml:space="preserve">Follow the </w:t>
-      </w:r>
-      <w:r>
-        <w:rPr>
-          <w:b/>
-        </w:rPr>
-        <w:t>input</w:t>
-      </w:r>
-      <w:r>
-        <w:rPr>
-          <w:b w:val="0"/>
-        </w:rPr>
-        <w:t xml:space="preserve"> through the stated procedure to its result. Cover the result first, predict it, then explain every intermediate step. The text/table accompanies the figure so the example can be read without colour.</w:t>
+        <w:pStyle w:val="Heading2"/>
+      </w:pPr>
+      <w:r>
+        <w:t>Earlier wording, alternatives and picture transcripts · reference / check after trying</w:t>
       </w:r>
     </w:p>
     <w:p>
@@ -2616,37 +3533,7 @@
         <w:pStyle w:val="Heading3"/>
       </w:pPr>
       <w:r>
-        <w:t>My complete trace of the worked case</w:t>
-      </w:r>
-    </w:p>
-    <w:p>
-      <w:r>
-        <w:t>________________________________________________________________</w:t>
-      </w:r>
-    </w:p>
-    <w:p>
-      <w:r>
-        <w:t>________________________________________________________________</w:t>
-      </w:r>
-    </w:p>
-    <w:p>
-      <w:r>
-        <w:t>________________________________________________________________</w:t>
-      </w:r>
-    </w:p>
-    <w:p>
-      <w:r>
-        <w:t>________________________________________________________________</w:t>
-      </w:r>
-    </w:p>
-    <w:p>
-      <w:r>
-        <w:t>________________________________________________________________</w:t>
-      </w:r>
-    </w:p>
-    <w:p>
-      <w:r>
-        <w:t>________________________________________________________________</w:t>
+        <w:t>Complete evidence record</w:t>
       </w:r>
     </w:p>
     <w:p>
@@ -2654,286 +3541,20 @@
         <w:pStyle w:val="Heading1"/>
       </w:pPr>
       <w:r>
-        <w:t>14. Try a new case independently</w:t>
-      </w:r>
-    </w:p>
-    <w:p>
-      <w:r>
-        <w:t>Attempt the reserved new case before feedback. Record support; the earlier examples below remain additional practice.</w:t>
-      </w:r>
-    </w:p>
-    <w:p>
-      <w:pPr>
-        <w:pStyle w:val="Heading3"/>
-      </w:pPr>
-      <w:r>
-        <w:t>Independent case: Preserve records and report measured coverage</w:t>
-      </w:r>
-    </w:p>
-    <w:p>
-      <w:pPr>
-        <w:spacing w:line="336" w:lineRule="auto" w:after="180"/>
-        <w:shd w:fill="F5F1FB"/>
-      </w:pPr>
-      <w:r>
-        <w:rPr>
-          <w:b w:val="0"/>
-        </w:rPr>
-        <w:t xml:space="preserve">Trace the named </w:t>
-      </w:r>
-      <w:r>
-        <w:rPr>
-          <w:b/>
-        </w:rPr>
-        <w:t>field</w:t>
-      </w:r>
-      <w:r>
-        <w:rPr>
-          <w:b w:val="0"/>
-        </w:rPr>
-        <w:t xml:space="preserve">s and missing-value policy. Predict the </w:t>
-      </w:r>
-      <w:r>
-        <w:rPr>
-          <w:b/>
-        </w:rPr>
-        <w:t>output</w:t>
-      </w:r>
-      <w:r>
-        <w:rPr>
-          <w:b w:val="0"/>
-        </w:rPr>
-        <w:t>, state the observed total and mean denominator, and report coverage. What changes if all three rows are empty records?</w:t>
-      </w:r>
-    </w:p>
-    <w:p>
-      <w:r>
-        <w:rPr>
-          <w:rFonts w:ascii="Courier New" w:hAnsi="Courier New"/>
-          <w:sz w:val="18"/>
-        </w:rPr>
-        <w:t>rows = [{"score": 2}, {"score": 6}, {}]</w:t>
-        <w:br/>
-        <w:t>values = []</w:t>
-        <w:br/>
-        <w:t>for row in rows:</w:t>
-        <w:br/>
-        <w:t xml:space="preserve">    value = row.get("score")</w:t>
-        <w:br/>
-        <w:t xml:space="preserve">    if value is not None:</w:t>
-        <w:br/>
-        <w:t xml:space="preserve">        values.append(value)</w:t>
-        <w:br/>
-        <w:t>observed_total = sum(values)</w:t>
-        <w:br/>
-        <w:t>if len(values) &gt; 0:</w:t>
-        <w:br/>
-        <w:t xml:space="preserve">    mean = observed_total / len(values)</w:t>
-        <w:br/>
-        <w:t>else:</w:t>
-        <w:br/>
-        <w:t xml:space="preserve">    mean = None</w:t>
-        <w:br/>
-        <w:t>print(observed_total, len(values), len(rows), mean)</w:t>
-        <w:br/>
-      </w:r>
-    </w:p>
-    <w:p>
-      <w:pPr>
-        <w:pStyle w:val="Heading3"/>
-      </w:pPr>
-      <w:r>
-        <w:t>My independent explanation, trace and limits</w:t>
-      </w:r>
-    </w:p>
-    <w:p>
-      <w:r>
-        <w:t>________________________________________________________________</w:t>
-      </w:r>
-    </w:p>
-    <w:p>
-      <w:r>
-        <w:t>________________________________________________________________</w:t>
-      </w:r>
-    </w:p>
-    <w:p>
-      <w:r>
-        <w:t>________________________________________________________________</w:t>
-      </w:r>
-    </w:p>
-    <w:p>
-      <w:r>
-        <w:t>________________________________________________________________</w:t>
-      </w:r>
-    </w:p>
-    <w:p>
-      <w:r>
-        <w:t>________________________________________________________________</w:t>
-      </w:r>
-    </w:p>
-    <w:p>
-      <w:r>
-        <w:t>________________________________________________________________</w:t>
-      </w:r>
-    </w:p>
-    <w:p>
-      <w:r>
-        <w:t>________________________________________________________________</w:t>
-      </w:r>
-    </w:p>
-    <w:p>
-      <w:pPr>
-        <w:spacing w:line="336" w:lineRule="auto" w:after="180"/>
-      </w:pPr>
-      <w:r>
-        <w:rPr>
-          <w:b w:val="0"/>
-        </w:rPr>
-        <w:t>Attempt this case before feedback. Record any help. Earlier examples below are further practice; a case already practised with feedback cannot establish fresh transfer.</w:t>
-      </w:r>
-    </w:p>
-    <w:p>
-      <w:pPr>
-        <w:pStyle w:val="Heading3"/>
-      </w:pPr>
-      <w:r>
-        <w:t>Attempt this without hints</w:t>
-      </w:r>
-    </w:p>
-    <w:p>
-      <w:pPr>
-        <w:spacing w:line="336" w:lineRule="auto" w:after="180"/>
-      </w:pPr>
-      <w:r>
-        <w:rPr>
-          <w:b w:val="0"/>
-        </w:rPr>
-        <w:t>Write a loop for records (capacity 9, used 2), (capacity 5, used 1), and (capacity 4, used 4). Predict the total. Reverse the order and test an empty list.</w:t>
-      </w:r>
-    </w:p>
-    <w:p>
-      <w:pPr>
-        <w:pStyle w:val="Heading3"/>
-      </w:pPr>
-      <w:r>
-        <w:t>My independent procedure, result and limitation</w:t>
-      </w:r>
-    </w:p>
-    <w:p>
-      <w:r>
-        <w:t>________________________________________________________________</w:t>
-      </w:r>
-    </w:p>
-    <w:p>
-      <w:r>
-        <w:t>________________________________________________________________</w:t>
-      </w:r>
-    </w:p>
-    <w:p>
-      <w:r>
-        <w:t>________________________________________________________________</w:t>
-      </w:r>
-    </w:p>
-    <w:p>
-      <w:r>
-        <w:t>________________________________________________________________</w:t>
-      </w:r>
-    </w:p>
-    <w:p>
-      <w:r>
-        <w:t>________________________________________________________________</w:t>
-      </w:r>
-    </w:p>
-    <w:p>
-      <w:r>
-        <w:t>________________________________________________________________</w:t>
-      </w:r>
-    </w:p>
-    <w:p>
-      <w:r>
-        <w:t>________________________________________________________________</w:t>
-      </w:r>
-    </w:p>
-    <w:p>
-      <w:r>
-        <w:t>________________________________________________________________</w:t>
-      </w:r>
-    </w:p>
-    <w:p>
-      <w:pPr>
-        <w:spacing w:line="336" w:lineRule="auto" w:after="180"/>
-      </w:pPr>
-      <w:r>
-        <w:rPr>
-          <w:b w:val="0"/>
-        </w:rPr>
-        <w:t>Record support used: none, hint or teacher explanation. After feedback, a different case is needed to demonstrate independence.</w:t>
-      </w:r>
-    </w:p>
-    <w:p>
-      <w:pPr>
-        <w:pStyle w:val="Heading3"/>
-      </w:pPr>
-      <w:r>
-        <w:t>Use feedback to improve</w:t>
-      </w:r>
-    </w:p>
-    <w:p>
-      <w:pPr>
-        <w:spacing w:line="336" w:lineRule="auto" w:after="180"/>
-      </w:pPr>
-      <w:r>
-        <w:rPr>
-          <w:b w:val="0"/>
-        </w:rPr>
-        <w:t>Attempt the independent case before hints. Record whether you worked alone, used a hint or followed a model. After feedback, fix the first unsupported step and explain why it changed.</w:t>
-      </w:r>
-    </w:p>
-    <w:p>
-      <w:pPr>
-        <w:spacing w:line="336" w:lineRule="auto" w:after="180"/>
-      </w:pPr>
-      <w:r>
-        <w:rPr>
-          <w:b w:val="0"/>
-        </w:rPr>
-        <w:t>A later check uses a changed case, not a copied answer.</w:t>
-      </w:r>
-    </w:p>
-    <w:p>
-      <w:pPr>
-        <w:pStyle w:val="Heading1"/>
-      </w:pPr>
-      <w:r>
-        <w:t>15. Your lesson route</w:t>
-      </w:r>
-    </w:p>
-    <w:p>
-      <w:r>
-        <w:t>Use this map to navigate Reading structured data, connect the goals to tasks and keep one evidence record for each attempt.</w:t>
-      </w:r>
-    </w:p>
-    <w:p>
-      <w:pPr>
-        <w:spacing w:line="336" w:lineRule="auto" w:after="180"/>
-      </w:pPr>
-      <w:r>
-        <w:rPr>
-          <w:b w:val="0"/>
-        </w:rPr>
-        <w:t>Start with this question: Read rows with a missing-</w:t>
-      </w:r>
-      <w:r>
-        <w:rPr>
-          <w:b/>
-        </w:rPr>
-        <w:t>field</w:t>
-      </w:r>
-      <w:r>
-        <w:rPr>
-          <w:b w:val="0"/>
-        </w:rPr>
-        <w:t xml:space="preserve"> policy. A toy table is represented as a list of dictionaries; count only rows with a recorded count.</w:t>
+        <w:t>15. Reference · Earlier route checklist</w:t>
+      </w:r>
+    </w:p>
+    <w:p>
+      <w:r>
+        <w:t>Keep one main lesson route and use this as a reminder.</w:t>
+      </w:r>
+    </w:p>
+    <w:p>
+      <w:pPr>
+        <w:pStyle w:val="Heading2"/>
+      </w:pPr>
+      <w:r>
+        <w:t>Checklist and first prediction</w:t>
       </w:r>
     </w:p>
     <w:tbl>
@@ -3098,15 +3719,10 @@
     </w:p>
     <w:p>
       <w:pPr>
-        <w:pStyle w:val="Heading1"/>
-      </w:pPr>
-      <w:r>
-        <w:t>16. Finish and return</w:t>
-      </w:r>
-    </w:p>
-    <w:p>
-      <w:r>
-        <w:t>Explain Reading structured data without notes, identify a remaining question and plan a later check with a changed case.</w:t>
+        <w:pStyle w:val="Heading2"/>
+      </w:pPr>
+      <w:r>
+        <w:t>Earlier wording, alternatives and picture transcripts · reference / check after trying</w:t>
       </w:r>
     </w:p>
     <w:p>
@@ -3117,19 +3733,48 @@
         <w:rPr>
           <w:b w:val="0"/>
         </w:rPr>
-        <w:t xml:space="preserve">Close your notes. Explain this goal in your own words: </w:t>
+        <w:t>Start with this question: Read rows with a missing-</w:t>
       </w:r>
       <w:r>
         <w:rPr>
           <w:b/>
         </w:rPr>
-        <w:t>Process</w:t>
+        <w:t>field</w:t>
       </w:r>
       <w:r>
         <w:rPr>
           <w:b w:val="0"/>
         </w:rPr>
-        <w:t xml:space="preserve"> a list of records consistently</w:t>
+        <w:t xml:space="preserve"> policy. A toy table is represented as a list of dictionaries; count only rows with a recorded count.</w:t>
+      </w:r>
+    </w:p>
+    <w:p>
+      <w:pPr>
+        <w:pStyle w:val="Heading1"/>
+      </w:pPr>
+      <w:r>
+        <w:t>17. Extra practice · Predict, check and repair</w:t>
+      </w:r>
+    </w:p>
+    <w:p>
+      <w:r>
+        <w:t>Use only after an attempt; keep the reserved assessment separate.</w:t>
+      </w:r>
+    </w:p>
+    <w:p>
+      <w:pPr>
+        <w:pStyle w:val="Heading2"/>
+      </w:pPr>
+      <w:r>
+        <w:t>First question and hint</w:t>
+      </w:r>
+    </w:p>
+    <w:p>
+      <w:pPr>
+        <w:pStyle w:val="ListBullet"/>
+      </w:pPr>
+      <w:r>
+        <w:t>Read rows with a missing-field policy. A toy table is represented as a list of dictionaries; count only rows with a recorded count.</w:t>
       </w:r>
     </w:p>
     <w:p>
@@ -3137,7 +3782,47 @@
         <w:pStyle w:val="Heading3"/>
       </w:pPr>
       <w:r>
-        <w:t>My deciding step, evidence and one remaining question</w:t>
+        <w:t>Practice 1: explain the deciding evidence</w:t>
+      </w:r>
+    </w:p>
+    <w:p>
+      <w:pPr>
+        <w:pStyle w:val="ListBullet"/>
+      </w:pPr>
+      <w:r>
+        <w:t>Which labelled step matches this detail? Mean is 1; measured coverage is 2 of 3 rows.</w:t>
+      </w:r>
+    </w:p>
+    <w:p>
+      <w:pPr>
+        <w:pStyle w:val="ListBullet"/>
+      </w:pPr>
+      <w:r>
+        <w:t>1. Inspect three rows</w:t>
+      </w:r>
+    </w:p>
+    <w:p>
+      <w:pPr>
+        <w:pStyle w:val="ListBullet"/>
+      </w:pPr>
+      <w:r>
+        <w:t>2. Report coverage and mean</w:t>
+      </w:r>
+    </w:p>
+    <w:p>
+      <w:pPr>
+        <w:pStyle w:val="ListBullet"/>
+      </w:pPr>
+      <w:r>
+        <w:t>3. Accumulate values</w:t>
+      </w:r>
+    </w:p>
+    <w:p>
+      <w:pPr>
+        <w:pStyle w:val="Heading3"/>
+      </w:pPr>
+      <w:r>
+        <w:t>My selected conclusion, deciding fact and explanation</w:t>
       </w:r>
     </w:p>
     <w:p>
@@ -3163,6 +3848,22 @@
     <w:p>
       <w:r>
         <w:t>________________________________________________________________</w:t>
+      </w:r>
+    </w:p>
+    <w:p>
+      <w:pPr>
+        <w:pStyle w:val="ListBullet"/>
+      </w:pPr>
+      <w:r>
+        <w:t>Hint if needed: Read the steps in the pictorial case. Match the supplied detail to the stage that performs or records it.</w:t>
+      </w:r>
+    </w:p>
+    <w:p>
+      <w:pPr>
+        <w:pStyle w:val="Heading2"/>
+      </w:pPr>
+      <w:r>
+        <w:t>Check the first explanation · reference / check after trying</w:t>
       </w:r>
     </w:p>
     <w:p>
@@ -3173,7 +3874,283 @@
         <w:rPr>
           <w:b w:val="0"/>
         </w:rPr>
-        <w:t xml:space="preserve">If you are unsure, return to the worked picture and explain one arrow. If you are ready, change an </w:t>
+        <w:t>After your attempt, compare with the supported explanation: Report coverage and mean Mean is 1; measured coverage is 2 of 3 rows. Structured data need a row policy before aggregation.</w:t>
+      </w:r>
+    </w:p>
+    <w:p>
+      <w:pPr>
+        <w:spacing w:line="336" w:lineRule="auto" w:after="180"/>
+      </w:pPr>
+      <w:r>
+        <w:rPr>
+          <w:b w:val="0"/>
+        </w:rPr>
+        <w:t xml:space="preserve">Treating missing as zero changes the statistic and can conceal incomplete coverage; real zero remains an </w:t>
+      </w:r>
+      <w:r>
+        <w:rPr>
+          <w:b/>
+        </w:rPr>
+        <w:t>observation</w:t>
+      </w:r>
+      <w:r>
+        <w:rPr>
+          <w:b w:val="0"/>
+        </w:rPr>
+        <w:t>.</w:t>
+      </w:r>
+    </w:p>
+    <w:p>
+      <w:pPr>
+        <w:pStyle w:val="Heading2"/>
+      </w:pPr>
+      <w:r>
+        <w:t>Changed-case question and hint</w:t>
+      </w:r>
+    </w:p>
+    <w:p>
+      <w:pPr>
+        <w:pStyle w:val="Heading3"/>
+      </w:pPr>
+      <w:r>
+        <w:t>Practice 2: explain the deciding evidence</w:t>
+      </w:r>
+    </w:p>
+    <w:p>
+      <w:pPr>
+        <w:pStyle w:val="ListBullet"/>
+      </w:pPr>
+      <w:r>
+        <w:t>Changed-case practice: Add {"count":4} as a fourth row. Which conclusion is supported by the supplied facts?</w:t>
+      </w:r>
+    </w:p>
+    <w:p>
+      <w:pPr>
+        <w:pStyle w:val="ListBullet"/>
+      </w:pPr>
+      <w:r>
+        <w:t>1. We can decide the result without examining the changed input or the procedure.</w:t>
+      </w:r>
+    </w:p>
+    <w:p>
+      <w:pPr>
+        <w:pStyle w:val="ListBullet"/>
+      </w:pPr>
+      <w:r>
+        <w:t>2. This one example guarantees correct results for every future input.</w:t>
+      </w:r>
+    </w:p>
+    <w:p>
+      <w:pPr>
+        <w:pStyle w:val="ListBullet"/>
+      </w:pPr>
+      <w:r>
+        <w:t>3. Sum becomes 6, denominator 3, mean 2; coverage is 3 of 4.</w:t>
+      </w:r>
+    </w:p>
+    <w:p>
+      <w:pPr>
+        <w:pStyle w:val="Heading3"/>
+      </w:pPr>
+      <w:r>
+        <w:t>My selected conclusion, deciding fact and explanation</w:t>
+      </w:r>
+    </w:p>
+    <w:p>
+      <w:r>
+        <w:t>________________________________________________________________</w:t>
+      </w:r>
+    </w:p>
+    <w:p>
+      <w:r>
+        <w:t>________________________________________________________________</w:t>
+      </w:r>
+    </w:p>
+    <w:p>
+      <w:r>
+        <w:t>________________________________________________________________</w:t>
+      </w:r>
+    </w:p>
+    <w:p>
+      <w:r>
+        <w:t>________________________________________________________________</w:t>
+      </w:r>
+    </w:p>
+    <w:p>
+      <w:r>
+        <w:t>________________________________________________________________</w:t>
+      </w:r>
+    </w:p>
+    <w:p>
+      <w:pPr>
+        <w:pStyle w:val="ListBullet"/>
+      </w:pPr>
+      <w:r>
+        <w:t>Hint if needed: Use the changed condition and the deciding step in the pictorial trace. The answer must say what follows from those facts.</w:t>
+      </w:r>
+    </w:p>
+    <w:p>
+      <w:pPr>
+        <w:pStyle w:val="Heading2"/>
+      </w:pPr>
+      <w:r>
+        <w:t>Check the changed explanation · reference / check after trying</w:t>
+      </w:r>
+    </w:p>
+    <w:p>
+      <w:pPr>
+        <w:spacing w:line="336" w:lineRule="auto" w:after="180"/>
+      </w:pPr>
+      <w:r>
+        <w:rPr>
+          <w:b w:val="0"/>
+        </w:rPr>
+        <w:t xml:space="preserve">After your attempt, compare with the supported explanation: Sum becomes 6, denominator 3, mean 2; coverage is 3 of 4. Only the added recorded value contributes; the existing absent </w:t>
+      </w:r>
+      <w:r>
+        <w:rPr>
+          <w:b/>
+        </w:rPr>
+        <w:t>field</w:t>
+      </w:r>
+      <w:r>
+        <w:rPr>
+          <w:b w:val="0"/>
+        </w:rPr>
+        <w:t xml:space="preserve"> remains skipped.</w:t>
+      </w:r>
+    </w:p>
+    <w:p>
+      <w:pPr>
+        <w:pStyle w:val="Heading2"/>
+      </w:pPr>
+      <w:r>
+        <w:t>Repair and keep the record</w:t>
+      </w:r>
+    </w:p>
+    <w:p>
+      <w:pPr>
+        <w:spacing w:line="336" w:lineRule="auto" w:after="180"/>
+      </w:pPr>
+      <w:r>
+        <w:rPr>
+          <w:b w:val="0"/>
+        </w:rPr>
+        <w:t xml:space="preserve">Review Dictionaries and records (python-bridge/10). Goal: Read and update named dictionary </w:t>
+      </w:r>
+      <w:r>
+        <w:rPr>
+          <w:b/>
+        </w:rPr>
+        <w:t>field</w:t>
+      </w:r>
+      <w:r>
+        <w:rPr>
+          <w:b w:val="0"/>
+        </w:rPr>
+        <w:t xml:space="preserve">s. Short practice: Predict all three original </w:t>
+      </w:r>
+      <w:r>
+        <w:rPr>
+          <w:b/>
+        </w:rPr>
+        <w:t>output</w:t>
+      </w:r>
+      <w:r>
+        <w:rPr>
+          <w:b w:val="0"/>
+        </w:rPr>
+        <w:t>s.</w:t>
+      </w:r>
+    </w:p>
+    <w:p>
+      <w:pPr>
+        <w:spacing w:line="336" w:lineRule="auto" w:after="180"/>
+      </w:pPr>
+      <w:r>
+        <w:rPr>
+          <w:b w:val="0"/>
+        </w:rPr>
+        <w:t>Explain the difference between count=0 and missing price, then predict the lookup after price=0 is added.. Return to this week and explain what you changed.</w:t>
+      </w:r>
+    </w:p>
+    <w:p>
+      <w:pPr>
+        <w:spacing w:line="336" w:lineRule="auto" w:after="180"/>
+      </w:pPr>
+      <w:r>
+        <w:rPr>
+          <w:b w:val="0"/>
+        </w:rPr>
+        <w:t>Review Functions and arguments (python-bridge/8). Goal: Distinguish a function definition from a function call. Short practice: Match every argument to a parameter for the two calls.</w:t>
+      </w:r>
+    </w:p>
+    <w:p>
+      <w:pPr>
+        <w:spacing w:line="336" w:lineRule="auto" w:after="180"/>
+      </w:pPr>
+      <w:r>
+        <w:rPr>
+          <w:b w:val="0"/>
+        </w:rPr>
+        <w:t xml:space="preserve">Why do </w:t>
+      </w:r>
+      <w:r>
+        <w:rPr>
+          <w:b/>
+        </w:rPr>
+        <w:t>output</w:t>
+      </w:r>
+      <w:r>
+        <w:rPr>
+          <w:b w:val="0"/>
+        </w:rPr>
+        <w:t>s differ, and what prints when both calls are removed?. Return to this week and explain what you changed.</w:t>
+      </w:r>
+    </w:p>
+    <w:p>
+      <w:pPr>
+        <w:spacing w:line="336" w:lineRule="auto" w:after="180"/>
+      </w:pPr>
+      <w:r>
+        <w:rPr>
+          <w:b w:val="0"/>
+        </w:rPr>
+        <w:t>Review Branching and boundary tests (python-bridge/5). Goal: Trace the selected branch in an if elif else chain. Short practice: Trace -2, 4 and 5 through the branches.</w:t>
+      </w:r>
+    </w:p>
+    <w:p>
+      <w:pPr>
+        <w:spacing w:line="336" w:lineRule="auto" w:after="180"/>
+      </w:pPr>
+      <w:r>
+        <w:rPr>
+          <w:b w:val="0"/>
+        </w:rPr>
+        <w:t>Explain why the negative check comes first and what label -2 gets if it is removed.. Return to this week and explain what you changed.</w:t>
+      </w:r>
+    </w:p>
+    <w:p>
+      <w:pPr>
+        <w:spacing w:line="336" w:lineRule="auto" w:after="180"/>
+      </w:pPr>
+      <w:r>
+        <w:rPr>
+          <w:b w:val="0"/>
+        </w:rPr>
+        <w:t xml:space="preserve">The browser lab lets you edit the supported Python examples already included in this lesson. Predict first, run, inspect the actual </w:t>
+      </w:r>
+      <w:r>
+        <w:rPr>
+          <w:b/>
+        </w:rPr>
+        <w:t>output</w:t>
+      </w:r>
+      <w:r>
+        <w:rPr>
+          <w:b w:val="0"/>
+        </w:rPr>
+        <w:t xml:space="preserve"> or error, change one </w:t>
       </w:r>
       <w:r>
         <w:rPr>
@@ -3185,7 +4162,18 @@
         <w:rPr>
           <w:b w:val="0"/>
         </w:rPr>
-        <w:t xml:space="preserve"> or assumption and justify your </w:t>
+        <w:t>, then run again.</w:t>
+      </w:r>
+    </w:p>
+    <w:p>
+      <w:pPr>
+        <w:spacing w:line="336" w:lineRule="auto" w:after="180"/>
+      </w:pPr>
+      <w:r>
+        <w:rPr>
+          <w:b w:val="0"/>
+        </w:rPr>
+        <w:t xml:space="preserve">Keep code, </w:t>
       </w:r>
       <w:r>
         <w:rPr>
@@ -3197,7 +4185,7 @@
         <w:rPr>
           <w:b w:val="0"/>
         </w:rPr>
-        <w:t>.</w:t>
+        <w:t>s, actual results and a reasoned revision together. On paper, label your result as a trace rather than an execution.</w:t>
       </w:r>
     </w:p>
     <w:p>
@@ -3208,7 +4196,7 @@
         <w:rPr>
           <w:b w:val="0"/>
         </w:rPr>
-        <w:t xml:space="preserve">Save your workbook </w:t>
+        <w:t xml:space="preserve">Use Download completed work in the hosted lesson to export your answers, reflections, practice feedback and code-run </w:t>
       </w:r>
       <w:r>
         <w:rPr>
@@ -3220,20 +4208,26 @@
         <w:rPr>
           <w:b w:val="0"/>
         </w:rPr>
-        <w:t>. At the next review, try a different case before opening your old answer.</w:t>
-      </w:r>
-    </w:p>
-    <w:p>
-      <w:pPr>
-        <w:pStyle w:val="Heading1"/>
-      </w:pPr>
-      <w:r>
-        <w:t>17. Supported practice, repair and portfolio</w:t>
-      </w:r>
-    </w:p>
-    <w:p>
-      <w:r>
-        <w:t>Attempt supported questions before using hints or feedback. Review a missing building block, then keep the completed work.</w:t>
+        <w:t>. Open the HTML copy to read or print it.</w:t>
+      </w:r>
+    </w:p>
+    <w:p>
+      <w:pPr>
+        <w:spacing w:line="336" w:lineRule="auto" w:after="180"/>
+      </w:pPr>
+      <w:r>
+        <w:rPr>
+          <w:b w:val="0"/>
+        </w:rPr>
+        <w:t>Drafts stay in this browser when storage is available; clear drafts on a shared device.</w:t>
+      </w:r>
+    </w:p>
+    <w:p>
+      <w:pPr>
+        <w:pStyle w:val="Heading2"/>
+      </w:pPr>
+      <w:r>
+        <w:t>Earlier wording, alternatives and picture transcripts · reference / check after trying</w:t>
       </w:r>
     </w:p>
     <w:p>
@@ -3249,80 +4243,10 @@
     </w:p>
     <w:p>
       <w:pPr>
-        <w:spacing w:line="336" w:lineRule="auto" w:after="180"/>
-      </w:pPr>
-      <w:r>
-        <w:rPr>
-          <w:b w:val="0"/>
-        </w:rPr>
-        <w:t>Read rows with a missing-</w:t>
-      </w:r>
-      <w:r>
-        <w:rPr>
-          <w:b/>
-        </w:rPr>
-        <w:t>field</w:t>
-      </w:r>
-      <w:r>
-        <w:rPr>
-          <w:b w:val="0"/>
-        </w:rPr>
-        <w:t xml:space="preserve"> policy. A toy table is represented as a list of dictionaries; count only rows with a recorded count.</w:t>
-      </w:r>
-    </w:p>
-    <w:p>
-      <w:pPr>
         <w:pStyle w:val="Heading3"/>
       </w:pPr>
       <w:r>
-        <w:t>Practice 1: explain the deciding evidence</w:t>
-      </w:r>
-    </w:p>
-    <w:p>
-      <w:pPr>
-        <w:spacing w:line="336" w:lineRule="auto" w:after="180"/>
-      </w:pPr>
-      <w:r>
-        <w:rPr>
-          <w:b w:val="0"/>
-        </w:rPr>
-        <w:t>Which labelled step matches this detail? Mean is 1; measured coverage is 2 of 3 rows.</w:t>
-      </w:r>
-    </w:p>
-    <w:p>
-      <w:pPr>
-        <w:spacing w:line="336" w:lineRule="auto" w:after="180"/>
-        <w:shd w:fill="F4F9FC"/>
-      </w:pPr>
-      <w:r>
-        <w:rPr>
-          <w:b w:val="0"/>
-        </w:rPr>
-        <w:t>1. Inspect three rows</w:t>
-      </w:r>
-    </w:p>
-    <w:p>
-      <w:pPr>
-        <w:spacing w:line="336" w:lineRule="auto" w:after="180"/>
-        <w:shd w:fill="F4F9FC"/>
-      </w:pPr>
-      <w:r>
-        <w:rPr>
-          <w:b w:val="0"/>
-        </w:rPr>
-        <w:t>2. Report coverage and mean</w:t>
-      </w:r>
-    </w:p>
-    <w:p>
-      <w:pPr>
-        <w:spacing w:line="336" w:lineRule="auto" w:after="180"/>
-        <w:shd w:fill="F4F9FC"/>
-      </w:pPr>
-      <w:r>
-        <w:rPr>
-          <w:b w:val="0"/>
-        </w:rPr>
-        <w:t>3. Accumulate values</w:t>
+        <w:t>Repair a missing building block</w:t>
       </w:r>
     </w:p>
     <w:p>
@@ -3330,32 +4254,7 @@
         <w:pStyle w:val="Heading3"/>
       </w:pPr>
       <w:r>
-        <w:t>My selected conclusion, deciding fact and explanation</w:t>
-      </w:r>
-    </w:p>
-    <w:p>
-      <w:r>
-        <w:t>________________________________________________________________</w:t>
-      </w:r>
-    </w:p>
-    <w:p>
-      <w:r>
-        <w:t>________________________________________________________________</w:t>
-      </w:r>
-    </w:p>
-    <w:p>
-      <w:r>
-        <w:t>________________________________________________________________</w:t>
-      </w:r>
-    </w:p>
-    <w:p>
-      <w:r>
-        <w:t>________________________________________________________________</w:t>
-      </w:r>
-    </w:p>
-    <w:p>
-      <w:r>
-        <w:t>________________________________________________________________</w:t>
+        <w:t>Predict, run and debug</w:t>
       </w:r>
     </w:p>
     <w:p>
@@ -3363,472 +4262,25 @@
         <w:pStyle w:val="Heading3"/>
       </w:pPr>
       <w:r>
-        <w:t>Hint · try first</w:t>
-      </w:r>
-    </w:p>
-    <w:p>
-      <w:pPr>
-        <w:spacing w:line="336" w:lineRule="auto" w:after="180"/>
-        <w:shd w:fill="F1F6F8"/>
-      </w:pPr>
-      <w:r>
-        <w:rPr>
-          <w:b w:val="0"/>
-        </w:rPr>
-        <w:t>Hint if needed: Read the steps in the pictorial case. Match the supplied detail to the stage that performs or records it.</w:t>
-      </w:r>
-    </w:p>
-    <w:p>
-      <w:pPr>
-        <w:pStyle w:val="Heading3"/>
-      </w:pPr>
-      <w:r>
-        <w:t>Feedback · compare after trying</w:t>
-      </w:r>
-    </w:p>
-    <w:p>
-      <w:pPr>
-        <w:spacing w:line="336" w:lineRule="auto" w:after="180"/>
-        <w:shd w:fill="F1F6FC"/>
-      </w:pPr>
-      <w:r>
-        <w:rPr>
-          <w:b w:val="0"/>
-        </w:rPr>
-        <w:t>After your attempt, compare with the supported explanation: Report coverage and mean Mean is 1; measured coverage is 2 of 3 rows. Structured data need a row policy before aggregation.</w:t>
-      </w:r>
-    </w:p>
-    <w:p>
-      <w:pPr>
-        <w:spacing w:line="336" w:lineRule="auto" w:after="180"/>
-        <w:shd w:fill="F1F6FC"/>
-      </w:pPr>
-      <w:r>
-        <w:rPr>
-          <w:b w:val="0"/>
-        </w:rPr>
-        <w:t xml:space="preserve">Treating missing as zero changes the statistic and can conceal incomplete coverage; real zero remains an </w:t>
-      </w:r>
-      <w:r>
-        <w:rPr>
-          <w:b/>
-        </w:rPr>
-        <w:t>observation</w:t>
-      </w:r>
-      <w:r>
-        <w:rPr>
-          <w:b w:val="0"/>
-        </w:rPr>
-        <w:t>.</w:t>
-      </w:r>
-    </w:p>
-    <w:p>
-      <w:pPr>
-        <w:pStyle w:val="Heading3"/>
-      </w:pPr>
-      <w:r>
-        <w:t>Practice 2: explain the deciding evidence</w:t>
-      </w:r>
-    </w:p>
-    <w:p>
-      <w:pPr>
-        <w:pStyle w:val="Heading3"/>
-      </w:pPr>
-      <w:r>
-        <w:t>Changed case · predict first</w:t>
-      </w:r>
-    </w:p>
-    <w:p>
-      <w:pPr>
-        <w:spacing w:line="336" w:lineRule="auto" w:after="180"/>
-        <w:shd w:fill="F5F1FB"/>
-      </w:pPr>
-      <w:r>
-        <w:rPr>
-          <w:b w:val="0"/>
-        </w:rPr>
-        <w:t>Changed-case practice: Add {"count":4} as a fourth row. Which conclusion is supported by the supplied facts?</w:t>
-      </w:r>
-    </w:p>
-    <w:p>
-      <w:pPr>
-        <w:spacing w:line="336" w:lineRule="auto" w:after="180"/>
-        <w:shd w:fill="F4F9FC"/>
-      </w:pPr>
-      <w:r>
-        <w:rPr>
-          <w:b w:val="0"/>
-        </w:rPr>
-        <w:t xml:space="preserve">1. We can decide the result without examining the changed </w:t>
-      </w:r>
-      <w:r>
-        <w:rPr>
-          <w:b/>
-        </w:rPr>
-        <w:t>input</w:t>
-      </w:r>
-      <w:r>
-        <w:rPr>
-          <w:b w:val="0"/>
-        </w:rPr>
-        <w:t xml:space="preserve"> or the procedure.</w:t>
-      </w:r>
-    </w:p>
-    <w:p>
-      <w:pPr>
-        <w:spacing w:line="336" w:lineRule="auto" w:after="180"/>
-        <w:shd w:fill="F4F9FC"/>
-      </w:pPr>
-      <w:r>
-        <w:rPr>
-          <w:b w:val="0"/>
-        </w:rPr>
-        <w:t xml:space="preserve">2. This one example guarantees correct results for every future </w:t>
-      </w:r>
-      <w:r>
-        <w:rPr>
-          <w:b/>
-        </w:rPr>
-        <w:t>input</w:t>
-      </w:r>
-      <w:r>
-        <w:rPr>
-          <w:b w:val="0"/>
-        </w:rPr>
-        <w:t>.</w:t>
-      </w:r>
-    </w:p>
-    <w:p>
-      <w:pPr>
-        <w:spacing w:line="336" w:lineRule="auto" w:after="180"/>
-        <w:shd w:fill="F4F9FC"/>
-      </w:pPr>
-      <w:r>
-        <w:rPr>
-          <w:b w:val="0"/>
-        </w:rPr>
-        <w:t>3. Sum becomes 6, denominator 3, mean 2; coverage is 3 of 4.</w:t>
-      </w:r>
-    </w:p>
-    <w:p>
-      <w:pPr>
-        <w:pStyle w:val="Heading3"/>
-      </w:pPr>
-      <w:r>
-        <w:t>My selected conclusion, deciding fact and explanation</w:t>
-      </w:r>
-    </w:p>
-    <w:p>
-      <w:r>
-        <w:t>________________________________________________________________</w:t>
-      </w:r>
-    </w:p>
-    <w:p>
-      <w:r>
-        <w:t>________________________________________________________________</w:t>
-      </w:r>
-    </w:p>
-    <w:p>
-      <w:r>
-        <w:t>________________________________________________________________</w:t>
-      </w:r>
-    </w:p>
-    <w:p>
-      <w:r>
-        <w:t>________________________________________________________________</w:t>
-      </w:r>
-    </w:p>
-    <w:p>
-      <w:r>
-        <w:t>________________________________________________________________</w:t>
-      </w:r>
-    </w:p>
-    <w:p>
-      <w:pPr>
-        <w:pStyle w:val="Heading3"/>
-      </w:pPr>
-      <w:r>
-        <w:t>Hint · try first</w:t>
-      </w:r>
-    </w:p>
-    <w:p>
-      <w:pPr>
-        <w:spacing w:line="336" w:lineRule="auto" w:after="180"/>
-        <w:shd w:fill="F1F6F8"/>
-      </w:pPr>
-      <w:r>
-        <w:rPr>
-          <w:b w:val="0"/>
-        </w:rPr>
-        <w:t>Hint if needed: Use the changed condition and the deciding step in the pictorial trace. The answer must say what follows from those facts.</w:t>
-      </w:r>
-    </w:p>
-    <w:p>
-      <w:pPr>
-        <w:pStyle w:val="Heading3"/>
-      </w:pPr>
-      <w:r>
-        <w:t>Feedback · compare after trying</w:t>
-      </w:r>
-    </w:p>
-    <w:p>
-      <w:pPr>
-        <w:spacing w:line="336" w:lineRule="auto" w:after="180"/>
-        <w:shd w:fill="F1F6FC"/>
-      </w:pPr>
-      <w:r>
-        <w:rPr>
-          <w:b w:val="0"/>
-        </w:rPr>
-        <w:t xml:space="preserve">After your attempt, compare with the supported explanation: Sum becomes 6, denominator 3, mean 2; coverage is 3 of 4. Only the added recorded value contributes; the existing absent </w:t>
-      </w:r>
-      <w:r>
-        <w:rPr>
-          <w:b/>
-        </w:rPr>
-        <w:t>field</w:t>
-      </w:r>
-      <w:r>
-        <w:rPr>
-          <w:b w:val="0"/>
-        </w:rPr>
-        <w:t xml:space="preserve"> remains skipped.</w:t>
-      </w:r>
-    </w:p>
-    <w:p>
-      <w:pPr>
-        <w:pStyle w:val="Heading3"/>
-      </w:pPr>
-      <w:r>
-        <w:t>Repair a missing building block</w:t>
-      </w:r>
-    </w:p>
-    <w:p>
-      <w:pPr>
-        <w:spacing w:line="336" w:lineRule="auto" w:after="180"/>
-      </w:pPr>
-      <w:r>
-        <w:rPr>
-          <w:b w:val="0"/>
-        </w:rPr>
-        <w:t xml:space="preserve">Review Dictionaries and records (python-bridge/10). Goal: Read and update named dictionary </w:t>
-      </w:r>
-      <w:r>
-        <w:rPr>
-          <w:b/>
-        </w:rPr>
-        <w:t>field</w:t>
-      </w:r>
-      <w:r>
-        <w:rPr>
-          <w:b w:val="0"/>
-        </w:rPr>
-        <w:t xml:space="preserve">s. Short practice: Predict all three original </w:t>
-      </w:r>
-      <w:r>
-        <w:rPr>
-          <w:b/>
-        </w:rPr>
-        <w:t>output</w:t>
-      </w:r>
-      <w:r>
-        <w:rPr>
-          <w:b w:val="0"/>
-        </w:rPr>
-        <w:t>s.</w:t>
-      </w:r>
-    </w:p>
-    <w:p>
-      <w:pPr>
-        <w:spacing w:line="336" w:lineRule="auto" w:after="180"/>
-      </w:pPr>
-      <w:r>
-        <w:rPr>
-          <w:b w:val="0"/>
-        </w:rPr>
-        <w:t>Explain the difference between count=0 and missing price, then predict the lookup after price=0 is added.. Return to this week and explain what you changed.</w:t>
-      </w:r>
-    </w:p>
-    <w:p>
-      <w:pPr>
-        <w:spacing w:line="336" w:lineRule="auto" w:after="180"/>
-      </w:pPr>
-      <w:r>
-        <w:rPr>
-          <w:b w:val="0"/>
-        </w:rPr>
-        <w:t>Review Functions and arguments (python-bridge/8). Goal: Distinguish a function definition from a function call. Short practice: Match every argument to a parameter for the two calls.</w:t>
-      </w:r>
-    </w:p>
-    <w:p>
-      <w:pPr>
-        <w:spacing w:line="336" w:lineRule="auto" w:after="180"/>
-      </w:pPr>
-      <w:r>
-        <w:rPr>
-          <w:b w:val="0"/>
-        </w:rPr>
-        <w:t xml:space="preserve">Why do </w:t>
-      </w:r>
-      <w:r>
-        <w:rPr>
-          <w:b/>
-        </w:rPr>
-        <w:t>output</w:t>
-      </w:r>
-      <w:r>
-        <w:rPr>
-          <w:b w:val="0"/>
-        </w:rPr>
-        <w:t>s differ, and what prints when both calls are removed?. Return to this week and explain what you changed.</w:t>
-      </w:r>
-    </w:p>
-    <w:p>
-      <w:pPr>
-        <w:spacing w:line="336" w:lineRule="auto" w:after="180"/>
-      </w:pPr>
-      <w:r>
-        <w:rPr>
-          <w:b w:val="0"/>
-        </w:rPr>
-        <w:t>Review Branching and boundary tests (python-bridge/5). Goal: Trace the selected branch in an if elif else chain. Short practice: Trace -2, 4 and 5 through the branches.</w:t>
-      </w:r>
-    </w:p>
-    <w:p>
-      <w:pPr>
-        <w:spacing w:line="336" w:lineRule="auto" w:after="180"/>
-      </w:pPr>
-      <w:r>
-        <w:rPr>
-          <w:b w:val="0"/>
-        </w:rPr>
-        <w:t>Explain why the negative check comes first and what label -2 gets if it is removed.. Return to this week and explain what you changed.</w:t>
-      </w:r>
-    </w:p>
-    <w:p>
-      <w:pPr>
-        <w:pStyle w:val="Heading3"/>
-      </w:pPr>
-      <w:r>
-        <w:t>Predict, run and debug</w:t>
-      </w:r>
-    </w:p>
-    <w:p>
-      <w:pPr>
-        <w:spacing w:line="336" w:lineRule="auto" w:after="180"/>
-      </w:pPr>
-      <w:r>
-        <w:rPr>
-          <w:b w:val="0"/>
-        </w:rPr>
-        <w:t xml:space="preserve">The browser lab lets you edit the supported Python examples already included in this lesson. Predict first, run, inspect the actual </w:t>
-      </w:r>
-      <w:r>
-        <w:rPr>
-          <w:b/>
-        </w:rPr>
-        <w:t>output</w:t>
-      </w:r>
-      <w:r>
-        <w:rPr>
-          <w:b w:val="0"/>
-        </w:rPr>
-        <w:t xml:space="preserve"> or error, change one </w:t>
-      </w:r>
-      <w:r>
-        <w:rPr>
-          <w:b/>
-        </w:rPr>
-        <w:t>input</w:t>
-      </w:r>
-      <w:r>
-        <w:rPr>
-          <w:b w:val="0"/>
-        </w:rPr>
-        <w:t>, then run again.</w:t>
-      </w:r>
-    </w:p>
-    <w:p>
-      <w:pPr>
-        <w:spacing w:line="336" w:lineRule="auto" w:after="180"/>
-      </w:pPr>
-      <w:r>
-        <w:rPr>
-          <w:b w:val="0"/>
-        </w:rPr>
-        <w:t xml:space="preserve">Keep code, </w:t>
-      </w:r>
-      <w:r>
-        <w:rPr>
-          <w:b/>
-        </w:rPr>
-        <w:t>prediction</w:t>
-      </w:r>
-      <w:r>
-        <w:rPr>
-          <w:b w:val="0"/>
-        </w:rPr>
-        <w:t>s, actual results and a reasoned revision together. On paper, label your result as a trace rather than an execution.</w:t>
-      </w:r>
-    </w:p>
-    <w:p>
-      <w:pPr>
-        <w:pStyle w:val="Heading3"/>
-      </w:pPr>
-      <w:r>
         <w:t>Keep your completed work</w:t>
       </w:r>
     </w:p>
     <w:p>
       <w:pPr>
-        <w:spacing w:line="336" w:lineRule="auto" w:after="180"/>
-      </w:pPr>
-      <w:r>
-        <w:rPr>
-          <w:b w:val="0"/>
-        </w:rPr>
-        <w:t xml:space="preserve">Use Download completed work in the hosted lesson to export your answers, reflections, practice feedback and code-run </w:t>
-      </w:r>
-      <w:r>
-        <w:rPr>
-          <w:b/>
-        </w:rPr>
-        <w:t>evidence</w:t>
-      </w:r>
-      <w:r>
-        <w:rPr>
-          <w:b w:val="0"/>
-        </w:rPr>
-        <w:t>. Open the HTML copy to read or print it.</w:t>
-      </w:r>
-    </w:p>
-    <w:p>
-      <w:pPr>
-        <w:spacing w:line="336" w:lineRule="auto" w:after="180"/>
-      </w:pPr>
-      <w:r>
-        <w:rPr>
-          <w:b w:val="0"/>
-        </w:rPr>
-        <w:t>Drafts stay in this browser when storage is available; clear drafts on a shared device.</w:t>
-      </w:r>
-    </w:p>
-    <w:p>
-      <w:pPr>
         <w:pStyle w:val="Heading1"/>
       </w:pPr>
       <w:r>
-        <w:t>18. Visual concept journey</w:t>
-      </w:r>
-    </w:p>
-    <w:p>
-      <w:r>
-        <w:t>Explain each Reading structured data graphic using its labels, deciding evidence and relevant limitation.</w:t>
-      </w:r>
-    </w:p>
-    <w:p>
-      <w:pPr>
-        <w:pStyle w:val="Heading3"/>
+        <w:t>18. Reference · The six-picture journey</w:t>
+      </w:r>
+    </w:p>
+    <w:p>
+      <w:r>
+        <w:t>Choose the picture needed for the present question.</w:t>
+      </w:r>
+    </w:p>
+    <w:p>
+      <w:pPr>
+        <w:pStyle w:val="Heading2"/>
       </w:pPr>
       <w:r>
         <w:t>01. Reading structured data: the case</w:t>
@@ -3839,7 +4291,7 @@
         <w:drawing>
           <wp:inline xmlns:a="http://schemas.openxmlformats.org/drawingml/2006/main" xmlns:pic="http://schemas.openxmlformats.org/drawingml/2006/picture">
             <wp:extent cx="5486400" cy="2834640"/>
-            <wp:docPr id="3" name="Picture 3" descr="Read rows with a missing-field policy. A toy table is represented as a list of dictionaries; count only rows with a recorded count. Supplied facts: Python 3 records: [{&quot;count&quot;:2},{&quot;count&quot;:0},{}]. Policy: include existing numeric counts, including zero; skip an absent field."/>
+            <wp:docPr id="5" name="Picture 5" descr="Read rows with a missing-field policy. A toy table is represented as a list of dictionaries; count only rows with a recorded count. Supplied facts: Python 3 records: [{&quot;count&quot;:2},{&quot;count&quot;:0},{}]. Policy: include existing numeric counts, including zero; skip an absent field."/>
             <wp:cNvGraphicFramePr>
               <a:graphicFrameLocks noChangeAspect="1"/>
             </wp:cNvGraphicFramePr>
@@ -3851,7 +4303,7 @@
                     <pic:cNvPicPr/>
                   </pic:nvPicPr>
                   <pic:blipFill>
-                    <a:blip r:embed="rId11"/>
+                    <a:blip r:embed="rId13"/>
                     <a:stretch>
                       <a:fillRect/>
                     </a:stretch>
@@ -3919,7 +4371,6 @@
     <w:p>
       <w:pPr>
         <w:spacing w:line="336" w:lineRule="auto" w:after="180"/>
-        <w:shd w:fill="F5F1FB"/>
       </w:pPr>
       <w:r>
         <w:rPr>
@@ -3930,7 +4381,7 @@
     </w:p>
     <w:p>
       <w:pPr>
-        <w:pStyle w:val="Heading3"/>
+        <w:pStyle w:val="Heading2"/>
       </w:pPr>
       <w:r>
         <w:t>02. Follow the deciding steps</w:t>
@@ -3941,7 +4392,7 @@
         <w:drawing>
           <wp:inline xmlns:a="http://schemas.openxmlformats.org/drawingml/2006/main" xmlns:pic="http://schemas.openxmlformats.org/drawingml/2006/picture">
             <wp:extent cx="5486400" cy="3182112"/>
-            <wp:docPr id="4" name="Picture 4" descr="Inspect three rows: Two rows contain count; the third does not. → Accumulate values: The included values sum to 2+0=2, with denominator 2. → Report coverage and mean: Mean is 1; measured coverage is 2 of 3 rows."/>
+            <wp:docPr id="6" name="Picture 6" descr="Inspect three rows: Two rows contain count; the third does not. → Accumulate values: The included values sum to 2+0=2, with denominator 2. → Report coverage and mean: Mean is 1; measured coverage is 2 of 3 rows."/>
             <wp:cNvGraphicFramePr>
               <a:graphicFrameLocks noChangeAspect="1"/>
             </wp:cNvGraphicFramePr>
@@ -3953,7 +4404,7 @@
                     <pic:cNvPicPr/>
                   </pic:nvPicPr>
                   <pic:blipFill>
-                    <a:blip r:embed="rId12"/>
+                    <a:blip r:embed="rId9"/>
                     <a:stretch>
                       <a:fillRect/>
                     </a:stretch>
@@ -3986,7 +4437,6 @@
     <w:p>
       <w:pPr>
         <w:spacing w:line="336" w:lineRule="auto" w:after="180"/>
-        <w:shd w:fill="F5F1FB"/>
       </w:pPr>
       <w:r>
         <w:rPr>
@@ -4009,7 +4459,7 @@
     </w:p>
     <w:p>
       <w:pPr>
-        <w:pStyle w:val="Heading3"/>
+        <w:pStyle w:val="Heading2"/>
       </w:pPr>
       <w:r>
         <w:t>03. Included values and absent field</w:t>
@@ -4020,7 +4470,7 @@
         <w:drawing>
           <wp:inline xmlns:a="http://schemas.openxmlformats.org/drawingml/2006/main" xmlns:pic="http://schemas.openxmlformats.org/drawingml/2006/picture">
             <wp:extent cx="5486400" cy="3617976"/>
-            <wp:docPr id="5" name="Picture 5" descr="Included values and absent field. Row 1: Count value = 2, Include in mean? = Yes. Row 2: Count value = 0, Include in mean? = Yes. Row 3: Count value = Absent, Include in mean? = No."/>
+            <wp:docPr id="7" name="Picture 7" descr="Included values and absent field. Row 1: Count value = 2, Include in mean? = Yes. Row 2: Count value = 0, Include in mean? = Yes. Row 3: Count value = Absent, Include in mean? = No."/>
             <wp:cNvGraphicFramePr>
               <a:graphicFrameLocks noChangeAspect="1"/>
             </wp:cNvGraphicFramePr>
@@ -4032,7 +4482,7 @@
                     <pic:cNvPicPr/>
                   </pic:nvPicPr>
                   <pic:blipFill>
-                    <a:blip r:embed="rId13"/>
+                    <a:blip r:embed="rId14"/>
                     <a:stretch>
                       <a:fillRect/>
                     </a:stretch>
@@ -4077,7 +4527,6 @@
     <w:p>
       <w:pPr>
         <w:spacing w:line="336" w:lineRule="auto" w:after="180"/>
-        <w:shd w:fill="F5F1FB"/>
       </w:pPr>
       <w:r>
         <w:rPr>
@@ -4088,7 +4537,7 @@
     </w:p>
     <w:p>
       <w:pPr>
-        <w:pStyle w:val="Heading3"/>
+        <w:pStyle w:val="Heading2"/>
       </w:pPr>
       <w:r>
         <w:t>04. Change one thing. Trace what follows.</w:t>
@@ -4099,7 +4548,7 @@
         <w:drawing>
           <wp:inline xmlns:a="http://schemas.openxmlformats.org/drawingml/2006/main" xmlns:pic="http://schemas.openxmlformats.org/drawingml/2006/picture">
             <wp:extent cx="5486400" cy="3026664"/>
-            <wp:docPr id="6" name="Picture 6" descr="Original case: Mean is 1; measured coverage is 2 of 3 rows. Changed condition: Add {&quot;count&quot;:4} as a fourth row. Expected result: Sum becomes 6, denominator 3, mean 2; coverage is 3 of 4. Reason: Only the added recorded value contributes; the existing absent field remains skipped."/>
+            <wp:docPr id="8" name="Picture 8" descr="Original case: Mean is 1; measured coverage is 2 of 3 rows. Changed condition: Add {&quot;count&quot;:4} as a fourth row. Expected result: Sum becomes 6, denominator 3, mean 2; coverage is 3 of 4. Reason: Only the added recorded value contributes; the existing absent field remains skipped."/>
             <wp:cNvGraphicFramePr>
               <a:graphicFrameLocks noChangeAspect="1"/>
             </wp:cNvGraphicFramePr>
@@ -4111,7 +4560,7 @@
                     <pic:cNvPicPr/>
                   </pic:nvPicPr>
                   <pic:blipFill>
-                    <a:blip r:embed="rId14"/>
+                    <a:blip r:embed="rId11"/>
                     <a:stretch>
                       <a:fillRect/>
                     </a:stretch>
@@ -4167,7 +4616,6 @@
     <w:p>
       <w:pPr>
         <w:spacing w:line="336" w:lineRule="auto" w:after="180"/>
-        <w:shd w:fill="F5F1FB"/>
       </w:pPr>
       <w:r>
         <w:rPr>
@@ -4178,7 +4626,7 @@
     </w:p>
     <w:p>
       <w:pPr>
-        <w:pStyle w:val="Heading3"/>
+        <w:pStyle w:val="Heading2"/>
       </w:pPr>
       <w:r>
         <w:t>05. Connect the explanation to its limit</w:t>
@@ -4189,7 +4637,7 @@
         <w:drawing>
           <wp:inline xmlns:a="http://schemas.openxmlformats.org/drawingml/2006/main" xmlns:pic="http://schemas.openxmlformats.org/drawingml/2006/picture">
             <wp:extent cx="5486400" cy="2834640"/>
-            <wp:docPr id="7" name="Picture 7" descr="Structured data need a row policy before aggregation. Treating missing as zero changes the statistic and can conceal incomplete coverage; real zero remains an observation. Limit: This worked row policy is explicit; file parsing, malformed values and data provenance require additional checks."/>
+            <wp:docPr id="9" name="Picture 9" descr="Structured data need a row policy before aggregation. Treating missing as zero changes the statistic and can conceal incomplete coverage; real zero remains an observation. Limit: This worked row policy is explicit; file parsing, malformed values and data provenance require additional checks."/>
             <wp:cNvGraphicFramePr>
               <a:graphicFrameLocks noChangeAspect="1"/>
             </wp:cNvGraphicFramePr>
@@ -4257,7 +4705,6 @@
     <w:p>
       <w:pPr>
         <w:spacing w:line="336" w:lineRule="auto" w:after="180"/>
-        <w:shd w:fill="F5F1FB"/>
       </w:pPr>
       <w:r>
         <w:rPr>
@@ -4268,7 +4715,7 @@
     </w:p>
     <w:p>
       <w:pPr>
-        <w:pStyle w:val="Heading3"/>
+        <w:pStyle w:val="Heading2"/>
       </w:pPr>
       <w:r>
         <w:t>06. Make the idea visible in your project</w:t>
@@ -4279,7 +4726,7 @@
         <w:drawing>
           <wp:inline xmlns:a="http://schemas.openxmlformats.org/drawingml/2006/main" xmlns:pic="http://schemas.openxmlformats.org/drawingml/2006/picture">
             <wp:extent cx="5486400" cy="3681984"/>
-            <wp:docPr id="8" name="Picture 8" descr="For Python readiness before the Responsible Plant Classifier, retain a trace of the values, the predicted outputs and the changed-case explanation. Use actual Python 3 results to check the prediction after reasoning first. Draw your input, deciding step, result and limit. Supported question: Circle the included rows, calculate the sum and mean, and state coverage. Repeat after adding the fourth row with count four."/>
+            <wp:docPr id="10" name="Picture 10" descr="For Python readiness before the Responsible Plant Classifier, retain a trace of the values, the predicted outputs and the changed-case explanation. Use actual Python 3 results to check the prediction after reasoning first. Draw your input, deciding step, result and limit. Supported question: Circle the included rows, calculate the sum and mean, and state coverage. Repeat after adding the fourth row with count four."/>
             <wp:cNvGraphicFramePr>
               <a:graphicFrameLocks noChangeAspect="1"/>
             </wp:cNvGraphicFramePr>
@@ -4371,7 +4818,6 @@
     <w:p>
       <w:pPr>
         <w:spacing w:line="336" w:lineRule="auto" w:after="180"/>
-        <w:shd w:fill="F5F1FB"/>
       </w:pPr>
       <w:r>
         <w:rPr>
@@ -4390,6 +4836,62 @@
           <w:b w:val="0"/>
         </w:rPr>
         <w:t>.</w:t>
+      </w:r>
+    </w:p>
+    <w:p>
+      <w:pPr>
+        <w:pStyle w:val="Heading2"/>
+      </w:pPr>
+      <w:r>
+        <w:t>Earlier wording, alternatives and picture transcripts · reference / check after trying</w:t>
+      </w:r>
+    </w:p>
+    <w:p>
+      <w:pPr>
+        <w:pStyle w:val="Heading3"/>
+      </w:pPr>
+      <w:r>
+        <w:t>01. Reading structured data: the case</w:t>
+      </w:r>
+    </w:p>
+    <w:p>
+      <w:pPr>
+        <w:pStyle w:val="Heading3"/>
+      </w:pPr>
+      <w:r>
+        <w:t>02. Follow the deciding steps</w:t>
+      </w:r>
+    </w:p>
+    <w:p>
+      <w:pPr>
+        <w:pStyle w:val="Heading3"/>
+      </w:pPr>
+      <w:r>
+        <w:t>03. Included values and absent field</w:t>
+      </w:r>
+    </w:p>
+    <w:p>
+      <w:pPr>
+        <w:pStyle w:val="Heading3"/>
+      </w:pPr>
+      <w:r>
+        <w:t>04. Change one thing. Trace what follows.</w:t>
+      </w:r>
+    </w:p>
+    <w:p>
+      <w:pPr>
+        <w:pStyle w:val="Heading3"/>
+      </w:pPr>
+      <w:r>
+        <w:t>05. Connect the explanation to its limit</w:t>
+      </w:r>
+    </w:p>
+    <w:p>
+      <w:pPr>
+        <w:pStyle w:val="Heading3"/>
+      </w:pPr>
+      <w:r>
+        <w:t>06. Make the idea visible in your project</w:t>
       </w:r>
     </w:p>
     <w:sectPr>
